--- a/note/Docker.docx
+++ b/note/Docker.docx
@@ -46,13 +46,6 @@
           <w:rFonts w:ascii="Times New Roman" w:hAnsi="Times New Roman" w:cs="Times New Roman"/>
           <w:lang w:val="en-GB"/>
         </w:rPr>
-        <w:t>(dependencies+configurations)</w:t>
-      </w:r>
-      <w:r>
-        <w:rPr>
-          <w:rFonts w:ascii="Times New Roman" w:hAnsi="Times New Roman" w:cs="Times New Roman"/>
-          <w:lang w:val="en-GB"/>
-        </w:rPr>
         <w:t xml:space="preserve"> </w:t>
       </w:r>
       <w:r>
@@ -60,6 +53,36 @@
           <w:rFonts w:ascii="Times New Roman" w:hAnsi="Times New Roman" w:cs="Times New Roman"/>
           <w:lang w:val="en-GB"/>
         </w:rPr>
+        <w:t>(</w:t>
+      </w:r>
+      <w:proofErr w:type="spellStart"/>
+      <w:r>
+        <w:rPr>
+          <w:rFonts w:ascii="Times New Roman" w:hAnsi="Times New Roman" w:cs="Times New Roman"/>
+          <w:lang w:val="en-GB"/>
+        </w:rPr>
+        <w:t>dependencies+configurations</w:t>
+      </w:r>
+      <w:proofErr w:type="spellEnd"/>
+      <w:r>
+        <w:rPr>
+          <w:rFonts w:ascii="Times New Roman" w:hAnsi="Times New Roman" w:cs="Times New Roman"/>
+          <w:lang w:val="en-GB"/>
+        </w:rPr>
+        <w:t>)</w:t>
+      </w:r>
+      <w:r>
+        <w:rPr>
+          <w:rFonts w:ascii="Times New Roman" w:hAnsi="Times New Roman" w:cs="Times New Roman"/>
+          <w:lang w:val="en-GB"/>
+        </w:rPr>
+        <w:t xml:space="preserve"> </w:t>
+      </w:r>
+      <w:r>
+        <w:rPr>
+          <w:rFonts w:ascii="Times New Roman" w:hAnsi="Times New Roman" w:cs="Times New Roman"/>
+          <w:lang w:val="en-GB"/>
+        </w:rPr>
         <w:t>at one place called containers</w:t>
       </w:r>
       <w:r>
@@ -285,32 +308,276 @@
           <w:rFonts w:ascii="Times New Roman" w:hAnsi="Times New Roman" w:cs="Times New Roman"/>
           <w:lang w:val="en-GB"/>
         </w:rPr>
-        <w:t>In summary, Docker helps you package and isolate individual applications into containers, while Kubernetes acts as an orchestrator that manages and scales those containers, ensuring your applications run efficiently and consistently, just like a well-coordinated party with delicious dishes served at the right time.</w:t>
-      </w:r>
-    </w:p>
-    <w:p>
-      <w:pPr>
-        <w:rPr>
-          <w:rFonts w:ascii="Times New Roman" w:hAnsi="Times New Roman" w:cs="Times New Roman"/>
-          <w:b/>
-          <w:lang w:val="en-GB"/>
-        </w:rPr>
-      </w:pPr>
-      <w:r>
-        <w:rPr>
-          <w:rFonts w:ascii="Times New Roman" w:hAnsi="Times New Roman" w:cs="Times New Roman"/>
-          <w:b/>
-          <w:lang w:val="en-GB"/>
-        </w:rPr>
-        <w:t>Docker Image</w:t>
-      </w:r>
-      <w:r>
-        <w:rPr>
-          <w:rFonts w:ascii="Times New Roman" w:hAnsi="Times New Roman" w:cs="Times New Roman"/>
-          <w:b/>
-          <w:lang w:val="en-GB"/>
-        </w:rPr>
-        <w:t xml:space="preserve"> : - </w:t>
+        <w:t>In summary, Docker helps us to</w:t>
+      </w:r>
+      <w:r>
+        <w:rPr>
+          <w:rFonts w:ascii="Times New Roman" w:hAnsi="Times New Roman" w:cs="Times New Roman"/>
+          <w:lang w:val="en-GB"/>
+        </w:rPr>
+        <w:t xml:space="preserve"> package and isolate individual applications into containers, while Kubernetes acts as an orchestrator that manages and sca</w:t>
+      </w:r>
+      <w:r>
+        <w:rPr>
+          <w:rFonts w:ascii="Times New Roman" w:hAnsi="Times New Roman" w:cs="Times New Roman"/>
+          <w:lang w:val="en-GB"/>
+        </w:rPr>
+        <w:t xml:space="preserve">les those containers, ensuring </w:t>
+      </w:r>
+      <w:r>
+        <w:rPr>
+          <w:rFonts w:ascii="Times New Roman" w:hAnsi="Times New Roman" w:cs="Times New Roman"/>
+          <w:lang w:val="en-GB"/>
+        </w:rPr>
+        <w:t>our applications ru</w:t>
+      </w:r>
+      <w:r>
+        <w:rPr>
+          <w:rFonts w:ascii="Times New Roman" w:hAnsi="Times New Roman" w:cs="Times New Roman"/>
+          <w:lang w:val="en-GB"/>
+        </w:rPr>
+        <w:t>n efficiently and consistently,.</w:t>
+      </w:r>
+    </w:p>
+    <w:p>
+      <w:pPr>
+        <w:rPr>
+          <w:rFonts w:ascii="Times New Roman" w:hAnsi="Times New Roman" w:cs="Times New Roman"/>
+          <w:b/>
+          <w:lang w:val="en-GB"/>
+        </w:rPr>
+      </w:pPr>
+    </w:p>
+    <w:p>
+      <w:pPr>
+        <w:rPr>
+          <w:rFonts w:ascii="Times New Roman" w:hAnsi="Times New Roman" w:cs="Times New Roman"/>
+          <w:b/>
+          <w:lang w:val="en-GB"/>
+        </w:rPr>
+      </w:pPr>
+    </w:p>
+    <w:p>
+      <w:pPr>
+        <w:rPr>
+          <w:rFonts w:ascii="Times New Roman" w:hAnsi="Times New Roman" w:cs="Times New Roman"/>
+          <w:b/>
+          <w:lang w:val="en-GB"/>
+        </w:rPr>
+      </w:pPr>
+    </w:p>
+    <w:p>
+      <w:pPr>
+        <w:rPr>
+          <w:rFonts w:ascii="Times New Roman" w:hAnsi="Times New Roman" w:cs="Times New Roman"/>
+          <w:b/>
+          <w:lang w:val="en-GB"/>
+        </w:rPr>
+      </w:pPr>
+    </w:p>
+    <w:p>
+      <w:pPr>
+        <w:rPr>
+          <w:rFonts w:ascii="Times New Roman" w:hAnsi="Times New Roman" w:cs="Times New Roman"/>
+          <w:b/>
+          <w:lang w:val="en-GB"/>
+        </w:rPr>
+      </w:pPr>
+      <w:r>
+        <w:rPr>
+          <w:rFonts w:ascii="Times New Roman" w:hAnsi="Times New Roman" w:cs="Times New Roman"/>
+          <w:b/>
+          <w:lang w:val="en-GB"/>
+        </w:rPr>
+        <w:br w:type="page"/>
+      </w:r>
+    </w:p>
+    <w:p>
+      <w:pPr>
+        <w:rPr>
+          <w:rFonts w:ascii="Times New Roman" w:hAnsi="Times New Roman" w:cs="Times New Roman"/>
+          <w:b/>
+          <w:lang w:val="en-GB"/>
+        </w:rPr>
+      </w:pPr>
+      <w:r>
+        <w:rPr>
+          <w:rFonts w:ascii="Times New Roman" w:hAnsi="Times New Roman" w:cs="Times New Roman"/>
+          <w:b/>
+          <w:lang w:val="en-GB"/>
+        </w:rPr>
+        <w:lastRenderedPageBreak/>
+        <w:t>Some Important definitions</w:t>
+      </w:r>
+    </w:p>
+    <w:p>
+      <w:pPr>
+        <w:pStyle w:val="ListParagraph"/>
+        <w:numPr>
+          <w:ilvl w:val="0"/>
+          <w:numId w:val="6"/>
+        </w:numPr>
+        <w:rPr>
+          <w:rFonts w:ascii="Times New Roman" w:hAnsi="Times New Roman" w:cs="Times New Roman"/>
+          <w:lang w:val="en-GB"/>
+        </w:rPr>
+      </w:pPr>
+      <w:r>
+        <w:rPr>
+          <w:rFonts w:ascii="Times New Roman" w:hAnsi="Times New Roman" w:cs="Times New Roman"/>
+          <w:b/>
+          <w:lang w:val="en-GB"/>
+        </w:rPr>
+        <w:t xml:space="preserve">Docker </w:t>
+      </w:r>
+      <w:proofErr w:type="gramStart"/>
+      <w:r>
+        <w:rPr>
+          <w:rFonts w:ascii="Times New Roman" w:hAnsi="Times New Roman" w:cs="Times New Roman"/>
+          <w:b/>
+          <w:lang w:val="en-GB"/>
+        </w:rPr>
+        <w:t>File :-</w:t>
+      </w:r>
+      <w:proofErr w:type="gramEnd"/>
+      <w:r>
+        <w:rPr>
+          <w:rFonts w:ascii="Times New Roman" w:hAnsi="Times New Roman" w:cs="Times New Roman"/>
+          <w:b/>
+          <w:lang w:val="en-GB"/>
+        </w:rPr>
+        <w:t xml:space="preserve"> </w:t>
+      </w:r>
+      <w:r>
+        <w:rPr>
+          <w:rFonts w:ascii="Times New Roman" w:hAnsi="Times New Roman" w:cs="Times New Roman"/>
+          <w:lang w:val="en-GB"/>
+        </w:rPr>
+        <w:t>It is a simple text file that contains instructions on how to build a Docker image.</w:t>
+      </w:r>
+    </w:p>
+    <w:p>
+      <w:pPr>
+        <w:pStyle w:val="ListParagraph"/>
+        <w:numPr>
+          <w:ilvl w:val="0"/>
+          <w:numId w:val="6"/>
+        </w:numPr>
+        <w:rPr>
+          <w:rFonts w:ascii="Times New Roman" w:hAnsi="Times New Roman" w:cs="Times New Roman"/>
+          <w:lang w:val="en-GB"/>
+        </w:rPr>
+      </w:pPr>
+      <w:r>
+        <w:rPr>
+          <w:rFonts w:ascii="Times New Roman" w:hAnsi="Times New Roman" w:cs="Times New Roman"/>
+          <w:b/>
+          <w:lang w:val="en-GB"/>
+        </w:rPr>
+        <w:t xml:space="preserve">Docker </w:t>
+      </w:r>
+      <w:proofErr w:type="gramStart"/>
+      <w:r>
+        <w:rPr>
+          <w:rFonts w:ascii="Times New Roman" w:hAnsi="Times New Roman" w:cs="Times New Roman"/>
+          <w:b/>
+          <w:lang w:val="en-GB"/>
+        </w:rPr>
+        <w:t>Image</w:t>
+      </w:r>
+      <w:r>
+        <w:rPr>
+          <w:rFonts w:ascii="Times New Roman" w:hAnsi="Times New Roman" w:cs="Times New Roman"/>
+          <w:b/>
+          <w:lang w:val="en-GB"/>
+        </w:rPr>
+        <w:t xml:space="preserve"> :</w:t>
+      </w:r>
+      <w:proofErr w:type="gramEnd"/>
+      <w:r>
+        <w:rPr>
+          <w:rFonts w:ascii="Times New Roman" w:hAnsi="Times New Roman" w:cs="Times New Roman"/>
+          <w:b/>
+          <w:lang w:val="en-GB"/>
+        </w:rPr>
+        <w:t xml:space="preserve"> - </w:t>
+      </w:r>
+      <w:r>
+        <w:rPr>
+          <w:rFonts w:ascii="Times New Roman" w:hAnsi="Times New Roman" w:cs="Times New Roman"/>
+          <w:bCs/>
+          <w:lang w:val="en-GB"/>
+        </w:rPr>
+        <w:t>It is a</w:t>
+      </w:r>
+      <w:r>
+        <w:rPr>
+          <w:rFonts w:ascii="Times New Roman" w:hAnsi="Times New Roman" w:cs="Times New Roman"/>
+          <w:b/>
+          <w:lang w:val="en-GB"/>
+        </w:rPr>
+        <w:t xml:space="preserve"> </w:t>
+      </w:r>
+      <w:r>
+        <w:rPr>
+          <w:rFonts w:ascii="Times New Roman" w:hAnsi="Times New Roman" w:cs="Times New Roman"/>
+          <w:lang w:val="en-GB"/>
+        </w:rPr>
+        <w:t>read-only template that is used to create docker containers. It contains everything needed to run a software application like code, runtimes, libraries and dependencies.</w:t>
+      </w:r>
+      <w:r>
+        <w:rPr>
+          <w:rFonts w:ascii="Times New Roman" w:hAnsi="Times New Roman" w:cs="Times New Roman"/>
+          <w:lang w:val="en-GB"/>
+        </w:rPr>
+        <w:t xml:space="preserve"> Docker image are stored inside registries like Docker Hub.</w:t>
+      </w:r>
+    </w:p>
+    <w:p>
+      <w:pPr>
+        <w:pStyle w:val="ListParagraph"/>
+        <w:numPr>
+          <w:ilvl w:val="0"/>
+          <w:numId w:val="6"/>
+        </w:numPr>
+        <w:rPr>
+          <w:rFonts w:ascii="Times New Roman" w:hAnsi="Times New Roman" w:cs="Times New Roman"/>
+          <w:lang w:val="en-GB"/>
+        </w:rPr>
+      </w:pPr>
+      <w:r>
+        <w:rPr>
+          <w:rFonts w:ascii="Times New Roman" w:hAnsi="Times New Roman" w:cs="Times New Roman"/>
+          <w:b/>
+          <w:lang w:val="en-GB"/>
+        </w:rPr>
+        <w:t xml:space="preserve">Docker </w:t>
+      </w:r>
+      <w:proofErr w:type="gramStart"/>
+      <w:r>
+        <w:rPr>
+          <w:rFonts w:ascii="Times New Roman" w:hAnsi="Times New Roman" w:cs="Times New Roman"/>
+          <w:b/>
+          <w:lang w:val="en-GB"/>
+        </w:rPr>
+        <w:t>Container</w:t>
+      </w:r>
+      <w:r>
+        <w:rPr>
+          <w:rFonts w:ascii="Times New Roman" w:hAnsi="Times New Roman" w:cs="Times New Roman"/>
+          <w:b/>
+          <w:lang w:val="en-GB"/>
+        </w:rPr>
+        <w:t xml:space="preserve"> :-</w:t>
+      </w:r>
+      <w:proofErr w:type="gramEnd"/>
+      <w:r>
+        <w:rPr>
+          <w:rFonts w:ascii="Times New Roman" w:hAnsi="Times New Roman" w:cs="Times New Roman"/>
+          <w:b/>
+          <w:lang w:val="en-GB"/>
+        </w:rPr>
+        <w:t xml:space="preserve"> </w:t>
       </w:r>
       <w:r>
         <w:rPr>
@@ -324,46 +591,74 @@
           <w:rFonts w:ascii="Times New Roman" w:hAnsi="Times New Roman" w:cs="Times New Roman"/>
           <w:lang w:val="en-GB"/>
         </w:rPr>
-        <w:t>is a lightweight, standalone, and executable software package that includes everything needed to run an application, such as code, runtime, libraries, and dependencies.</w:t>
-      </w:r>
-    </w:p>
-    <w:p>
-      <w:pPr>
-        <w:rPr>
-          <w:rFonts w:ascii="Times New Roman" w:hAnsi="Times New Roman" w:cs="Times New Roman"/>
-          <w:b/>
-          <w:lang w:val="en-GB"/>
-        </w:rPr>
-      </w:pPr>
-      <w:r>
-        <w:rPr>
-          <w:rFonts w:ascii="Times New Roman" w:hAnsi="Times New Roman" w:cs="Times New Roman"/>
-          <w:b/>
-          <w:lang w:val="en-GB"/>
-        </w:rPr>
-        <w:t>Docker Container</w:t>
-      </w:r>
-      <w:r>
-        <w:rPr>
-          <w:rFonts w:ascii="Times New Roman" w:hAnsi="Times New Roman" w:cs="Times New Roman"/>
-          <w:b/>
-          <w:lang w:val="en-GB"/>
-        </w:rPr>
-        <w:t xml:space="preserve"> :- </w:t>
-      </w:r>
-      <w:r>
-        <w:rPr>
-          <w:rFonts w:ascii="Times New Roman" w:hAnsi="Times New Roman" w:cs="Times New Roman"/>
-          <w:lang w:val="en-GB"/>
-        </w:rPr>
-        <w:t xml:space="preserve">It </w:t>
-      </w:r>
-      <w:r>
-        <w:rPr>
-          <w:rFonts w:ascii="Times New Roman" w:hAnsi="Times New Roman" w:cs="Times New Roman"/>
-          <w:lang w:val="en-GB"/>
-        </w:rPr>
-        <w:t>is an instance of a Docker image. It runs the application in an isolated environment, ensuring that it has its own file system, networking, and process space</w:t>
+        <w:t xml:space="preserve">is the </w:t>
+      </w:r>
+      <w:proofErr w:type="spellStart"/>
+      <w:r>
+        <w:rPr>
+          <w:rFonts w:ascii="Times New Roman" w:hAnsi="Times New Roman" w:cs="Times New Roman"/>
+          <w:lang w:val="en-GB"/>
+        </w:rPr>
+        <w:t>runnable</w:t>
+      </w:r>
+      <w:proofErr w:type="spellEnd"/>
+      <w:r>
+        <w:rPr>
+          <w:rFonts w:ascii="Times New Roman" w:hAnsi="Times New Roman" w:cs="Times New Roman"/>
+          <w:lang w:val="en-GB"/>
+        </w:rPr>
+        <w:t xml:space="preserve"> instance of a Docker image. It runs the application in an isolated environment, ensuring that it has its own file system, networking, and process space.</w:t>
+      </w:r>
+      <w:r>
+        <w:rPr>
+          <w:rFonts w:ascii="Times New Roman" w:hAnsi="Times New Roman" w:cs="Times New Roman"/>
+          <w:lang w:val="en-GB"/>
+        </w:rPr>
+        <w:t xml:space="preserve"> A container is volatile, which means if we kill the container then all its data will be lost. If we want the container data to </w:t>
+      </w:r>
+      <w:proofErr w:type="gramStart"/>
+      <w:r>
+        <w:rPr>
+          <w:rFonts w:ascii="Times New Roman" w:hAnsi="Times New Roman" w:cs="Times New Roman"/>
+          <w:lang w:val="en-GB"/>
+        </w:rPr>
+        <w:t>persists</w:t>
+      </w:r>
+      <w:proofErr w:type="gramEnd"/>
+      <w:r>
+        <w:rPr>
+          <w:rFonts w:ascii="Times New Roman" w:hAnsi="Times New Roman" w:cs="Times New Roman"/>
+          <w:lang w:val="en-GB"/>
+        </w:rPr>
+        <w:t xml:space="preserve"> we can use docker storage concept</w:t>
+      </w:r>
+      <w:r>
+        <w:rPr>
+          <w:rFonts w:ascii="Times New Roman" w:hAnsi="Times New Roman" w:cs="Times New Roman"/>
+          <w:lang w:val="en-GB"/>
+        </w:rPr>
+        <w:t xml:space="preserve"> like </w:t>
+      </w:r>
+      <w:r>
+        <w:rPr>
+          <w:rFonts w:ascii="Times New Roman" w:hAnsi="Times New Roman" w:cs="Times New Roman"/>
+          <w:lang w:val="en-GB"/>
+        </w:rPr>
+        <w:t>“</w:t>
+      </w:r>
+      <w:r>
+        <w:rPr>
+          <w:rFonts w:ascii="Times New Roman" w:hAnsi="Times New Roman" w:cs="Times New Roman"/>
+          <w:lang w:val="en-GB"/>
+        </w:rPr>
+        <w:t>volumes</w:t>
+      </w:r>
+      <w:r>
+        <w:rPr>
+          <w:rFonts w:ascii="Times New Roman" w:hAnsi="Times New Roman" w:cs="Times New Roman"/>
+          <w:lang w:val="en-GB"/>
+        </w:rPr>
+        <w:t>”</w:t>
       </w:r>
       <w:r>
         <w:rPr>
@@ -375,61 +670,655 @@
     </w:p>
     <w:p>
       <w:pPr>
-        <w:rPr>
-          <w:rFonts w:ascii="Times New Roman" w:hAnsi="Times New Roman" w:cs="Times New Roman"/>
-          <w:lang w:val="en-GB"/>
-        </w:rPr>
-      </w:pPr>
-      <w:r>
-        <w:rPr>
-          <w:rFonts w:ascii="Times New Roman" w:hAnsi="Times New Roman" w:cs="Times New Roman"/>
-          <w:b/>
-          <w:lang w:val="en-GB"/>
-        </w:rPr>
-        <w:t>Docker File</w:t>
-      </w:r>
-      <w:r>
-        <w:rPr>
-          <w:rFonts w:ascii="Times New Roman" w:hAnsi="Times New Roman" w:cs="Times New Roman"/>
-          <w:b/>
-          <w:lang w:val="en-GB"/>
-        </w:rPr>
-        <w:t xml:space="preserve"> :- </w:t>
-      </w:r>
-      <w:r>
-        <w:rPr>
-          <w:rFonts w:ascii="Times New Roman" w:hAnsi="Times New Roman" w:cs="Times New Roman"/>
-          <w:lang w:val="en-GB"/>
-        </w:rPr>
-        <w:t xml:space="preserve">It </w:t>
-      </w:r>
-      <w:r>
-        <w:rPr>
-          <w:rFonts w:ascii="Times New Roman" w:hAnsi="Times New Roman" w:cs="Times New Roman"/>
-          <w:lang w:val="en-GB"/>
-        </w:rPr>
-        <w:t>is a simple text file that contains instructions on how to build a Docker image</w:t>
-      </w:r>
-      <w:r>
-        <w:rPr>
-          <w:rFonts w:ascii="Times New Roman" w:hAnsi="Times New Roman" w:cs="Times New Roman"/>
-          <w:lang w:val="en-GB"/>
-        </w:rPr>
-        <w:t>.</w:t>
-      </w:r>
-    </w:p>
-    <w:p>
-      <w:pPr>
-        <w:rPr>
-          <w:rFonts w:ascii="Times New Roman" w:hAnsi="Times New Roman" w:cs="Times New Roman"/>
-          <w:lang w:val="en-GB"/>
-        </w:rPr>
-      </w:pPr>
-      <w:r>
-        <w:rPr>
-          <w:rFonts w:ascii="Times New Roman" w:hAnsi="Times New Roman" w:cs="Times New Roman"/>
-          <w:lang w:val="en-GB"/>
-        </w:rPr>
+        <w:pStyle w:val="ListParagraph"/>
+        <w:numPr>
+          <w:ilvl w:val="0"/>
+          <w:numId w:val="6"/>
+        </w:numPr>
+        <w:rPr>
+          <w:rFonts w:ascii="Times New Roman" w:hAnsi="Times New Roman" w:cs="Times New Roman"/>
+          <w:lang w:val="en-GB"/>
+        </w:rPr>
+      </w:pPr>
+      <w:r>
+        <w:rPr>
+          <w:rFonts w:ascii="Times New Roman" w:hAnsi="Times New Roman" w:cs="Times New Roman"/>
+          <w:b/>
+          <w:lang w:val="en-GB"/>
+        </w:rPr>
+        <w:t xml:space="preserve">Docker </w:t>
+      </w:r>
+      <w:proofErr w:type="gramStart"/>
+      <w:r>
+        <w:rPr>
+          <w:rFonts w:ascii="Times New Roman" w:hAnsi="Times New Roman" w:cs="Times New Roman"/>
+          <w:b/>
+          <w:lang w:val="en-GB"/>
+        </w:rPr>
+        <w:t>Registry</w:t>
+      </w:r>
+      <w:r>
+        <w:rPr>
+          <w:rFonts w:ascii="Times New Roman" w:hAnsi="Times New Roman" w:cs="Times New Roman"/>
+          <w:lang w:val="en-GB"/>
+        </w:rPr>
+        <w:t xml:space="preserve"> :-</w:t>
+      </w:r>
+      <w:proofErr w:type="gramEnd"/>
+      <w:r>
+        <w:rPr>
+          <w:rFonts w:ascii="Times New Roman" w:hAnsi="Times New Roman" w:cs="Times New Roman"/>
+          <w:lang w:val="en-GB"/>
+        </w:rPr>
+        <w:t xml:space="preserve"> It is a storage and sharing platform for Docker images.</w:t>
+      </w:r>
+      <w:r>
+        <w:rPr>
+          <w:rFonts w:ascii="Times New Roman" w:hAnsi="Times New Roman" w:cs="Times New Roman"/>
+          <w:lang w:val="en-GB"/>
+        </w:rPr>
+        <w:t xml:space="preserve"> E.g. Docker hub.</w:t>
+      </w:r>
+    </w:p>
+    <w:p>
+      <w:pPr>
+        <w:pStyle w:val="ListParagraph"/>
+        <w:numPr>
+          <w:ilvl w:val="0"/>
+          <w:numId w:val="6"/>
+        </w:numPr>
+        <w:rPr>
+          <w:rFonts w:ascii="Times New Roman" w:hAnsi="Times New Roman" w:cs="Times New Roman"/>
+          <w:lang w:val="en-GB"/>
+        </w:rPr>
+      </w:pPr>
+      <w:r>
+        <w:rPr>
+          <w:rFonts w:ascii="Times New Roman" w:hAnsi="Times New Roman" w:cs="Times New Roman"/>
+          <w:b/>
+          <w:lang w:val="en-GB"/>
+        </w:rPr>
+        <w:t>Docker Compose</w:t>
+      </w:r>
+      <w:proofErr w:type="gramStart"/>
+      <w:r>
+        <w:rPr>
+          <w:rFonts w:ascii="Times New Roman" w:hAnsi="Times New Roman" w:cs="Times New Roman"/>
+          <w:lang w:val="en-GB"/>
+        </w:rPr>
+        <w:t>:</w:t>
+      </w:r>
+      <w:r>
+        <w:rPr>
+          <w:rFonts w:ascii="Times New Roman" w:hAnsi="Times New Roman" w:cs="Times New Roman"/>
+          <w:lang w:val="en-GB"/>
+        </w:rPr>
+        <w:t>-</w:t>
+      </w:r>
+      <w:proofErr w:type="gramEnd"/>
+      <w:r>
+        <w:rPr>
+          <w:rFonts w:ascii="Times New Roman" w:hAnsi="Times New Roman" w:cs="Times New Roman"/>
+          <w:lang w:val="en-GB"/>
+        </w:rPr>
+        <w:t xml:space="preserve"> It is a tool that is used to define and run multi-container Docker applications. Whenever we need to run multiple containers we need to use Docker Compose. For Example: when we want to run a frontend application in one container and backend application in another container, then we can use docker compose for that. Docker Compose is a YAML file which specifies services, networks and volumes for an application.</w:t>
+      </w:r>
+    </w:p>
+    <w:p>
+      <w:pPr>
+        <w:pStyle w:val="ListParagraph"/>
+        <w:numPr>
+          <w:ilvl w:val="0"/>
+          <w:numId w:val="6"/>
+        </w:numPr>
+        <w:rPr>
+          <w:rFonts w:ascii="Times New Roman" w:hAnsi="Times New Roman" w:cs="Times New Roman"/>
+          <w:lang w:val="en-GB"/>
+        </w:rPr>
+      </w:pPr>
+      <w:r>
+        <w:rPr>
+          <w:rFonts w:ascii="Times New Roman" w:hAnsi="Times New Roman" w:cs="Times New Roman"/>
+          <w:b/>
+          <w:lang w:val="en-GB"/>
+        </w:rPr>
+        <w:t>Docker Swarm</w:t>
+      </w:r>
+      <w:r>
+        <w:rPr>
+          <w:rFonts w:ascii="Times New Roman" w:hAnsi="Times New Roman" w:cs="Times New Roman"/>
+          <w:lang w:val="en-GB"/>
+        </w:rPr>
+        <w:t>:</w:t>
+      </w:r>
+      <w:r>
+        <w:rPr>
+          <w:rFonts w:ascii="Times New Roman" w:hAnsi="Times New Roman" w:cs="Times New Roman"/>
+          <w:lang w:val="en-GB"/>
+        </w:rPr>
+        <w:t xml:space="preserve"> We use docker swarm when we want to create a cluster (Cluster is a group of machines that runs together as one system</w:t>
+      </w:r>
+      <w:r>
+        <w:rPr>
+          <w:rFonts w:ascii="Times New Roman" w:hAnsi="Times New Roman" w:cs="Times New Roman"/>
+          <w:lang w:val="en-GB"/>
+        </w:rPr>
+        <w:t>. A single machine is often called as nodes</w:t>
+      </w:r>
+      <w:r>
+        <w:rPr>
+          <w:rFonts w:ascii="Times New Roman" w:hAnsi="Times New Roman" w:cs="Times New Roman"/>
+          <w:lang w:val="en-GB"/>
+        </w:rPr>
+        <w:t xml:space="preserve">). It is a container orchestration </w:t>
+      </w:r>
+      <w:r>
+        <w:rPr>
+          <w:rFonts w:ascii="Times New Roman" w:hAnsi="Times New Roman" w:cs="Times New Roman"/>
+          <w:lang w:val="en-GB"/>
+        </w:rPr>
+        <w:t>tool, which</w:t>
+      </w:r>
+      <w:r>
+        <w:rPr>
+          <w:rFonts w:ascii="Times New Roman" w:hAnsi="Times New Roman" w:cs="Times New Roman"/>
+          <w:lang w:val="en-GB"/>
+        </w:rPr>
+        <w:t xml:space="preserve"> is provided by docker engine. (</w:t>
+      </w:r>
+      <w:r>
+        <w:rPr>
+          <w:rFonts w:ascii="Times New Roman" w:hAnsi="Times New Roman" w:cs="Times New Roman"/>
+          <w:lang w:val="en-GB"/>
+        </w:rPr>
+        <w:t>Similar</w:t>
+      </w:r>
+      <w:r>
+        <w:rPr>
+          <w:rFonts w:ascii="Times New Roman" w:hAnsi="Times New Roman" w:cs="Times New Roman"/>
+          <w:lang w:val="en-GB"/>
+        </w:rPr>
+        <w:t xml:space="preserve"> to kubernetes.)</w:t>
+      </w:r>
+    </w:p>
+    <w:p>
+      <w:pPr>
+        <w:pStyle w:val="ListParagraph"/>
+        <w:numPr>
+          <w:ilvl w:val="0"/>
+          <w:numId w:val="6"/>
+        </w:numPr>
+        <w:rPr>
+          <w:rFonts w:ascii="Times New Roman" w:hAnsi="Times New Roman" w:cs="Times New Roman"/>
+          <w:lang w:val="en-GB"/>
+        </w:rPr>
+      </w:pPr>
+      <w:r>
+        <w:rPr>
+          <w:rFonts w:ascii="Times New Roman" w:hAnsi="Times New Roman" w:cs="Times New Roman"/>
+          <w:b/>
+          <w:lang w:val="en-GB"/>
+        </w:rPr>
+        <w:t>Docker Label</w:t>
+      </w:r>
+      <w:r>
+        <w:rPr>
+          <w:rFonts w:ascii="Times New Roman" w:hAnsi="Times New Roman" w:cs="Times New Roman"/>
+          <w:lang w:val="en-GB"/>
+        </w:rPr>
+        <w:t>:</w:t>
+      </w:r>
+      <w:r>
+        <w:rPr>
+          <w:rFonts w:ascii="Times New Roman" w:hAnsi="Times New Roman" w:cs="Times New Roman"/>
+          <w:lang w:val="en-GB"/>
+        </w:rPr>
+        <w:t xml:space="preserve"> </w:t>
+      </w:r>
+      <w:r>
+        <w:rPr>
+          <w:rFonts w:ascii="Times New Roman" w:hAnsi="Times New Roman" w:cs="Times New Roman"/>
+          <w:lang w:val="en-GB"/>
+        </w:rPr>
+        <w:t>Docker labels are key-value pairs used to attach metadata to Docker objects</w:t>
+      </w:r>
+      <w:r>
+        <w:rPr>
+          <w:rFonts w:ascii="Times New Roman" w:hAnsi="Times New Roman" w:cs="Times New Roman"/>
+          <w:lang w:val="en-GB"/>
+        </w:rPr>
+        <w:t xml:space="preserve"> (container, images, networks, volumes and services)</w:t>
+      </w:r>
+      <w:r>
+        <w:rPr>
+          <w:rFonts w:ascii="Times New Roman" w:hAnsi="Times New Roman" w:cs="Times New Roman"/>
+          <w:lang w:val="en-GB"/>
+        </w:rPr>
+        <w:t xml:space="preserve"> for identification, </w:t>
+      </w:r>
+      <w:r>
+        <w:rPr>
+          <w:rFonts w:ascii="Times New Roman" w:hAnsi="Times New Roman" w:cs="Times New Roman"/>
+          <w:lang w:val="en-GB"/>
+        </w:rPr>
+        <w:t>filtering</w:t>
+      </w:r>
+      <w:r>
+        <w:rPr>
+          <w:rFonts w:ascii="Times New Roman" w:hAnsi="Times New Roman" w:cs="Times New Roman"/>
+          <w:lang w:val="en-GB"/>
+        </w:rPr>
+        <w:t>,</w:t>
+      </w:r>
+      <w:r>
+        <w:rPr>
+          <w:rFonts w:ascii="Times New Roman" w:hAnsi="Times New Roman" w:cs="Times New Roman"/>
+          <w:lang w:val="en-GB"/>
+        </w:rPr>
+        <w:t xml:space="preserve"> querying</w:t>
+      </w:r>
+      <w:r>
+        <w:rPr>
+          <w:rFonts w:ascii="Times New Roman" w:hAnsi="Times New Roman" w:cs="Times New Roman"/>
+          <w:lang w:val="en-GB"/>
+        </w:rPr>
+        <w:t xml:space="preserve"> and automation.</w:t>
+      </w:r>
+    </w:p>
+    <w:p>
+      <w:pPr>
+        <w:rPr>
+          <w:rFonts w:ascii="Times New Roman" w:hAnsi="Times New Roman" w:cs="Times New Roman"/>
+          <w:i/>
+          <w:iCs/>
+          <w:lang w:val="en-GB"/>
+        </w:rPr>
+      </w:pPr>
+      <w:r>
+        <w:rPr>
+          <w:rFonts w:ascii="Times New Roman" w:hAnsi="Times New Roman" w:cs="Times New Roman"/>
+          <w:i/>
+          <w:iCs/>
+          <w:lang w:val="en-GB"/>
+        </w:rPr>
+        <w:t>What is the difference between Docker Swarm and Kubernetes?</w:t>
+      </w:r>
+    </w:p>
+    <w:p>
+      <w:pPr>
+        <w:rPr>
+          <w:rFonts w:ascii="Times New Roman" w:hAnsi="Times New Roman" w:cs="Times New Roman"/>
+          <w:i/>
+          <w:iCs/>
+          <w:lang w:val="en-GB"/>
+        </w:rPr>
+      </w:pPr>
+      <w:r>
+        <w:rPr>
+          <w:rFonts w:ascii="Times New Roman" w:hAnsi="Times New Roman" w:cs="Times New Roman"/>
+          <w:i/>
+          <w:iCs/>
+          <w:lang w:val="en-GB"/>
+        </w:rPr>
+        <w:t>Docker Swarm is a very simple and basic orchestration tool, where as Kubernetes is a feature-rich and enterprise level orchestration tool.</w:t>
+      </w:r>
+    </w:p>
+    <w:p>
+      <w:pPr>
+        <w:pStyle w:val="ListParagraph"/>
+        <w:numPr>
+          <w:ilvl w:val="0"/>
+          <w:numId w:val="7"/>
+        </w:numPr>
+        <w:rPr>
+          <w:rFonts w:ascii="Times New Roman" w:hAnsi="Times New Roman" w:cs="Times New Roman"/>
+          <w:b/>
+          <w:bCs/>
+          <w:lang w:val="en-GB"/>
+        </w:rPr>
+      </w:pPr>
+      <w:r>
+        <w:rPr>
+          <w:rFonts w:ascii="Times New Roman" w:hAnsi="Times New Roman" w:cs="Times New Roman"/>
+          <w:b/>
+          <w:bCs/>
+          <w:lang w:val="en-GB"/>
+        </w:rPr>
+        <w:t>Docker Volumes:</w:t>
+      </w:r>
+      <w:r>
+        <w:rPr>
+          <w:rFonts w:ascii="Times New Roman" w:hAnsi="Times New Roman" w:cs="Times New Roman"/>
+          <w:b/>
+          <w:bCs/>
+          <w:lang w:val="en-GB"/>
+        </w:rPr>
+        <w:t xml:space="preserve"> </w:t>
+      </w:r>
+      <w:r>
+        <w:rPr>
+          <w:rFonts w:ascii="Times New Roman" w:hAnsi="Times New Roman" w:cs="Times New Roman"/>
+          <w:lang w:val="en-GB"/>
+        </w:rPr>
+        <w:t>It is used to share data between docker containers</w:t>
+      </w:r>
+      <w:r>
+        <w:rPr>
+          <w:rFonts w:ascii="Times New Roman" w:hAnsi="Times New Roman" w:cs="Times New Roman"/>
+          <w:lang w:val="en-GB"/>
+        </w:rPr>
+        <w:t>. In docker volumes data persists even if container stops or removed. Docker Volumes are managed by docker itself.</w:t>
+      </w:r>
+    </w:p>
+    <w:p>
+      <w:pPr>
+        <w:pStyle w:val="ListParagraph"/>
+        <w:numPr>
+          <w:ilvl w:val="0"/>
+          <w:numId w:val="7"/>
+        </w:numPr>
+        <w:rPr>
+          <w:rFonts w:ascii="Times New Roman" w:hAnsi="Times New Roman" w:cs="Times New Roman"/>
+          <w:b/>
+          <w:bCs/>
+          <w:lang w:val="en-GB"/>
+        </w:rPr>
+      </w:pPr>
+      <w:r>
+        <w:rPr>
+          <w:rFonts w:ascii="Times New Roman" w:hAnsi="Times New Roman" w:cs="Times New Roman"/>
+          <w:b/>
+          <w:bCs/>
+          <w:lang w:val="en-GB"/>
+        </w:rPr>
+        <w:t>Bind Mounts</w:t>
+      </w:r>
+      <w:r>
+        <w:rPr>
+          <w:rFonts w:ascii="Times New Roman" w:hAnsi="Times New Roman" w:cs="Times New Roman"/>
+          <w:b/>
+          <w:bCs/>
+          <w:lang w:val="en-GB"/>
+        </w:rPr>
+        <w:t xml:space="preserve">: </w:t>
+      </w:r>
+      <w:r>
+        <w:rPr>
+          <w:rFonts w:ascii="Times New Roman" w:hAnsi="Times New Roman" w:cs="Times New Roman"/>
+          <w:lang w:val="en-GB"/>
+        </w:rPr>
+        <w:t>It is used to share data between docker containers</w:t>
+      </w:r>
+      <w:r>
+        <w:rPr>
+          <w:rFonts w:ascii="Times New Roman" w:hAnsi="Times New Roman" w:cs="Times New Roman"/>
+          <w:lang w:val="en-GB"/>
+        </w:rPr>
+        <w:t>. In Bind Mounts directory on host machine is linked to directory in container machine, allowing direct access to host files.</w:t>
+      </w:r>
+    </w:p>
+    <w:p>
+      <w:pPr>
+        <w:pStyle w:val="ListParagraph"/>
+        <w:numPr>
+          <w:ilvl w:val="0"/>
+          <w:numId w:val="7"/>
+        </w:numPr>
+        <w:rPr>
+          <w:rFonts w:ascii="Times New Roman" w:hAnsi="Times New Roman" w:cs="Times New Roman"/>
+          <w:b/>
+          <w:bCs/>
+          <w:lang w:val="en-GB"/>
+        </w:rPr>
+      </w:pPr>
+      <w:r>
+        <w:rPr>
+          <w:rFonts w:ascii="Times New Roman" w:hAnsi="Times New Roman" w:cs="Times New Roman"/>
+          <w:b/>
+          <w:bCs/>
+          <w:lang w:val="en-GB"/>
+        </w:rPr>
+        <w:t xml:space="preserve">Docker Network: </w:t>
+      </w:r>
+      <w:r>
+        <w:rPr>
+          <w:rFonts w:ascii="Times New Roman" w:hAnsi="Times New Roman" w:cs="Times New Roman"/>
+          <w:lang w:val="en-GB"/>
+        </w:rPr>
+        <w:t>Docker Network allows the container to communicate with each other and also with external network. Docker network provides with various networks like Bridge network, Host Network, Overlay network, etc.</w:t>
+      </w:r>
+    </w:p>
+    <w:p>
+      <w:pPr>
+        <w:rPr>
+          <w:rFonts w:ascii="Times New Roman" w:hAnsi="Times New Roman" w:cs="Times New Roman"/>
+          <w:i/>
+          <w:iCs/>
+          <w:lang w:val="en-GB"/>
+        </w:rPr>
+      </w:pPr>
+      <w:r>
+        <w:rPr>
+          <w:rFonts w:ascii="Times New Roman" w:hAnsi="Times New Roman" w:cs="Times New Roman"/>
+          <w:b/>
+          <w:bCs/>
+          <w:i/>
+          <w:iCs/>
+          <w:lang w:val="en-GB"/>
+        </w:rPr>
+        <w:t xml:space="preserve">Note: </w:t>
+      </w:r>
+      <w:r>
+        <w:rPr>
+          <w:rFonts w:ascii="Times New Roman" w:hAnsi="Times New Roman" w:cs="Times New Roman"/>
+          <w:i/>
+          <w:iCs/>
+          <w:lang w:val="en-GB"/>
+        </w:rPr>
+        <w:t>Docker Compose automatically creates and manages a Docker network so that containers defined in the compose file can communicate with each other using service names.</w:t>
+      </w:r>
+    </w:p>
+    <w:p>
+      <w:pPr>
+        <w:pStyle w:val="ListParagraph"/>
+        <w:numPr>
+          <w:ilvl w:val="0"/>
+          <w:numId w:val="8"/>
+        </w:numPr>
+        <w:rPr>
+          <w:rFonts w:ascii="Times New Roman" w:hAnsi="Times New Roman" w:cs="Times New Roman"/>
+          <w:b/>
+          <w:bCs/>
+          <w:lang w:val="en-GB"/>
+        </w:rPr>
+      </w:pPr>
+      <w:r>
+        <w:rPr>
+          <w:rFonts w:ascii="Times New Roman" w:hAnsi="Times New Roman" w:cs="Times New Roman"/>
+          <w:b/>
+          <w:bCs/>
+          <w:lang w:val="en-GB"/>
+        </w:rPr>
+        <w:t>Docker Security</w:t>
+      </w:r>
+      <w:r>
+        <w:rPr>
+          <w:rFonts w:ascii="Times New Roman" w:hAnsi="Times New Roman" w:cs="Times New Roman"/>
+          <w:b/>
+          <w:bCs/>
+          <w:lang w:val="en-GB"/>
+        </w:rPr>
+        <w:t xml:space="preserve">: </w:t>
+      </w:r>
+      <w:r>
+        <w:rPr>
+          <w:rFonts w:ascii="Times New Roman" w:hAnsi="Times New Roman" w:cs="Times New Roman"/>
+          <w:lang w:val="en-GB"/>
+        </w:rPr>
+        <w:t>Docker provides built-in security features</w:t>
+      </w:r>
+      <w:r>
+        <w:rPr>
+          <w:rFonts w:ascii="Times New Roman" w:hAnsi="Times New Roman" w:cs="Times New Roman"/>
+          <w:lang w:val="en-GB"/>
+        </w:rPr>
+        <w:t xml:space="preserve">. Some features that are used are: Container Isolation, Control Groups </w:t>
+      </w:r>
+      <w:proofErr w:type="spellStart"/>
+      <w:r>
+        <w:rPr>
+          <w:rFonts w:ascii="Times New Roman" w:hAnsi="Times New Roman" w:cs="Times New Roman"/>
+          <w:lang w:val="en-GB"/>
+        </w:rPr>
+        <w:t>a.k.a</w:t>
+      </w:r>
+      <w:proofErr w:type="spellEnd"/>
+      <w:r>
+        <w:rPr>
+          <w:rFonts w:ascii="Times New Roman" w:hAnsi="Times New Roman" w:cs="Times New Roman"/>
+          <w:lang w:val="en-GB"/>
+        </w:rPr>
+        <w:t xml:space="preserve"> </w:t>
+      </w:r>
+      <w:proofErr w:type="spellStart"/>
+      <w:r>
+        <w:rPr>
+          <w:rFonts w:ascii="Times New Roman" w:hAnsi="Times New Roman" w:cs="Times New Roman"/>
+          <w:lang w:val="en-GB"/>
+        </w:rPr>
+        <w:t>cGroups</w:t>
+      </w:r>
+      <w:proofErr w:type="spellEnd"/>
+      <w:r>
+        <w:rPr>
+          <w:rFonts w:ascii="Times New Roman" w:hAnsi="Times New Roman" w:cs="Times New Roman"/>
+          <w:lang w:val="en-GB"/>
+        </w:rPr>
+        <w:t xml:space="preserve">, Image scanning for any vulnerability, Access Control using Docker container trust and also runtime security options using </w:t>
+      </w:r>
+      <w:proofErr w:type="spellStart"/>
+      <w:r>
+        <w:rPr>
+          <w:rFonts w:ascii="Times New Roman" w:hAnsi="Times New Roman" w:cs="Times New Roman"/>
+          <w:lang w:val="en-GB"/>
+        </w:rPr>
+        <w:t>cLinux</w:t>
+      </w:r>
+      <w:proofErr w:type="spellEnd"/>
+      <w:r>
+        <w:rPr>
+          <w:rFonts w:ascii="Times New Roman" w:hAnsi="Times New Roman" w:cs="Times New Roman"/>
+          <w:lang w:val="en-GB"/>
+        </w:rPr>
+        <w:t xml:space="preserve"> or app armour.</w:t>
+      </w:r>
+    </w:p>
+    <w:p>
+      <w:pPr>
+        <w:pStyle w:val="ListParagraph"/>
+        <w:numPr>
+          <w:ilvl w:val="0"/>
+          <w:numId w:val="8"/>
+        </w:numPr>
+        <w:rPr>
+          <w:rFonts w:ascii="Times New Roman" w:hAnsi="Times New Roman" w:cs="Times New Roman"/>
+          <w:b/>
+          <w:bCs/>
+          <w:lang w:val="en-GB"/>
+        </w:rPr>
+      </w:pPr>
+      <w:r>
+        <w:rPr>
+          <w:rFonts w:ascii="Times New Roman" w:hAnsi="Times New Roman" w:cs="Times New Roman"/>
+          <w:b/>
+          <w:bCs/>
+          <w:lang w:val="en-GB"/>
+        </w:rPr>
+        <w:t>Docker Secrets:</w:t>
+      </w:r>
+      <w:r>
+        <w:rPr>
+          <w:rFonts w:ascii="Times New Roman" w:hAnsi="Times New Roman" w:cs="Times New Roman"/>
+          <w:lang w:val="en-GB"/>
+        </w:rPr>
+        <w:t xml:space="preserve"> </w:t>
+      </w:r>
+      <w:r>
+        <w:rPr>
+          <w:rFonts w:ascii="Times New Roman" w:hAnsi="Times New Roman" w:cs="Times New Roman"/>
+          <w:lang w:val="en-GB"/>
+        </w:rPr>
+        <w:t>Used</w:t>
+      </w:r>
+      <w:r>
+        <w:rPr>
+          <w:rFonts w:ascii="Times New Roman" w:hAnsi="Times New Roman" w:cs="Times New Roman"/>
+          <w:b/>
+          <w:bCs/>
+          <w:lang w:val="en-GB"/>
+        </w:rPr>
+        <w:t xml:space="preserve"> </w:t>
+      </w:r>
+      <w:r>
+        <w:rPr>
+          <w:rFonts w:ascii="Times New Roman" w:hAnsi="Times New Roman" w:cs="Times New Roman"/>
+          <w:lang w:val="en-GB"/>
+        </w:rPr>
+        <w:t xml:space="preserve">to hold secrets, but only can be used with Docker Swarm. Better Alternatives are using Kubernetes Secrets and Dedicated Secret Manager </w:t>
+      </w:r>
+      <w:proofErr w:type="gramStart"/>
+      <w:r>
+        <w:rPr>
+          <w:rFonts w:ascii="Times New Roman" w:hAnsi="Times New Roman" w:cs="Times New Roman"/>
+          <w:lang w:val="en-GB"/>
+        </w:rPr>
+        <w:t>Like</w:t>
+      </w:r>
+      <w:proofErr w:type="gramEnd"/>
+      <w:r>
+        <w:rPr>
+          <w:rFonts w:ascii="Times New Roman" w:hAnsi="Times New Roman" w:cs="Times New Roman"/>
+          <w:lang w:val="en-GB"/>
+        </w:rPr>
+        <w:t xml:space="preserve"> </w:t>
+      </w:r>
+      <w:proofErr w:type="spellStart"/>
+      <w:r>
+        <w:rPr>
+          <w:rFonts w:ascii="Times New Roman" w:hAnsi="Times New Roman" w:cs="Times New Roman"/>
+          <w:lang w:val="en-GB"/>
+        </w:rPr>
+        <w:t>HashiCorp</w:t>
+      </w:r>
+      <w:proofErr w:type="spellEnd"/>
+      <w:r>
+        <w:rPr>
+          <w:rFonts w:ascii="Times New Roman" w:hAnsi="Times New Roman" w:cs="Times New Roman"/>
+          <w:lang w:val="en-GB"/>
+        </w:rPr>
+        <w:t xml:space="preserve"> Vault.</w:t>
+      </w:r>
+      <w:r>
+        <w:rPr>
+          <w:rFonts w:ascii="Times New Roman" w:hAnsi="Times New Roman" w:cs="Times New Roman"/>
+          <w:lang w:val="en-GB"/>
+        </w:rPr>
+        <w:t xml:space="preserve"> </w:t>
+      </w:r>
+    </w:p>
+    <w:p>
+      <w:pPr>
+        <w:rPr>
+          <w:rFonts w:ascii="Times New Roman" w:hAnsi="Times New Roman" w:cs="Times New Roman"/>
+          <w:lang w:val="en-GB"/>
+        </w:rPr>
+      </w:pPr>
+      <w:r>
+        <w:rPr>
+          <w:rFonts w:ascii="Times New Roman" w:hAnsi="Times New Roman" w:cs="Times New Roman"/>
+          <w:lang w:val="en-GB"/>
+        </w:rPr>
+        <w:lastRenderedPageBreak/>
         <w:t>Note: When we build a docker file, it gives us docker image. When we run the images, we get docker container</w:t>
       </w:r>
     </w:p>
@@ -445,69 +1334,91 @@
           <w:rFonts w:ascii="Times New Roman" w:hAnsi="Times New Roman" w:cs="Times New Roman"/>
           <w:lang w:val="en-GB"/>
         </w:rPr>
+        <w:t>How Docker Image and Docker Container are related?</w:t>
+      </w:r>
+    </w:p>
+    <w:p>
+      <w:pPr>
+        <w:rPr>
+          <w:rFonts w:ascii="Times New Roman" w:hAnsi="Times New Roman" w:cs="Times New Roman"/>
+          <w:lang w:val="en-GB"/>
+        </w:rPr>
+      </w:pPr>
+      <w:r>
+        <w:rPr>
+          <w:rFonts w:ascii="Times New Roman" w:hAnsi="Times New Roman" w:cs="Times New Roman"/>
+          <w:lang w:val="en-GB"/>
+        </w:rPr>
+        <w:t>The relationship between Docker images and containers can be likened to the relationship between classes and objects in object-oriented programming. A Docker image is like a class, defining the structure and behaviour, while a Docker container is like an object, representing a specific instance of that image, running in isolation.</w:t>
+      </w:r>
+    </w:p>
+    <w:p>
+      <w:pPr>
+        <w:rPr>
+          <w:rFonts w:ascii="Times New Roman" w:hAnsi="Times New Roman" w:cs="Times New Roman"/>
+          <w:b/>
+          <w:lang w:val="en-GB"/>
+        </w:rPr>
+      </w:pPr>
+      <w:r>
+        <w:rPr>
+          <w:rFonts w:ascii="Times New Roman" w:hAnsi="Times New Roman" w:cs="Times New Roman"/>
+          <w:b/>
+          <w:lang w:val="en-GB"/>
+        </w:rPr>
+        <w:t>How can we monitor Docker Containers in production environment?</w:t>
+      </w:r>
+    </w:p>
+    <w:p>
+      <w:pPr>
+        <w:rPr>
+          <w:rFonts w:ascii="Times New Roman" w:hAnsi="Times New Roman" w:cs="Times New Roman"/>
+          <w:b/>
+          <w:lang w:val="en-GB"/>
+        </w:rPr>
+      </w:pPr>
+      <w:r>
+        <w:rPr>
+          <w:rFonts w:ascii="Times New Roman" w:hAnsi="Times New Roman" w:cs="Times New Roman"/>
+          <w:bCs/>
+          <w:lang w:val="en-GB"/>
+        </w:rPr>
+        <w:t xml:space="preserve">We can take the help of tools like Prometheus and </w:t>
+      </w:r>
+      <w:proofErr w:type="spellStart"/>
+      <w:r>
+        <w:rPr>
+          <w:rFonts w:ascii="Times New Roman" w:hAnsi="Times New Roman" w:cs="Times New Roman"/>
+          <w:bCs/>
+          <w:lang w:val="en-GB"/>
+        </w:rPr>
+        <w:t>Grafana</w:t>
+      </w:r>
+      <w:proofErr w:type="spellEnd"/>
+      <w:r>
+        <w:rPr>
+          <w:rFonts w:ascii="Times New Roman" w:hAnsi="Times New Roman" w:cs="Times New Roman"/>
+          <w:b/>
+          <w:lang w:val="en-GB"/>
+        </w:rPr>
+        <w:br w:type="page"/>
+      </w:r>
+    </w:p>
+    <w:p>
+      <w:pPr>
+        <w:rPr>
+          <w:rFonts w:ascii="Times New Roman" w:hAnsi="Times New Roman" w:cs="Times New Roman"/>
+          <w:b/>
+          <w:lang w:val="en-GB"/>
+        </w:rPr>
+      </w:pPr>
+      <w:r>
+        <w:rPr>
+          <w:rFonts w:ascii="Times New Roman" w:hAnsi="Times New Roman" w:cs="Times New Roman"/>
+          <w:b/>
+          <w:lang w:val="en-GB"/>
+        </w:rPr>
         <w:lastRenderedPageBreak/>
-        <w:t>How Docker Image and Docker Container are related?</w:t>
-      </w:r>
-    </w:p>
-    <w:p>
-      <w:pPr>
-        <w:rPr>
-          <w:rFonts w:ascii="Times New Roman" w:hAnsi="Times New Roman" w:cs="Times New Roman"/>
-          <w:lang w:val="en-GB"/>
-        </w:rPr>
-      </w:pPr>
-      <w:r>
-        <w:rPr>
-          <w:rFonts w:ascii="Times New Roman" w:hAnsi="Times New Roman" w:cs="Times New Roman"/>
-          <w:lang w:val="en-GB"/>
-        </w:rPr>
-        <w:t>The relationship between Docker images and containers can be likened to the relationship between classes and objects in object-oriented programming. A Docker image is like a class, defining the structure and behaviour, while a Docker container is like an object, representing a specific instance of that image, running in isolation.</w:t>
-      </w:r>
-    </w:p>
-    <w:p>
-      <w:pPr>
-        <w:rPr>
-          <w:rFonts w:ascii="Times New Roman" w:hAnsi="Times New Roman" w:cs="Times New Roman"/>
-          <w:lang w:val="en-GB"/>
-        </w:rPr>
-      </w:pPr>
-      <w:r>
-        <w:rPr>
-          <w:rFonts w:ascii="Times New Roman" w:hAnsi="Times New Roman" w:cs="Times New Roman"/>
-          <w:b/>
-          <w:lang w:val="en-GB"/>
-        </w:rPr>
-        <w:t>Docker Registry</w:t>
-      </w:r>
-      <w:r>
-        <w:rPr>
-          <w:rFonts w:ascii="Times New Roman" w:hAnsi="Times New Roman" w:cs="Times New Roman"/>
-          <w:lang w:val="en-GB"/>
-        </w:rPr>
-        <w:t xml:space="preserve"> :- It </w:t>
-      </w:r>
-      <w:r>
-        <w:rPr>
-          <w:rFonts w:ascii="Times New Roman" w:hAnsi="Times New Roman" w:cs="Times New Roman"/>
-          <w:lang w:val="en-GB"/>
-        </w:rPr>
-        <w:t>is a storage and sharing platform for Docker images.</w:t>
-      </w:r>
-    </w:p>
-    <w:p>
-      <w:pPr>
-        <w:rPr>
-          <w:rFonts w:ascii="Times New Roman" w:hAnsi="Times New Roman" w:cs="Times New Roman"/>
-          <w:b/>
-          <w:lang w:val="en-GB"/>
-        </w:rPr>
-      </w:pPr>
-      <w:r>
-        <w:rPr>
-          <w:rFonts w:ascii="Times New Roman" w:hAnsi="Times New Roman" w:cs="Times New Roman"/>
-          <w:b/>
-          <w:lang w:val="en-GB"/>
-        </w:rPr>
         <w:t>How does Docker work?</w:t>
       </w:r>
     </w:p>
@@ -543,7 +1454,39 @@
           <w:rFonts w:ascii="Times New Roman" w:hAnsi="Times New Roman" w:cs="Times New Roman"/>
           <w:lang w:val="en-GB"/>
         </w:rPr>
-        <w:t>Developers create a Dockerfile, defining the setup and dependencies required for their application. Then they use the Docker CLI (Command Line Interface) to build the Docker image from the Dockerfile.</w:t>
+        <w:t xml:space="preserve">Developers create a </w:t>
+      </w:r>
+      <w:proofErr w:type="spellStart"/>
+      <w:r>
+        <w:rPr>
+          <w:rFonts w:ascii="Times New Roman" w:hAnsi="Times New Roman" w:cs="Times New Roman"/>
+          <w:lang w:val="en-GB"/>
+        </w:rPr>
+        <w:t>Dockerfile</w:t>
+      </w:r>
+      <w:proofErr w:type="spellEnd"/>
+      <w:r>
+        <w:rPr>
+          <w:rFonts w:ascii="Times New Roman" w:hAnsi="Times New Roman" w:cs="Times New Roman"/>
+          <w:lang w:val="en-GB"/>
+        </w:rPr>
+        <w:t xml:space="preserve">, defining the setup and dependencies required for their application. Then they use the Docker CLI (Command Line Interface) to build the Docker image from the </w:t>
+      </w:r>
+      <w:proofErr w:type="spellStart"/>
+      <w:r>
+        <w:rPr>
+          <w:rFonts w:ascii="Times New Roman" w:hAnsi="Times New Roman" w:cs="Times New Roman"/>
+          <w:lang w:val="en-GB"/>
+        </w:rPr>
+        <w:t>Dockerfile</w:t>
+      </w:r>
+      <w:proofErr w:type="spellEnd"/>
+      <w:r>
+        <w:rPr>
+          <w:rFonts w:ascii="Times New Roman" w:hAnsi="Times New Roman" w:cs="Times New Roman"/>
+          <w:lang w:val="en-GB"/>
+        </w:rPr>
+        <w:t>.</w:t>
       </w:r>
     </w:p>
     <w:p>
@@ -628,6 +1571,30 @@
           <w:rFonts w:ascii="Times New Roman" w:hAnsi="Times New Roman" w:cs="Times New Roman"/>
           <w:lang w:val="en-GB"/>
         </w:rPr>
+        <w:t>How can we monitor Docker containers and Kubernetes?</w:t>
+      </w:r>
+      <w:r>
+        <w:rPr>
+          <w:rFonts w:ascii="Times New Roman" w:hAnsi="Times New Roman" w:cs="Times New Roman"/>
+          <w:lang w:val="en-GB"/>
+        </w:rPr>
+        <w:br w:type="page"/>
+      </w:r>
+    </w:p>
+    <w:p>
+      <w:pPr>
+        <w:rPr>
+          <w:rFonts w:ascii="Times New Roman" w:hAnsi="Times New Roman" w:cs="Times New Roman"/>
+          <w:lang w:val="en-GB"/>
+        </w:rPr>
+      </w:pPr>
+      <w:proofErr w:type="gramStart"/>
+      <w:r>
+        <w:rPr>
+          <w:rFonts w:ascii="Times New Roman" w:hAnsi="Times New Roman" w:cs="Times New Roman"/>
+          <w:lang w:val="en-GB"/>
+        </w:rPr>
+        <w:lastRenderedPageBreak/>
         <w:t>Docker Commands</w:t>
       </w:r>
       <w:r>
@@ -635,7 +1602,15 @@
           <w:rFonts w:ascii="Times New Roman" w:hAnsi="Times New Roman" w:cs="Times New Roman"/>
           <w:lang w:val="en-GB"/>
         </w:rPr>
-        <w:t xml:space="preserve">. </w:t>
+        <w:t>.</w:t>
+      </w:r>
+      <w:proofErr w:type="gramEnd"/>
+      <w:r>
+        <w:rPr>
+          <w:rFonts w:ascii="Times New Roman" w:hAnsi="Times New Roman" w:cs="Times New Roman"/>
+          <w:lang w:val="en-GB"/>
+        </w:rPr>
+        <w:t xml:space="preserve"> </w:t>
       </w:r>
       <w:r>
         <w:rPr>
@@ -664,14 +1639,30 @@
           <w:rFonts w:ascii="Times New Roman" w:hAnsi="Times New Roman" w:cs="Times New Roman"/>
           <w:lang w:val="en-GB"/>
         </w:rPr>
-        <w:t xml:space="preserve">Docker pull </w:t>
-      </w:r>
-      <w:r>
-        <w:rPr>
-          <w:rFonts w:ascii="Times New Roman" w:hAnsi="Times New Roman" w:cs="Times New Roman"/>
-          <w:lang w:val="en-GB"/>
-        </w:rPr>
-        <w:t xml:space="preserve">: </w:t>
+        <w:t xml:space="preserve">Docker </w:t>
+      </w:r>
+      <w:proofErr w:type="gramStart"/>
+      <w:r>
+        <w:rPr>
+          <w:rFonts w:ascii="Times New Roman" w:hAnsi="Times New Roman" w:cs="Times New Roman"/>
+          <w:lang w:val="en-GB"/>
+        </w:rPr>
+        <w:t xml:space="preserve">pull </w:t>
+      </w:r>
+      <w:r>
+        <w:rPr>
+          <w:rFonts w:ascii="Times New Roman" w:hAnsi="Times New Roman" w:cs="Times New Roman"/>
+          <w:lang w:val="en-GB"/>
+        </w:rPr>
+        <w:t>:</w:t>
+      </w:r>
+      <w:proofErr w:type="gramEnd"/>
+      <w:r>
+        <w:rPr>
+          <w:rFonts w:ascii="Times New Roman" w:hAnsi="Times New Roman" w:cs="Times New Roman"/>
+          <w:lang w:val="en-GB"/>
+        </w:rPr>
+        <w:t xml:space="preserve"> </w:t>
       </w:r>
       <w:r>
         <w:rPr>
@@ -787,14 +1778,30 @@
           <w:rFonts w:ascii="Times New Roman" w:hAnsi="Times New Roman" w:cs="Times New Roman"/>
           <w:lang w:val="en-GB"/>
         </w:rPr>
-        <w:t xml:space="preserve">Docker run </w:t>
-      </w:r>
-      <w:r>
-        <w:rPr>
-          <w:rFonts w:ascii="Times New Roman" w:hAnsi="Times New Roman" w:cs="Times New Roman"/>
-          <w:lang w:val="en-GB"/>
-        </w:rPr>
-        <w:t xml:space="preserve">: </w:t>
+        <w:t xml:space="preserve">Docker </w:t>
+      </w:r>
+      <w:proofErr w:type="gramStart"/>
+      <w:r>
+        <w:rPr>
+          <w:rFonts w:ascii="Times New Roman" w:hAnsi="Times New Roman" w:cs="Times New Roman"/>
+          <w:lang w:val="en-GB"/>
+        </w:rPr>
+        <w:t xml:space="preserve">run </w:t>
+      </w:r>
+      <w:r>
+        <w:rPr>
+          <w:rFonts w:ascii="Times New Roman" w:hAnsi="Times New Roman" w:cs="Times New Roman"/>
+          <w:lang w:val="en-GB"/>
+        </w:rPr>
+        <w:t>:</w:t>
+      </w:r>
+      <w:proofErr w:type="gramEnd"/>
+      <w:r>
+        <w:rPr>
+          <w:rFonts w:ascii="Times New Roman" w:hAnsi="Times New Roman" w:cs="Times New Roman"/>
+          <w:lang w:val="en-GB"/>
+        </w:rPr>
+        <w:t xml:space="preserve"> </w:t>
       </w:r>
       <w:r>
         <w:rPr>
@@ -828,7 +1835,32 @@
           <w:rFonts w:ascii="Times New Roman" w:hAnsi="Times New Roman" w:cs="Times New Roman"/>
           <w:lang w:val="en-GB"/>
         </w:rPr>
-        <w:t xml:space="preserve">Docker ps : </w:t>
+        <w:t xml:space="preserve">Docker </w:t>
+      </w:r>
+      <w:proofErr w:type="spellStart"/>
+      <w:proofErr w:type="gramStart"/>
+      <w:r>
+        <w:rPr>
+          <w:rFonts w:ascii="Times New Roman" w:hAnsi="Times New Roman" w:cs="Times New Roman"/>
+          <w:lang w:val="en-GB"/>
+        </w:rPr>
+        <w:t>ps</w:t>
+      </w:r>
+      <w:proofErr w:type="spellEnd"/>
+      <w:r>
+        <w:rPr>
+          <w:rFonts w:ascii="Times New Roman" w:hAnsi="Times New Roman" w:cs="Times New Roman"/>
+          <w:lang w:val="en-GB"/>
+        </w:rPr>
+        <w:t xml:space="preserve"> :</w:t>
+      </w:r>
+      <w:proofErr w:type="gramEnd"/>
+      <w:r>
+        <w:rPr>
+          <w:rFonts w:ascii="Times New Roman" w:hAnsi="Times New Roman" w:cs="Times New Roman"/>
+          <w:lang w:val="en-GB"/>
+        </w:rPr>
+        <w:t xml:space="preserve"> </w:t>
       </w:r>
       <w:r>
         <w:rPr>
@@ -869,7 +1901,23 @@
           <w:rFonts w:ascii="Times New Roman" w:hAnsi="Times New Roman" w:cs="Times New Roman"/>
           <w:lang w:val="en-GB"/>
         </w:rPr>
-        <w:t xml:space="preserve">Docker ps –a: </w:t>
+        <w:t xml:space="preserve">Docker </w:t>
+      </w:r>
+      <w:proofErr w:type="spellStart"/>
+      <w:r>
+        <w:rPr>
+          <w:rFonts w:ascii="Times New Roman" w:hAnsi="Times New Roman" w:cs="Times New Roman"/>
+          <w:lang w:val="en-GB"/>
+        </w:rPr>
+        <w:t>ps</w:t>
+      </w:r>
+      <w:proofErr w:type="spellEnd"/>
+      <w:r>
+        <w:rPr>
+          <w:rFonts w:ascii="Times New Roman" w:hAnsi="Times New Roman" w:cs="Times New Roman"/>
+          <w:lang w:val="en-GB"/>
+        </w:rPr>
+        <w:t xml:space="preserve"> –a: </w:t>
       </w:r>
       <w:r>
         <w:rPr>
@@ -903,7 +1951,23 @@
           <w:rFonts w:ascii="Times New Roman" w:hAnsi="Times New Roman" w:cs="Times New Roman"/>
           <w:lang w:val="en-GB"/>
         </w:rPr>
-        <w:t xml:space="preserve">Docker stop : </w:t>
+        <w:t xml:space="preserve">Docker </w:t>
+      </w:r>
+      <w:proofErr w:type="gramStart"/>
+      <w:r>
+        <w:rPr>
+          <w:rFonts w:ascii="Times New Roman" w:hAnsi="Times New Roman" w:cs="Times New Roman"/>
+          <w:lang w:val="en-GB"/>
+        </w:rPr>
+        <w:t>stop :</w:t>
+      </w:r>
+      <w:proofErr w:type="gramEnd"/>
+      <w:r>
+        <w:rPr>
+          <w:rFonts w:ascii="Times New Roman" w:hAnsi="Times New Roman" w:cs="Times New Roman"/>
+          <w:lang w:val="en-GB"/>
+        </w:rPr>
+        <w:t xml:space="preserve"> </w:t>
       </w:r>
       <w:r>
         <w:rPr>
@@ -937,7 +2001,23 @@
           <w:rFonts w:ascii="Times New Roman" w:hAnsi="Times New Roman" w:cs="Times New Roman"/>
           <w:lang w:val="en-GB"/>
         </w:rPr>
-        <w:t xml:space="preserve">Docker rm: </w:t>
+        <w:t xml:space="preserve">Docker </w:t>
+      </w:r>
+      <w:proofErr w:type="spellStart"/>
+      <w:r>
+        <w:rPr>
+          <w:rFonts w:ascii="Times New Roman" w:hAnsi="Times New Roman" w:cs="Times New Roman"/>
+          <w:lang w:val="en-GB"/>
+        </w:rPr>
+        <w:t>rm</w:t>
+      </w:r>
+      <w:proofErr w:type="spellEnd"/>
+      <w:r>
+        <w:rPr>
+          <w:rFonts w:ascii="Times New Roman" w:hAnsi="Times New Roman" w:cs="Times New Roman"/>
+          <w:lang w:val="en-GB"/>
+        </w:rPr>
+        <w:t xml:space="preserve">: </w:t>
       </w:r>
       <w:r>
         <w:rPr>
@@ -1127,7 +2207,23 @@
           <w:rFonts w:ascii="Times New Roman" w:hAnsi="Times New Roman" w:cs="Times New Roman"/>
           <w:lang w:val="en-GB"/>
         </w:rPr>
-        <w:t xml:space="preserve">Docker rmi: </w:t>
+        <w:t xml:space="preserve">Docker </w:t>
+      </w:r>
+      <w:proofErr w:type="spellStart"/>
+      <w:r>
+        <w:rPr>
+          <w:rFonts w:ascii="Times New Roman" w:hAnsi="Times New Roman" w:cs="Times New Roman"/>
+          <w:lang w:val="en-GB"/>
+        </w:rPr>
+        <w:t>rmi</w:t>
+      </w:r>
+      <w:proofErr w:type="spellEnd"/>
+      <w:r>
+        <w:rPr>
+          <w:rFonts w:ascii="Times New Roman" w:hAnsi="Times New Roman" w:cs="Times New Roman"/>
+          <w:lang w:val="en-GB"/>
+        </w:rPr>
+        <w:t xml:space="preserve">: </w:t>
       </w:r>
       <w:r>
         <w:rPr>
@@ -1215,7 +2311,6 @@
           <w:rFonts w:ascii="Times New Roman" w:hAnsi="Times New Roman" w:cs="Times New Roman"/>
           <w:lang w:val="en-GB"/>
         </w:rPr>
-        <w:lastRenderedPageBreak/>
         <w:t xml:space="preserve">Docker run: </w:t>
       </w:r>
       <w:r>
@@ -1250,8 +2345,17 @@
           <w:rFonts w:ascii="Times New Roman" w:hAnsi="Times New Roman" w:cs="Times New Roman"/>
           <w:lang w:val="en-GB"/>
         </w:rPr>
-        <w:t>used to create a Docker image from a specified Dockerfile</w:t>
-      </w:r>
+        <w:t xml:space="preserve">used to create a Docker image from a specified </w:t>
+      </w:r>
+      <w:proofErr w:type="spellStart"/>
+      <w:r>
+        <w:rPr>
+          <w:rFonts w:ascii="Times New Roman" w:hAnsi="Times New Roman" w:cs="Times New Roman"/>
+          <w:lang w:val="en-GB"/>
+        </w:rPr>
+        <w:t>Dockerfile</w:t>
+      </w:r>
+      <w:proofErr w:type="spellEnd"/>
       <w:r>
         <w:rPr>
           <w:rFonts w:ascii="Times New Roman" w:hAnsi="Times New Roman" w:cs="Times New Roman"/>
@@ -1367,8 +2471,26 @@
           <w:rFonts w:ascii="Times New Roman" w:hAnsi="Times New Roman" w:cs="Times New Roman"/>
           <w:lang w:val="en-GB"/>
         </w:rPr>
+        <w:br w:type="page"/>
+      </w:r>
+    </w:p>
+    <w:p>
+      <w:pPr>
+        <w:rPr>
+          <w:rFonts w:ascii="Times New Roman" w:hAnsi="Times New Roman" w:cs="Times New Roman"/>
+          <w:lang w:val="en-GB"/>
+        </w:rPr>
+      </w:pPr>
+      <w:proofErr w:type="gramStart"/>
+      <w:r>
+        <w:rPr>
+          <w:rFonts w:ascii="Times New Roman" w:hAnsi="Times New Roman" w:cs="Times New Roman"/>
+          <w:lang w:val="en-GB"/>
+        </w:rPr>
+        <w:lastRenderedPageBreak/>
         <w:t>Steps for building a docker image.</w:t>
       </w:r>
+      <w:proofErr w:type="gramEnd"/>
     </w:p>
     <w:p>
       <w:pPr>
@@ -1387,7 +2509,23 @@
           <w:rFonts w:ascii="Times New Roman" w:hAnsi="Times New Roman" w:cs="Times New Roman"/>
           <w:lang w:val="en-GB"/>
         </w:rPr>
-        <w:t>Create a Dockerfile:</w:t>
+        <w:t xml:space="preserve">Create a </w:t>
+      </w:r>
+      <w:proofErr w:type="spellStart"/>
+      <w:r>
+        <w:rPr>
+          <w:rFonts w:ascii="Times New Roman" w:hAnsi="Times New Roman" w:cs="Times New Roman"/>
+          <w:lang w:val="en-GB"/>
+        </w:rPr>
+        <w:t>Dockerfile</w:t>
+      </w:r>
+      <w:proofErr w:type="spellEnd"/>
+      <w:r>
+        <w:rPr>
+          <w:rFonts w:ascii="Times New Roman" w:hAnsi="Times New Roman" w:cs="Times New Roman"/>
+          <w:lang w:val="en-GB"/>
+        </w:rPr>
+        <w:t>:</w:t>
       </w:r>
       <w:r>
         <w:rPr>
@@ -1401,7 +2539,23 @@
           <w:rFonts w:ascii="Times New Roman" w:hAnsi="Times New Roman" w:cs="Times New Roman"/>
           <w:lang w:val="en-GB"/>
         </w:rPr>
-        <w:t>The Dockerfile is a text file that contains a set of instructions for building the image. It defines the base image, sets up the environment, copies application code, and configures the image.</w:t>
+        <w:t xml:space="preserve">The </w:t>
+      </w:r>
+      <w:proofErr w:type="spellStart"/>
+      <w:r>
+        <w:rPr>
+          <w:rFonts w:ascii="Times New Roman" w:hAnsi="Times New Roman" w:cs="Times New Roman"/>
+          <w:lang w:val="en-GB"/>
+        </w:rPr>
+        <w:t>Dockerfile</w:t>
+      </w:r>
+      <w:proofErr w:type="spellEnd"/>
+      <w:r>
+        <w:rPr>
+          <w:rFonts w:ascii="Times New Roman" w:hAnsi="Times New Roman" w:cs="Times New Roman"/>
+          <w:lang w:val="en-GB"/>
+        </w:rPr>
+        <w:t xml:space="preserve"> is a text file that contains a set of instructions for building the image. It defines the base image, sets up the environment, copies application code, and configures the image.</w:t>
       </w:r>
     </w:p>
     <w:p>
@@ -1435,7 +2589,23 @@
           <w:rFonts w:ascii="Times New Roman" w:hAnsi="Times New Roman" w:cs="Times New Roman"/>
           <w:lang w:val="en-GB"/>
         </w:rPr>
-        <w:t>The Dockerfile starts with selecting a base image that serves as the foundation for your image. Base images are typically minimal operating systems or specific language runtimes (e.g., Python, Node.js).</w:t>
+        <w:t xml:space="preserve">The </w:t>
+      </w:r>
+      <w:proofErr w:type="spellStart"/>
+      <w:r>
+        <w:rPr>
+          <w:rFonts w:ascii="Times New Roman" w:hAnsi="Times New Roman" w:cs="Times New Roman"/>
+          <w:lang w:val="en-GB"/>
+        </w:rPr>
+        <w:t>Dockerfile</w:t>
+      </w:r>
+      <w:proofErr w:type="spellEnd"/>
+      <w:r>
+        <w:rPr>
+          <w:rFonts w:ascii="Times New Roman" w:hAnsi="Times New Roman" w:cs="Times New Roman"/>
+          <w:lang w:val="en-GB"/>
+        </w:rPr>
+        <w:t xml:space="preserve"> starts with selecting a base image that serves as the foundation for your image. Base images are typically minimal operating systems or specific language runtimes (e.g., Python, Node.js).</w:t>
       </w:r>
     </w:p>
     <w:p>
@@ -1469,7 +2639,23 @@
           <w:rFonts w:ascii="Times New Roman" w:hAnsi="Times New Roman" w:cs="Times New Roman"/>
           <w:lang w:val="en-GB"/>
         </w:rPr>
-        <w:t>The Dockerfile can specify environment variables, set the working directory, and define other configuration settings needed for your application to run correctly.</w:t>
+        <w:t xml:space="preserve">The </w:t>
+      </w:r>
+      <w:proofErr w:type="spellStart"/>
+      <w:r>
+        <w:rPr>
+          <w:rFonts w:ascii="Times New Roman" w:hAnsi="Times New Roman" w:cs="Times New Roman"/>
+          <w:lang w:val="en-GB"/>
+        </w:rPr>
+        <w:t>Dockerfile</w:t>
+      </w:r>
+      <w:proofErr w:type="spellEnd"/>
+      <w:r>
+        <w:rPr>
+          <w:rFonts w:ascii="Times New Roman" w:hAnsi="Times New Roman" w:cs="Times New Roman"/>
+          <w:lang w:val="en-GB"/>
+        </w:rPr>
+        <w:t xml:space="preserve"> can specify environment variables, set the working directory, and define other configuration settings needed for your application to run correctly.</w:t>
       </w:r>
     </w:p>
     <w:p>
@@ -1510,7 +2696,23 @@
           <w:rFonts w:ascii="Times New Roman" w:hAnsi="Times New Roman" w:cs="Times New Roman"/>
           <w:lang w:val="en-GB"/>
         </w:rPr>
-        <w:t>If your application requires source code or files, use the Dockerfile to copy them into the image from your local machine or a remote repository.</w:t>
+        <w:t xml:space="preserve">If your application requires source code or files, use the </w:t>
+      </w:r>
+      <w:proofErr w:type="spellStart"/>
+      <w:r>
+        <w:rPr>
+          <w:rFonts w:ascii="Times New Roman" w:hAnsi="Times New Roman" w:cs="Times New Roman"/>
+          <w:lang w:val="en-GB"/>
+        </w:rPr>
+        <w:t>Dockerfile</w:t>
+      </w:r>
+      <w:proofErr w:type="spellEnd"/>
+      <w:r>
+        <w:rPr>
+          <w:rFonts w:ascii="Times New Roman" w:hAnsi="Times New Roman" w:cs="Times New Roman"/>
+          <w:lang w:val="en-GB"/>
+        </w:rPr>
+        <w:t xml:space="preserve"> to copy them into the image from your local machine or a remote repository.</w:t>
       </w:r>
     </w:p>
     <w:p>
@@ -1544,7 +2746,23 @@
           <w:rFonts w:ascii="Times New Roman" w:hAnsi="Times New Roman" w:cs="Times New Roman"/>
           <w:lang w:val="en-GB"/>
         </w:rPr>
-        <w:t>If your application relies on specific libraries or packages, use the Dockerfile to install them in the image.</w:t>
+        <w:t xml:space="preserve">If your application relies on specific libraries or packages, use the </w:t>
+      </w:r>
+      <w:proofErr w:type="spellStart"/>
+      <w:r>
+        <w:rPr>
+          <w:rFonts w:ascii="Times New Roman" w:hAnsi="Times New Roman" w:cs="Times New Roman"/>
+          <w:lang w:val="en-GB"/>
+        </w:rPr>
+        <w:t>Dockerfile</w:t>
+      </w:r>
+      <w:proofErr w:type="spellEnd"/>
+      <w:r>
+        <w:rPr>
+          <w:rFonts w:ascii="Times New Roman" w:hAnsi="Times New Roman" w:cs="Times New Roman"/>
+          <w:lang w:val="en-GB"/>
+        </w:rPr>
+        <w:t xml:space="preserve"> to install them in the image.</w:t>
       </w:r>
     </w:p>
     <w:p>
@@ -1578,7 +2796,23 @@
           <w:rFonts w:ascii="Times New Roman" w:hAnsi="Times New Roman" w:cs="Times New Roman"/>
           <w:lang w:val="en-GB"/>
         </w:rPr>
-        <w:t>The Dockerfile can include commands to run build processes or compile code necessary for your application.</w:t>
+        <w:t xml:space="preserve">The </w:t>
+      </w:r>
+      <w:proofErr w:type="spellStart"/>
+      <w:r>
+        <w:rPr>
+          <w:rFonts w:ascii="Times New Roman" w:hAnsi="Times New Roman" w:cs="Times New Roman"/>
+          <w:lang w:val="en-GB"/>
+        </w:rPr>
+        <w:t>Dockerfile</w:t>
+      </w:r>
+      <w:proofErr w:type="spellEnd"/>
+      <w:r>
+        <w:rPr>
+          <w:rFonts w:ascii="Times New Roman" w:hAnsi="Times New Roman" w:cs="Times New Roman"/>
+          <w:lang w:val="en-GB"/>
+        </w:rPr>
+        <w:t xml:space="preserve"> can include commands to run build processes or compile code necessary for your application.</w:t>
       </w:r>
     </w:p>
     <w:p>
@@ -1612,7 +2846,23 @@
           <w:rFonts w:ascii="Times New Roman" w:hAnsi="Times New Roman" w:cs="Times New Roman"/>
           <w:lang w:val="en-GB"/>
         </w:rPr>
-        <w:t>If your application listens on specific ports, use the Dockerfile to expose those ports in the image, so they can be accessed when running a container.</w:t>
+        <w:t xml:space="preserve">If your application listens on specific ports, use the </w:t>
+      </w:r>
+      <w:proofErr w:type="spellStart"/>
+      <w:r>
+        <w:rPr>
+          <w:rFonts w:ascii="Times New Roman" w:hAnsi="Times New Roman" w:cs="Times New Roman"/>
+          <w:lang w:val="en-GB"/>
+        </w:rPr>
+        <w:t>Dockerfile</w:t>
+      </w:r>
+      <w:proofErr w:type="spellEnd"/>
+      <w:r>
+        <w:rPr>
+          <w:rFonts w:ascii="Times New Roman" w:hAnsi="Times New Roman" w:cs="Times New Roman"/>
+          <w:lang w:val="en-GB"/>
+        </w:rPr>
+        <w:t xml:space="preserve"> to expose those ports in the image, so they can be accessed when running a container.</w:t>
       </w:r>
     </w:p>
     <w:p>
@@ -1646,7 +2896,39 @@
           <w:rFonts w:ascii="Times New Roman" w:hAnsi="Times New Roman" w:cs="Times New Roman"/>
           <w:lang w:val="en-GB"/>
         </w:rPr>
-        <w:t>In the Dockerfile, you can clean up unnecessary files or artifacts to reduce the size of the final image.</w:t>
+        <w:t xml:space="preserve">In the </w:t>
+      </w:r>
+      <w:proofErr w:type="spellStart"/>
+      <w:r>
+        <w:rPr>
+          <w:rFonts w:ascii="Times New Roman" w:hAnsi="Times New Roman" w:cs="Times New Roman"/>
+          <w:lang w:val="en-GB"/>
+        </w:rPr>
+        <w:t>Dockerfile</w:t>
+      </w:r>
+      <w:proofErr w:type="spellEnd"/>
+      <w:r>
+        <w:rPr>
+          <w:rFonts w:ascii="Times New Roman" w:hAnsi="Times New Roman" w:cs="Times New Roman"/>
+          <w:lang w:val="en-GB"/>
+        </w:rPr>
+        <w:t xml:space="preserve">, you can clean up unnecessary files or </w:t>
+      </w:r>
+      <w:proofErr w:type="spellStart"/>
+      <w:r>
+        <w:rPr>
+          <w:rFonts w:ascii="Times New Roman" w:hAnsi="Times New Roman" w:cs="Times New Roman"/>
+          <w:lang w:val="en-GB"/>
+        </w:rPr>
+        <w:t>artifacts</w:t>
+      </w:r>
+      <w:proofErr w:type="spellEnd"/>
+      <w:r>
+        <w:rPr>
+          <w:rFonts w:ascii="Times New Roman" w:hAnsi="Times New Roman" w:cs="Times New Roman"/>
+          <w:lang w:val="en-GB"/>
+        </w:rPr>
+        <w:t xml:space="preserve"> to reduce the size of the final image.</w:t>
       </w:r>
     </w:p>
     <w:p>
@@ -1680,7 +2962,39 @@
           <w:rFonts w:ascii="Times New Roman" w:hAnsi="Times New Roman" w:cs="Times New Roman"/>
           <w:lang w:val="en-GB"/>
         </w:rPr>
-        <w:t>Once you have created the Dockerfile, you use the docker build command to build the Docker image. This command reads the instructions from the Dockerfile and generates the image based on those instructions.</w:t>
+        <w:t xml:space="preserve">Once you have created the </w:t>
+      </w:r>
+      <w:proofErr w:type="spellStart"/>
+      <w:r>
+        <w:rPr>
+          <w:rFonts w:ascii="Times New Roman" w:hAnsi="Times New Roman" w:cs="Times New Roman"/>
+          <w:lang w:val="en-GB"/>
+        </w:rPr>
+        <w:t>Dockerfile</w:t>
+      </w:r>
+      <w:proofErr w:type="spellEnd"/>
+      <w:r>
+        <w:rPr>
+          <w:rFonts w:ascii="Times New Roman" w:hAnsi="Times New Roman" w:cs="Times New Roman"/>
+          <w:lang w:val="en-GB"/>
+        </w:rPr>
+        <w:t xml:space="preserve">, you use the docker build command to build the Docker image. This command reads the instructions from the </w:t>
+      </w:r>
+      <w:proofErr w:type="spellStart"/>
+      <w:r>
+        <w:rPr>
+          <w:rFonts w:ascii="Times New Roman" w:hAnsi="Times New Roman" w:cs="Times New Roman"/>
+          <w:lang w:val="en-GB"/>
+        </w:rPr>
+        <w:t>Dockerfile</w:t>
+      </w:r>
+      <w:proofErr w:type="spellEnd"/>
+      <w:r>
+        <w:rPr>
+          <w:rFonts w:ascii="Times New Roman" w:hAnsi="Times New Roman" w:cs="Times New Roman"/>
+          <w:lang w:val="en-GB"/>
+        </w:rPr>
+        <w:t xml:space="preserve"> and generates the image based on those instructions.</w:t>
       </w:r>
     </w:p>
     <w:p>
@@ -1710,7 +3024,23 @@
           <w:rFonts w:ascii="Times New Roman" w:hAnsi="Times New Roman" w:cs="Times New Roman"/>
           <w:lang w:val="en-GB"/>
         </w:rPr>
-        <w:t># Use the official OpenJDK 11 image as the base image</w:t>
+        <w:t xml:space="preserve"># Use the official </w:t>
+      </w:r>
+      <w:proofErr w:type="spellStart"/>
+      <w:r>
+        <w:rPr>
+          <w:rFonts w:ascii="Times New Roman" w:hAnsi="Times New Roman" w:cs="Times New Roman"/>
+          <w:lang w:val="en-GB"/>
+        </w:rPr>
+        <w:t>OpenJDK</w:t>
+      </w:r>
+      <w:proofErr w:type="spellEnd"/>
+      <w:r>
+        <w:rPr>
+          <w:rFonts w:ascii="Times New Roman" w:hAnsi="Times New Roman" w:cs="Times New Roman"/>
+          <w:lang w:val="en-GB"/>
+        </w:rPr>
+        <w:t xml:space="preserve"> 11 image as the base image</w:t>
       </w:r>
       <w:r>
         <w:rPr>
@@ -1718,22 +3048,47 @@
           <w:lang w:val="en-GB"/>
         </w:rPr>
         <w:br/>
-        <w:t>FROM openjdk:11</w:t>
-      </w:r>
-    </w:p>
-    <w:p>
-      <w:pPr>
-        <w:rPr>
-          <w:rFonts w:ascii="Times New Roman" w:hAnsi="Times New Roman" w:cs="Times New Roman"/>
-          <w:lang w:val="en-GB"/>
-        </w:rPr>
-      </w:pPr>
-      <w:r>
-        <w:rPr>
-          <w:rFonts w:ascii="Times New Roman" w:hAnsi="Times New Roman" w:cs="Times New Roman"/>
-          <w:lang w:val="en-GB"/>
-        </w:rPr>
-        <w:t># Set the working directory inside the container</w:t>
+        <w:t>FROM openjdk</w:t>
+      </w:r>
+      <w:proofErr w:type="gramStart"/>
+      <w:r>
+        <w:rPr>
+          <w:rFonts w:ascii="Times New Roman" w:hAnsi="Times New Roman" w:cs="Times New Roman"/>
+          <w:lang w:val="en-GB"/>
+        </w:rPr>
+        <w:t>:11</w:t>
+      </w:r>
+      <w:proofErr w:type="gramEnd"/>
+    </w:p>
+    <w:p>
+      <w:pPr>
+        <w:rPr>
+          <w:rFonts w:ascii="Times New Roman" w:hAnsi="Times New Roman" w:cs="Times New Roman"/>
+          <w:lang w:val="en-GB"/>
+        </w:rPr>
+      </w:pPr>
+      <w:r>
+        <w:rPr>
+          <w:rFonts w:ascii="Times New Roman" w:hAnsi="Times New Roman" w:cs="Times New Roman"/>
+          <w:lang w:val="en-GB"/>
+        </w:rPr>
+        <w:t xml:space="preserve"># </w:t>
+      </w:r>
+      <w:proofErr w:type="gramStart"/>
+      <w:r>
+        <w:rPr>
+          <w:rFonts w:ascii="Times New Roman" w:hAnsi="Times New Roman" w:cs="Times New Roman"/>
+          <w:lang w:val="en-GB"/>
+        </w:rPr>
+        <w:t>Set</w:t>
+      </w:r>
+      <w:proofErr w:type="gramEnd"/>
+      <w:r>
+        <w:rPr>
+          <w:rFonts w:ascii="Times New Roman" w:hAnsi="Times New Roman" w:cs="Times New Roman"/>
+          <w:lang w:val="en-GB"/>
+        </w:rPr>
+        <w:t xml:space="preserve"> the working directory inside the container</w:t>
       </w:r>
       <w:r>
         <w:rPr>
@@ -1777,7 +3132,15 @@
           <w:rFonts w:ascii="Times New Roman" w:hAnsi="Times New Roman" w:cs="Times New Roman"/>
           <w:lang w:val="en-GB"/>
         </w:rPr>
-        <w:t xml:space="preserve">/my-spring-app.jar </w:t>
+        <w:t>/my-spring-</w:t>
+      </w:r>
+      <w:proofErr w:type="gramStart"/>
+      <w:r>
+        <w:rPr>
+          <w:rFonts w:ascii="Times New Roman" w:hAnsi="Times New Roman" w:cs="Times New Roman"/>
+          <w:lang w:val="en-GB"/>
+        </w:rPr>
+        <w:t xml:space="preserve">app.jar </w:t>
       </w:r>
       <w:r>
         <w:rPr>
@@ -1791,23 +3154,40 @@
           <w:rFonts w:ascii="Times New Roman" w:hAnsi="Times New Roman" w:cs="Times New Roman"/>
           <w:lang w:val="en-GB"/>
         </w:rPr>
-        <w:t>/app/app.jar</w:t>
-      </w:r>
-    </w:p>
-    <w:p>
-      <w:pPr>
-        <w:rPr>
-          <w:rFonts w:ascii="Times New Roman" w:hAnsi="Times New Roman" w:cs="Times New Roman"/>
-          <w:lang w:val="en-GB"/>
-        </w:rPr>
-      </w:pPr>
-      <w:r>
-        <w:rPr>
-          <w:rFonts w:ascii="Times New Roman" w:hAnsi="Times New Roman" w:cs="Times New Roman"/>
-          <w:lang w:val="en-GB"/>
-        </w:rPr>
-        <w:t># Expose the port that the Spring Boot application listens on (assuming it's 8080)</w:t>
-      </w:r>
+        <w:t>/</w:t>
+      </w:r>
+      <w:proofErr w:type="gramEnd"/>
+      <w:r>
+        <w:rPr>
+          <w:rFonts w:ascii="Times New Roman" w:hAnsi="Times New Roman" w:cs="Times New Roman"/>
+          <w:lang w:val="en-GB"/>
+        </w:rPr>
+        <w:t>app/app.jar</w:t>
+      </w:r>
+    </w:p>
+    <w:p>
+      <w:pPr>
+        <w:rPr>
+          <w:rFonts w:ascii="Times New Roman" w:hAnsi="Times New Roman" w:cs="Times New Roman"/>
+          <w:lang w:val="en-GB"/>
+        </w:rPr>
+      </w:pPr>
+      <w:r>
+        <w:rPr>
+          <w:rFonts w:ascii="Times New Roman" w:hAnsi="Times New Roman" w:cs="Times New Roman"/>
+          <w:lang w:val="en-GB"/>
+        </w:rPr>
+        <w:t># Expose the port that the Spring Boot application listens on (assuming it's 8080</w:t>
+      </w:r>
+      <w:proofErr w:type="gramStart"/>
+      <w:r>
+        <w:rPr>
+          <w:rFonts w:ascii="Times New Roman" w:hAnsi="Times New Roman" w:cs="Times New Roman"/>
+          <w:lang w:val="en-GB"/>
+        </w:rPr>
+        <w:t>)</w:t>
+      </w:r>
+      <w:proofErr w:type="gramEnd"/>
       <w:r>
         <w:rPr>
           <w:rFonts w:ascii="Times New Roman" w:hAnsi="Times New Roman" w:cs="Times New Roman"/>
@@ -1829,66 +3209,98 @@
           <w:rFonts w:ascii="Times New Roman" w:hAnsi="Times New Roman" w:cs="Times New Roman"/>
           <w:lang w:val="en-GB"/>
         </w:rPr>
+        <w:t xml:space="preserve"># </w:t>
+      </w:r>
+      <w:proofErr w:type="gramStart"/>
+      <w:r>
+        <w:rPr>
+          <w:rFonts w:ascii="Times New Roman" w:hAnsi="Times New Roman" w:cs="Times New Roman"/>
+          <w:lang w:val="en-GB"/>
+        </w:rPr>
+        <w:t>Set</w:t>
+      </w:r>
+      <w:proofErr w:type="gramEnd"/>
+      <w:r>
+        <w:rPr>
+          <w:rFonts w:ascii="Times New Roman" w:hAnsi="Times New Roman" w:cs="Times New Roman"/>
+          <w:lang w:val="en-GB"/>
+        </w:rPr>
+        <w:t xml:space="preserve"> the command to run the Spring Boot application when the container starts</w:t>
+      </w:r>
+      <w:r>
+        <w:rPr>
+          <w:rFonts w:ascii="Times New Roman" w:hAnsi="Times New Roman" w:cs="Times New Roman"/>
+          <w:lang w:val="en-GB"/>
+        </w:rPr>
+        <w:br/>
+      </w:r>
+      <w:r>
+        <w:rPr>
+          <w:rFonts w:ascii="Times New Roman" w:hAnsi="Times New Roman" w:cs="Times New Roman"/>
+          <w:lang w:val="en-GB"/>
+        </w:rPr>
+        <w:t>CMD ["java", "-jar", "app.jar"]</w:t>
+      </w:r>
+    </w:p>
+    <w:p>
+      <w:pPr>
+        <w:rPr>
+          <w:rFonts w:ascii="Times New Roman" w:hAnsi="Times New Roman" w:cs="Times New Roman"/>
+          <w:lang w:val="en-GB"/>
+        </w:rPr>
+      </w:pPr>
+      <w:r>
+        <w:rPr>
+          <w:rFonts w:ascii="Times New Roman" w:hAnsi="Times New Roman" w:cs="Times New Roman"/>
+          <w:lang w:val="en-GB"/>
+        </w:rPr>
+        <w:t>Explanation:</w:t>
+      </w:r>
+    </w:p>
+    <w:p>
+      <w:pPr>
+        <w:rPr>
+          <w:rFonts w:ascii="Times New Roman" w:hAnsi="Times New Roman" w:cs="Times New Roman"/>
+          <w:lang w:val="en-GB"/>
+        </w:rPr>
+      </w:pPr>
+      <w:r>
+        <w:rPr>
+          <w:rFonts w:ascii="Times New Roman" w:hAnsi="Times New Roman" w:cs="Times New Roman"/>
+          <w:lang w:val="en-GB"/>
+        </w:rPr>
+        <w:t xml:space="preserve">The FROM instruction specifies the base image to use. In this case, we use the official </w:t>
+      </w:r>
+      <w:proofErr w:type="spellStart"/>
+      <w:r>
+        <w:rPr>
+          <w:rFonts w:ascii="Times New Roman" w:hAnsi="Times New Roman" w:cs="Times New Roman"/>
+          <w:lang w:val="en-GB"/>
+        </w:rPr>
+        <w:t>OpenJDK</w:t>
+      </w:r>
+      <w:proofErr w:type="spellEnd"/>
+      <w:r>
+        <w:rPr>
+          <w:rFonts w:ascii="Times New Roman" w:hAnsi="Times New Roman" w:cs="Times New Roman"/>
+          <w:lang w:val="en-GB"/>
+        </w:rPr>
+        <w:t xml:space="preserve"> 11 image from Docker Hub, which contains the Java Runtime Environment needed to run the Spring Boot application.</w:t>
+      </w:r>
+    </w:p>
+    <w:p>
+      <w:pPr>
+        <w:rPr>
+          <w:rFonts w:ascii="Times New Roman" w:hAnsi="Times New Roman" w:cs="Times New Roman"/>
+          <w:lang w:val="en-GB"/>
+        </w:rPr>
+      </w:pPr>
+      <w:r>
+        <w:rPr>
+          <w:rFonts w:ascii="Times New Roman" w:hAnsi="Times New Roman" w:cs="Times New Roman"/>
+          <w:lang w:val="en-GB"/>
+        </w:rPr>
         <w:lastRenderedPageBreak/>
-        <w:t># Set the command to run the Spring Boot application when the container starts</w:t>
-      </w:r>
-      <w:r>
-        <w:rPr>
-          <w:rFonts w:ascii="Times New Roman" w:hAnsi="Times New Roman" w:cs="Times New Roman"/>
-          <w:lang w:val="en-GB"/>
-        </w:rPr>
-        <w:br/>
-      </w:r>
-      <w:r>
-        <w:rPr>
-          <w:rFonts w:ascii="Times New Roman" w:hAnsi="Times New Roman" w:cs="Times New Roman"/>
-          <w:lang w:val="en-GB"/>
-        </w:rPr>
-        <w:t>CMD ["java", "-jar", "app.jar"]</w:t>
-      </w:r>
-    </w:p>
-    <w:p>
-      <w:pPr>
-        <w:rPr>
-          <w:rFonts w:ascii="Times New Roman" w:hAnsi="Times New Roman" w:cs="Times New Roman"/>
-          <w:lang w:val="en-GB"/>
-        </w:rPr>
-      </w:pPr>
-      <w:r>
-        <w:rPr>
-          <w:rFonts w:ascii="Times New Roman" w:hAnsi="Times New Roman" w:cs="Times New Roman"/>
-          <w:lang w:val="en-GB"/>
-        </w:rPr>
-        <w:t>Explanation:</w:t>
-      </w:r>
-    </w:p>
-    <w:p>
-      <w:pPr>
-        <w:rPr>
-          <w:rFonts w:ascii="Times New Roman" w:hAnsi="Times New Roman" w:cs="Times New Roman"/>
-          <w:lang w:val="en-GB"/>
-        </w:rPr>
-      </w:pPr>
-      <w:r>
-        <w:rPr>
-          <w:rFonts w:ascii="Times New Roman" w:hAnsi="Times New Roman" w:cs="Times New Roman"/>
-          <w:lang w:val="en-GB"/>
-        </w:rPr>
-        <w:t>The FROM instruction specifies the base image to use. In this case, we use the official OpenJDK 11 image from Docker Hub, which contains the Java Runtime Environment needed to run the Spring Boot application.</w:t>
-      </w:r>
-    </w:p>
-    <w:p>
-      <w:pPr>
-        <w:rPr>
-          <w:rFonts w:ascii="Times New Roman" w:hAnsi="Times New Roman" w:cs="Times New Roman"/>
-          <w:lang w:val="en-GB"/>
-        </w:rPr>
-      </w:pPr>
-      <w:r>
-        <w:rPr>
-          <w:rFonts w:ascii="Times New Roman" w:hAnsi="Times New Roman" w:cs="Times New Roman"/>
-          <w:lang w:val="en-GB"/>
-        </w:rPr>
         <w:t>The WORKDIR instruction sets the working directory inside the container. In this example, we set it to /app, where we will copy the application files.</w:t>
       </w:r>
     </w:p>
@@ -1904,7 +3316,23 @@
           <w:rFonts w:ascii="Times New Roman" w:hAnsi="Times New Roman" w:cs="Times New Roman"/>
           <w:lang w:val="en-GB"/>
         </w:rPr>
-        <w:t>The COPY instruction copies the packaged Spring Boot JAR file (assuming it's named my-spring-app.jar</w:t>
+        <w:t xml:space="preserve">The COPY instruction copies the packaged Spring Boot JAR file (assuming </w:t>
+      </w:r>
+      <w:proofErr w:type="gramStart"/>
+      <w:r>
+        <w:rPr>
+          <w:rFonts w:ascii="Times New Roman" w:hAnsi="Times New Roman" w:cs="Times New Roman"/>
+          <w:lang w:val="en-GB"/>
+        </w:rPr>
+        <w:t>it's</w:t>
+      </w:r>
+      <w:proofErr w:type="gramEnd"/>
+      <w:r>
+        <w:rPr>
+          <w:rFonts w:ascii="Times New Roman" w:hAnsi="Times New Roman" w:cs="Times New Roman"/>
+          <w:lang w:val="en-GB"/>
+        </w:rPr>
+        <w:t xml:space="preserve"> named my-spring-app.jar</w:t>
       </w:r>
       <w:r>
         <w:rPr>
@@ -1994,16 +3422,49 @@
           <w:rFonts w:ascii="Times New Roman" w:hAnsi="Times New Roman" w:cs="Times New Roman"/>
           <w:lang w:val="en-GB"/>
         </w:rPr>
-        <w:t>To build the Docker image from this Dockerfile, navigate to the directory containing the Dockerfile and your Spring Boot JAR file, and run the following command:</w:t>
-      </w:r>
-    </w:p>
-    <w:p>
-      <w:pPr>
-        <w:rPr>
-          <w:rFonts w:ascii="Times New Roman" w:hAnsi="Times New Roman" w:cs="Times New Roman"/>
-          <w:lang w:val="en-GB"/>
-        </w:rPr>
-      </w:pPr>
+        <w:t xml:space="preserve">To build the Docker image from this </w:t>
+      </w:r>
+      <w:proofErr w:type="spellStart"/>
+      <w:r>
+        <w:rPr>
+          <w:rFonts w:ascii="Times New Roman" w:hAnsi="Times New Roman" w:cs="Times New Roman"/>
+          <w:lang w:val="en-GB"/>
+        </w:rPr>
+        <w:t>Dockerfile</w:t>
+      </w:r>
+      <w:proofErr w:type="spellEnd"/>
+      <w:r>
+        <w:rPr>
+          <w:rFonts w:ascii="Times New Roman" w:hAnsi="Times New Roman" w:cs="Times New Roman"/>
+          <w:lang w:val="en-GB"/>
+        </w:rPr>
+        <w:t xml:space="preserve">, navigate to the directory containing the </w:t>
+      </w:r>
+      <w:proofErr w:type="spellStart"/>
+      <w:r>
+        <w:rPr>
+          <w:rFonts w:ascii="Times New Roman" w:hAnsi="Times New Roman" w:cs="Times New Roman"/>
+          <w:lang w:val="en-GB"/>
+        </w:rPr>
+        <w:t>Dockerfile</w:t>
+      </w:r>
+      <w:proofErr w:type="spellEnd"/>
+      <w:r>
+        <w:rPr>
+          <w:rFonts w:ascii="Times New Roman" w:hAnsi="Times New Roman" w:cs="Times New Roman"/>
+          <w:lang w:val="en-GB"/>
+        </w:rPr>
+        <w:t xml:space="preserve"> and your Spring Boot JAR file, and run the following command:</w:t>
+      </w:r>
+    </w:p>
+    <w:p>
+      <w:pPr>
+        <w:rPr>
+          <w:rFonts w:ascii="Times New Roman" w:hAnsi="Times New Roman" w:cs="Times New Roman"/>
+          <w:lang w:val="en-GB"/>
+        </w:rPr>
+      </w:pPr>
+      <w:proofErr w:type="gramStart"/>
       <w:r>
         <w:rPr>
           <w:rFonts w:ascii="Times New Roman" w:hAnsi="Times New Roman" w:cs="Times New Roman"/>
@@ -2016,7 +3477,15 @@
           <w:rFonts w:ascii="Times New Roman" w:hAnsi="Times New Roman" w:cs="Times New Roman"/>
           <w:lang w:val="en-GB"/>
         </w:rPr>
-        <w:t>er build -t my-spring-app-image</w:t>
+        <w:t>er</w:t>
+      </w:r>
+      <w:proofErr w:type="gramEnd"/>
+      <w:r>
+        <w:rPr>
+          <w:rFonts w:ascii="Times New Roman" w:hAnsi="Times New Roman" w:cs="Times New Roman"/>
+          <w:lang w:val="en-GB"/>
+        </w:rPr>
+        <w:t xml:space="preserve"> build -t my-spring-app-image</w:t>
       </w:r>
     </w:p>
     <w:p>
@@ -2080,12 +3549,21 @@
           <w:lang w:val="en-GB"/>
         </w:rPr>
       </w:pPr>
-      <w:r>
-        <w:rPr>
-          <w:rFonts w:ascii="Times New Roman" w:hAnsi="Times New Roman" w:cs="Times New Roman"/>
-          <w:lang w:val="en-GB"/>
-        </w:rPr>
-        <w:t>docker run -p 8080:8080 my-spring-app-image</w:t>
+      <w:proofErr w:type="gramStart"/>
+      <w:r>
+        <w:rPr>
+          <w:rFonts w:ascii="Times New Roman" w:hAnsi="Times New Roman" w:cs="Times New Roman"/>
+          <w:lang w:val="en-GB"/>
+        </w:rPr>
+        <w:t>docker</w:t>
+      </w:r>
+      <w:proofErr w:type="gramEnd"/>
+      <w:r>
+        <w:rPr>
+          <w:rFonts w:ascii="Times New Roman" w:hAnsi="Times New Roman" w:cs="Times New Roman"/>
+          <w:lang w:val="en-GB"/>
+        </w:rPr>
+        <w:t xml:space="preserve"> run -p 8080:8080 my-spring-app-image</w:t>
       </w:r>
     </w:p>
     <w:p>
@@ -2115,7 +3593,23 @@
           <w:rFonts w:ascii="Times New Roman" w:hAnsi="Times New Roman" w:cs="Times New Roman"/>
           <w:lang w:val="en-GB"/>
         </w:rPr>
-        <w:t>In a Dockerfile, ENTRYPOINT is an instruction that specifies the command to be executed when a container is started from the image. It defines the default application or process that should run when the container is launched.</w:t>
+        <w:t xml:space="preserve">In a </w:t>
+      </w:r>
+      <w:proofErr w:type="spellStart"/>
+      <w:r>
+        <w:rPr>
+          <w:rFonts w:ascii="Times New Roman" w:hAnsi="Times New Roman" w:cs="Times New Roman"/>
+          <w:lang w:val="en-GB"/>
+        </w:rPr>
+        <w:t>Dockerfile</w:t>
+      </w:r>
+      <w:proofErr w:type="spellEnd"/>
+      <w:r>
+        <w:rPr>
+          <w:rFonts w:ascii="Times New Roman" w:hAnsi="Times New Roman" w:cs="Times New Roman"/>
+          <w:lang w:val="en-GB"/>
+        </w:rPr>
+        <w:t>, ENTRYPOINT is an instruction that specifies the command to be executed when a container is started from the image. It defines the default application or process that should run when the container is launched.</w:t>
       </w:r>
     </w:p>
     <w:p>
@@ -2163,89 +3657,80 @@
           <w:lang w:val="en-GB"/>
         </w:rPr>
       </w:pPr>
-    </w:p>
-    <w:p>
-      <w:pPr>
-        <w:rPr>
-          <w:rFonts w:ascii="Times New Roman" w:hAnsi="Times New Roman" w:cs="Times New Roman"/>
-          <w:b/>
-          <w:lang w:val="en-GB"/>
-        </w:rPr>
-      </w:pPr>
-      <w:r>
-        <w:rPr>
-          <w:rFonts w:ascii="Times New Roman" w:hAnsi="Times New Roman" w:cs="Times New Roman"/>
-          <w:b/>
+      <w:r>
+        <w:rPr>
+          <w:rFonts w:ascii="Times New Roman" w:hAnsi="Times New Roman" w:cs="Times New Roman"/>
+          <w:b/>
+          <w:lang w:val="en-GB"/>
+        </w:rPr>
+        <w:t>DOCKER COMPOSE</w:t>
+      </w:r>
+    </w:p>
+    <w:p>
+      <w:pPr>
+        <w:rPr>
+          <w:rFonts w:ascii="Times New Roman" w:hAnsi="Times New Roman" w:cs="Times New Roman"/>
+          <w:lang w:val="en-GB"/>
+        </w:rPr>
+      </w:pPr>
+      <w:r>
+        <w:rPr>
+          <w:rFonts w:ascii="Times New Roman" w:hAnsi="Times New Roman" w:cs="Times New Roman"/>
+          <w:lang w:val="en-GB"/>
+        </w:rPr>
+        <w:t>While working with multiple containers we may have to initialise all containers or run docker command multiple times or we want to establish relationship b/w containers then this has to be managed via docker commands, but sometimes it is not an easy task for us to run those commands manually.</w:t>
+      </w:r>
+    </w:p>
+    <w:p>
+      <w:pPr>
+        <w:rPr>
+          <w:rFonts w:ascii="Times New Roman" w:hAnsi="Times New Roman" w:cs="Times New Roman"/>
+          <w:lang w:val="en-GB"/>
+        </w:rPr>
+      </w:pPr>
+      <w:r>
+        <w:rPr>
+          <w:rFonts w:ascii="Times New Roman" w:hAnsi="Times New Roman" w:cs="Times New Roman"/>
+          <w:lang w:val="en-GB"/>
+        </w:rPr>
+        <w:t>Here docker compose is a tool which is used for running multipl</w:t>
+      </w:r>
+      <w:r>
+        <w:rPr>
+          <w:rFonts w:ascii="Times New Roman" w:hAnsi="Times New Roman" w:cs="Times New Roman"/>
+          <w:lang w:val="en-GB"/>
+        </w:rPr>
+        <w:t>e Containers as single service.</w:t>
+      </w:r>
+    </w:p>
+    <w:p>
+      <w:pPr>
+        <w:rPr>
+          <w:rFonts w:ascii="Times New Roman" w:hAnsi="Times New Roman" w:cs="Times New Roman"/>
+          <w:lang w:val="en-GB"/>
+        </w:rPr>
+      </w:pPr>
+      <w:r>
+        <w:rPr>
+          <w:rFonts w:ascii="Times New Roman" w:hAnsi="Times New Roman" w:cs="Times New Roman"/>
+          <w:lang w:val="en-GB"/>
+        </w:rPr>
+        <w:t>Here each container runs in isolation but can interact with each other.</w:t>
+      </w:r>
+    </w:p>
+    <w:p>
+      <w:pPr>
+        <w:rPr>
+          <w:rFonts w:ascii="Times New Roman" w:hAnsi="Times New Roman" w:cs="Times New Roman"/>
+          <w:lang w:val="en-GB"/>
+        </w:rPr>
+      </w:pPr>
+      <w:r>
+        <w:rPr>
+          <w:rFonts w:ascii="Times New Roman" w:hAnsi="Times New Roman" w:cs="Times New Roman"/>
           <w:lang w:val="en-GB"/>
         </w:rPr>
         <w:lastRenderedPageBreak/>
-        <w:t>DOCKER COMPOSE</w:t>
-      </w:r>
-    </w:p>
-    <w:p>
-      <w:pPr>
-        <w:rPr>
-          <w:rFonts w:ascii="Times New Roman" w:hAnsi="Times New Roman" w:cs="Times New Roman"/>
-          <w:lang w:val="en-GB"/>
-        </w:rPr>
-      </w:pPr>
-      <w:r>
-        <w:rPr>
-          <w:rFonts w:ascii="Times New Roman" w:hAnsi="Times New Roman" w:cs="Times New Roman"/>
-          <w:lang w:val="en-GB"/>
-        </w:rPr>
-        <w:t>While working with multiple containers we may have to initialise all containers or run docker command multiple times or we want to establish relationship b/w containers then this has to be managed via docker commands, but sometimes it is not an easy task for us to run those commands manually.</w:t>
-      </w:r>
-    </w:p>
-    <w:p>
-      <w:pPr>
-        <w:rPr>
-          <w:rFonts w:ascii="Times New Roman" w:hAnsi="Times New Roman" w:cs="Times New Roman"/>
-          <w:lang w:val="en-GB"/>
-        </w:rPr>
-      </w:pPr>
-      <w:r>
-        <w:rPr>
-          <w:rFonts w:ascii="Times New Roman" w:hAnsi="Times New Roman" w:cs="Times New Roman"/>
-          <w:lang w:val="en-GB"/>
-        </w:rPr>
-        <w:t>Here docker compose is a tool which is used for running multipl</w:t>
-      </w:r>
-      <w:r>
-        <w:rPr>
-          <w:rFonts w:ascii="Times New Roman" w:hAnsi="Times New Roman" w:cs="Times New Roman"/>
-          <w:lang w:val="en-GB"/>
-        </w:rPr>
-        <w:t>e Containers as single service.</w:t>
-      </w:r>
-    </w:p>
-    <w:p>
-      <w:pPr>
-        <w:rPr>
-          <w:rFonts w:ascii="Times New Roman" w:hAnsi="Times New Roman" w:cs="Times New Roman"/>
-          <w:lang w:val="en-GB"/>
-        </w:rPr>
-      </w:pPr>
-      <w:r>
-        <w:rPr>
-          <w:rFonts w:ascii="Times New Roman" w:hAnsi="Times New Roman" w:cs="Times New Roman"/>
-          <w:lang w:val="en-GB"/>
-        </w:rPr>
-        <w:t>Here each container runs in isolation but can interact with each other.</w:t>
-      </w:r>
-    </w:p>
-    <w:p>
-      <w:pPr>
-        <w:rPr>
-          <w:rFonts w:ascii="Times New Roman" w:hAnsi="Times New Roman" w:cs="Times New Roman"/>
-          <w:lang w:val="en-GB"/>
-        </w:rPr>
-      </w:pPr>
-      <w:r>
-        <w:rPr>
-          <w:rFonts w:ascii="Times New Roman" w:hAnsi="Times New Roman" w:cs="Times New Roman"/>
-          <w:lang w:val="en-GB"/>
-        </w:rPr>
         <w:t>All docke</w:t>
       </w:r>
       <w:r>
@@ -2352,102 +3837,211 @@
           <w:lang w:val="en-GB"/>
         </w:rPr>
       </w:pPr>
-      <w:r>
-        <w:rPr>
-          <w:rFonts w:ascii="Times New Roman" w:hAnsi="Times New Roman" w:cs="Times New Roman"/>
-          <w:lang w:val="en-GB"/>
-        </w:rPr>
-        <w:t>version: '3.8'</w:t>
-      </w:r>
-    </w:p>
-    <w:p>
-      <w:pPr>
-        <w:rPr>
-          <w:rFonts w:ascii="Times New Roman" w:hAnsi="Times New Roman" w:cs="Times New Roman"/>
-          <w:lang w:val="en-GB"/>
-        </w:rPr>
-      </w:pPr>
-      <w:r>
-        <w:rPr>
-          <w:rFonts w:ascii="Times New Roman" w:hAnsi="Times New Roman" w:cs="Times New Roman"/>
-          <w:lang w:val="en-GB"/>
-        </w:rPr>
-        <w:t>services:</w:t>
-      </w:r>
-    </w:p>
-    <w:p>
-      <w:pPr>
-        <w:rPr>
-          <w:rFonts w:ascii="Times New Roman" w:hAnsi="Times New Roman" w:cs="Times New Roman"/>
-          <w:lang w:val="en-GB"/>
-        </w:rPr>
-      </w:pPr>
-      <w:r>
-        <w:rPr>
-          <w:rFonts w:ascii="Times New Roman" w:hAnsi="Times New Roman" w:cs="Times New Roman"/>
-          <w:lang w:val="en-GB"/>
-        </w:rPr>
-        <w:t xml:space="preserve">  backend:</w:t>
-      </w:r>
-    </w:p>
-    <w:p>
-      <w:pPr>
-        <w:rPr>
-          <w:rFonts w:ascii="Times New Roman" w:hAnsi="Times New Roman" w:cs="Times New Roman"/>
-          <w:lang w:val="en-GB"/>
-        </w:rPr>
-      </w:pPr>
-      <w:r>
-        <w:rPr>
-          <w:rFonts w:ascii="Times New Roman" w:hAnsi="Times New Roman" w:cs="Times New Roman"/>
-          <w:lang w:val="en-GB"/>
-        </w:rPr>
-        <w:t xml:space="preserve">    build:</w:t>
-      </w:r>
-    </w:p>
-    <w:p>
-      <w:pPr>
-        <w:rPr>
-          <w:rFonts w:ascii="Times New Roman" w:hAnsi="Times New Roman" w:cs="Times New Roman"/>
-          <w:lang w:val="en-GB"/>
-        </w:rPr>
-      </w:pPr>
-      <w:r>
-        <w:rPr>
-          <w:rFonts w:ascii="Times New Roman" w:hAnsi="Times New Roman" w:cs="Times New Roman"/>
-          <w:lang w:val="en-GB"/>
-        </w:rPr>
-        <w:t xml:space="preserve">      context: ./backend</w:t>
-      </w:r>
-    </w:p>
-    <w:p>
-      <w:pPr>
-        <w:rPr>
-          <w:rFonts w:ascii="Times New Roman" w:hAnsi="Times New Roman" w:cs="Times New Roman"/>
-          <w:lang w:val="en-GB"/>
-        </w:rPr>
-      </w:pPr>
-      <w:r>
-        <w:rPr>
-          <w:rFonts w:ascii="Times New Roman" w:hAnsi="Times New Roman" w:cs="Times New Roman"/>
-          <w:lang w:val="en-GB"/>
-        </w:rPr>
-        <w:t xml:space="preserve">      dockerfile: Dockerfile</w:t>
-      </w:r>
-    </w:p>
-    <w:p>
-      <w:pPr>
-        <w:rPr>
-          <w:rFonts w:ascii="Times New Roman" w:hAnsi="Times New Roman" w:cs="Times New Roman"/>
-          <w:lang w:val="en-GB"/>
-        </w:rPr>
-      </w:pPr>
-      <w:r>
-        <w:rPr>
-          <w:rFonts w:ascii="Times New Roman" w:hAnsi="Times New Roman" w:cs="Times New Roman"/>
-          <w:lang w:val="en-GB"/>
-        </w:rPr>
-        <w:t xml:space="preserve">    ports:</w:t>
+      <w:proofErr w:type="gramStart"/>
+      <w:r>
+        <w:rPr>
+          <w:rFonts w:ascii="Times New Roman" w:hAnsi="Times New Roman" w:cs="Times New Roman"/>
+          <w:lang w:val="en-GB"/>
+        </w:rPr>
+        <w:t>version</w:t>
+      </w:r>
+      <w:proofErr w:type="gramEnd"/>
+      <w:r>
+        <w:rPr>
+          <w:rFonts w:ascii="Times New Roman" w:hAnsi="Times New Roman" w:cs="Times New Roman"/>
+          <w:lang w:val="en-GB"/>
+        </w:rPr>
+        <w:t>: '3.8'</w:t>
+      </w:r>
+    </w:p>
+    <w:p>
+      <w:pPr>
+        <w:rPr>
+          <w:rFonts w:ascii="Times New Roman" w:hAnsi="Times New Roman" w:cs="Times New Roman"/>
+          <w:lang w:val="en-GB"/>
+        </w:rPr>
+      </w:pPr>
+      <w:proofErr w:type="gramStart"/>
+      <w:r>
+        <w:rPr>
+          <w:rFonts w:ascii="Times New Roman" w:hAnsi="Times New Roman" w:cs="Times New Roman"/>
+          <w:lang w:val="en-GB"/>
+        </w:rPr>
+        <w:t>services</w:t>
+      </w:r>
+      <w:proofErr w:type="gramEnd"/>
+      <w:r>
+        <w:rPr>
+          <w:rFonts w:ascii="Times New Roman" w:hAnsi="Times New Roman" w:cs="Times New Roman"/>
+          <w:lang w:val="en-GB"/>
+        </w:rPr>
+        <w:t>:</w:t>
+      </w:r>
+    </w:p>
+    <w:p>
+      <w:pPr>
+        <w:rPr>
+          <w:rFonts w:ascii="Times New Roman" w:hAnsi="Times New Roman" w:cs="Times New Roman"/>
+          <w:lang w:val="en-GB"/>
+        </w:rPr>
+      </w:pPr>
+      <w:r>
+        <w:rPr>
+          <w:rFonts w:ascii="Times New Roman" w:hAnsi="Times New Roman" w:cs="Times New Roman"/>
+          <w:lang w:val="en-GB"/>
+        </w:rPr>
+        <w:t xml:space="preserve">  </w:t>
+      </w:r>
+      <w:proofErr w:type="gramStart"/>
+      <w:r>
+        <w:rPr>
+          <w:rFonts w:ascii="Times New Roman" w:hAnsi="Times New Roman" w:cs="Times New Roman"/>
+          <w:lang w:val="en-GB"/>
+        </w:rPr>
+        <w:t>backend</w:t>
+      </w:r>
+      <w:proofErr w:type="gramEnd"/>
+      <w:r>
+        <w:rPr>
+          <w:rFonts w:ascii="Times New Roman" w:hAnsi="Times New Roman" w:cs="Times New Roman"/>
+          <w:lang w:val="en-GB"/>
+        </w:rPr>
+        <w:t>:</w:t>
+      </w:r>
+    </w:p>
+    <w:p>
+      <w:pPr>
+        <w:rPr>
+          <w:rFonts w:ascii="Times New Roman" w:hAnsi="Times New Roman" w:cs="Times New Roman"/>
+          <w:lang w:val="en-GB"/>
+        </w:rPr>
+      </w:pPr>
+      <w:r>
+        <w:rPr>
+          <w:rFonts w:ascii="Times New Roman" w:hAnsi="Times New Roman" w:cs="Times New Roman"/>
+          <w:lang w:val="en-GB"/>
+        </w:rPr>
+        <w:t xml:space="preserve">    </w:t>
+      </w:r>
+      <w:proofErr w:type="gramStart"/>
+      <w:r>
+        <w:rPr>
+          <w:rFonts w:ascii="Times New Roman" w:hAnsi="Times New Roman" w:cs="Times New Roman"/>
+          <w:lang w:val="en-GB"/>
+        </w:rPr>
+        <w:t>build</w:t>
+      </w:r>
+      <w:proofErr w:type="gramEnd"/>
+      <w:r>
+        <w:rPr>
+          <w:rFonts w:ascii="Times New Roman" w:hAnsi="Times New Roman" w:cs="Times New Roman"/>
+          <w:lang w:val="en-GB"/>
+        </w:rPr>
+        <w:t>:</w:t>
+      </w:r>
+    </w:p>
+    <w:p>
+      <w:pPr>
+        <w:rPr>
+          <w:rFonts w:ascii="Times New Roman" w:hAnsi="Times New Roman" w:cs="Times New Roman"/>
+          <w:lang w:val="en-GB"/>
+        </w:rPr>
+      </w:pPr>
+      <w:r>
+        <w:rPr>
+          <w:rFonts w:ascii="Times New Roman" w:hAnsi="Times New Roman" w:cs="Times New Roman"/>
+          <w:lang w:val="en-GB"/>
+        </w:rPr>
+        <w:t xml:space="preserve">      </w:t>
+      </w:r>
+      <w:proofErr w:type="gramStart"/>
+      <w:r>
+        <w:rPr>
+          <w:rFonts w:ascii="Times New Roman" w:hAnsi="Times New Roman" w:cs="Times New Roman"/>
+          <w:lang w:val="en-GB"/>
+        </w:rPr>
+        <w:t>context</w:t>
+      </w:r>
+      <w:proofErr w:type="gramEnd"/>
+      <w:r>
+        <w:rPr>
+          <w:rFonts w:ascii="Times New Roman" w:hAnsi="Times New Roman" w:cs="Times New Roman"/>
+          <w:lang w:val="en-GB"/>
+        </w:rPr>
+        <w:t>: ./backend</w:t>
+      </w:r>
+    </w:p>
+    <w:p>
+      <w:pPr>
+        <w:rPr>
+          <w:rFonts w:ascii="Times New Roman" w:hAnsi="Times New Roman" w:cs="Times New Roman"/>
+          <w:lang w:val="en-GB"/>
+        </w:rPr>
+      </w:pPr>
+      <w:r>
+        <w:rPr>
+          <w:rFonts w:ascii="Times New Roman" w:hAnsi="Times New Roman" w:cs="Times New Roman"/>
+          <w:lang w:val="en-GB"/>
+        </w:rPr>
+        <w:t xml:space="preserve">      </w:t>
+      </w:r>
+      <w:proofErr w:type="spellStart"/>
+      <w:proofErr w:type="gramStart"/>
+      <w:r>
+        <w:rPr>
+          <w:rFonts w:ascii="Times New Roman" w:hAnsi="Times New Roman" w:cs="Times New Roman"/>
+          <w:lang w:val="en-GB"/>
+        </w:rPr>
+        <w:t>dockerfile</w:t>
+      </w:r>
+      <w:proofErr w:type="spellEnd"/>
+      <w:proofErr w:type="gramEnd"/>
+      <w:r>
+        <w:rPr>
+          <w:rFonts w:ascii="Times New Roman" w:hAnsi="Times New Roman" w:cs="Times New Roman"/>
+          <w:lang w:val="en-GB"/>
+        </w:rPr>
+        <w:t xml:space="preserve">: </w:t>
+      </w:r>
+      <w:proofErr w:type="spellStart"/>
+      <w:r>
+        <w:rPr>
+          <w:rFonts w:ascii="Times New Roman" w:hAnsi="Times New Roman" w:cs="Times New Roman"/>
+          <w:lang w:val="en-GB"/>
+        </w:rPr>
+        <w:t>Dockerfile</w:t>
+      </w:r>
+      <w:proofErr w:type="spellEnd"/>
+    </w:p>
+    <w:p>
+      <w:pPr>
+        <w:rPr>
+          <w:rFonts w:ascii="Times New Roman" w:hAnsi="Times New Roman" w:cs="Times New Roman"/>
+          <w:lang w:val="en-GB"/>
+        </w:rPr>
+      </w:pPr>
+      <w:r>
+        <w:rPr>
+          <w:rFonts w:ascii="Times New Roman" w:hAnsi="Times New Roman" w:cs="Times New Roman"/>
+          <w:lang w:val="en-GB"/>
+        </w:rPr>
+        <w:t xml:space="preserve">    </w:t>
+      </w:r>
+      <w:proofErr w:type="gramStart"/>
+      <w:r>
+        <w:rPr>
+          <w:rFonts w:ascii="Times New Roman" w:hAnsi="Times New Roman" w:cs="Times New Roman"/>
+          <w:lang w:val="en-GB"/>
+        </w:rPr>
+        <w:t>ports</w:t>
+      </w:r>
+      <w:proofErr w:type="gramEnd"/>
+      <w:r>
+        <w:rPr>
+          <w:rFonts w:ascii="Times New Roman" w:hAnsi="Times New Roman" w:cs="Times New Roman"/>
+          <w:lang w:val="en-GB"/>
+        </w:rPr>
+        <w:t>:</w:t>
       </w:r>
     </w:p>
     <w:p>
@@ -2477,97 +4071,344 @@
           <w:rFonts w:ascii="Times New Roman" w:hAnsi="Times New Roman" w:cs="Times New Roman"/>
           <w:lang w:val="en-GB"/>
         </w:rPr>
-        <w:t xml:space="preserve">    depends_on:</w:t>
-      </w:r>
-    </w:p>
-    <w:p>
-      <w:pPr>
-        <w:rPr>
-          <w:rFonts w:ascii="Times New Roman" w:hAnsi="Times New Roman" w:cs="Times New Roman"/>
-          <w:lang w:val="en-GB"/>
-        </w:rPr>
-      </w:pPr>
-      <w:r>
-        <w:rPr>
-          <w:rFonts w:ascii="Times New Roman" w:hAnsi="Times New Roman" w:cs="Times New Roman"/>
-          <w:lang w:val="en-GB"/>
-        </w:rPr>
-        <w:t xml:space="preserve">      - mysql</w:t>
-      </w:r>
-    </w:p>
-    <w:p>
-      <w:pPr>
-        <w:rPr>
-          <w:rFonts w:ascii="Times New Roman" w:hAnsi="Times New Roman" w:cs="Times New Roman"/>
-          <w:lang w:val="en-GB"/>
-        </w:rPr>
-      </w:pPr>
-      <w:r>
-        <w:rPr>
-          <w:rFonts w:ascii="Times New Roman" w:hAnsi="Times New Roman" w:cs="Times New Roman"/>
-          <w:lang w:val="en-GB"/>
-        </w:rPr>
-        <w:t xml:space="preserve">  mysql:</w:t>
-      </w:r>
-    </w:p>
-    <w:p>
-      <w:pPr>
-        <w:rPr>
-          <w:rFonts w:ascii="Times New Roman" w:hAnsi="Times New Roman" w:cs="Times New Roman"/>
-          <w:lang w:val="en-GB"/>
-        </w:rPr>
-      </w:pPr>
-      <w:r>
-        <w:rPr>
-          <w:rFonts w:ascii="Times New Roman" w:hAnsi="Times New Roman" w:cs="Times New Roman"/>
-          <w:lang w:val="en-GB"/>
-        </w:rPr>
-        <w:t xml:space="preserve">    image: mysql:5.7</w:t>
-      </w:r>
-    </w:p>
-    <w:p>
-      <w:pPr>
-        <w:rPr>
-          <w:rFonts w:ascii="Times New Roman" w:hAnsi="Times New Roman" w:cs="Times New Roman"/>
-          <w:lang w:val="en-GB"/>
-        </w:rPr>
-      </w:pPr>
-      <w:r>
-        <w:rPr>
-          <w:rFonts w:ascii="Times New Roman" w:hAnsi="Times New Roman" w:cs="Times New Roman"/>
-          <w:lang w:val="en-GB"/>
-        </w:rPr>
-        <w:t xml:space="preserve">    environment:</w:t>
-      </w:r>
-    </w:p>
-    <w:p>
-      <w:pPr>
-        <w:rPr>
-          <w:rFonts w:ascii="Times New Roman" w:hAnsi="Times New Roman" w:cs="Times New Roman"/>
-          <w:lang w:val="en-GB"/>
-        </w:rPr>
-      </w:pPr>
-      <w:r>
-        <w:rPr>
-          <w:rFonts w:ascii="Times New Roman" w:hAnsi="Times New Roman" w:cs="Times New Roman"/>
-          <w:lang w:val="en-GB"/>
-        </w:rPr>
-        <w:t xml:space="preserve">      MYSQL_ROOT_PASSWORD: mypassword</w:t>
-      </w:r>
-    </w:p>
-    <w:p>
-      <w:pPr>
-        <w:rPr>
-          <w:rFonts w:ascii="Times New Roman" w:hAnsi="Times New Roman" w:cs="Times New Roman"/>
-          <w:lang w:val="en-GB"/>
-        </w:rPr>
-      </w:pPr>
-      <w:r>
-        <w:rPr>
-          <w:rFonts w:ascii="Times New Roman" w:hAnsi="Times New Roman" w:cs="Times New Roman"/>
-          <w:lang w:val="en-GB"/>
-        </w:rPr>
-        <w:t xml:space="preserve">      MYSQL_DATABASE: mydb</w:t>
+        <w:t xml:space="preserve">    </w:t>
+      </w:r>
+      <w:proofErr w:type="spellStart"/>
+      <w:r>
+        <w:rPr>
+          <w:rFonts w:ascii="Times New Roman" w:hAnsi="Times New Roman" w:cs="Times New Roman"/>
+          <w:lang w:val="en-GB"/>
+        </w:rPr>
+        <w:t>depends_on</w:t>
+      </w:r>
+      <w:proofErr w:type="spellEnd"/>
+      <w:r>
+        <w:rPr>
+          <w:rFonts w:ascii="Times New Roman" w:hAnsi="Times New Roman" w:cs="Times New Roman"/>
+          <w:lang w:val="en-GB"/>
+        </w:rPr>
+        <w:t>:</w:t>
+      </w:r>
+    </w:p>
+    <w:p>
+      <w:pPr>
+        <w:rPr>
+          <w:rFonts w:ascii="Times New Roman" w:hAnsi="Times New Roman" w:cs="Times New Roman"/>
+          <w:lang w:val="en-GB"/>
+        </w:rPr>
+      </w:pPr>
+      <w:r>
+        <w:rPr>
+          <w:rFonts w:ascii="Times New Roman" w:hAnsi="Times New Roman" w:cs="Times New Roman"/>
+          <w:lang w:val="en-GB"/>
+        </w:rPr>
+        <w:t xml:space="preserve">      - </w:t>
+      </w:r>
+      <w:proofErr w:type="spellStart"/>
+      <w:proofErr w:type="gramStart"/>
+      <w:r>
+        <w:rPr>
+          <w:rFonts w:ascii="Times New Roman" w:hAnsi="Times New Roman" w:cs="Times New Roman"/>
+          <w:lang w:val="en-GB"/>
+        </w:rPr>
+        <w:t>mysql</w:t>
+      </w:r>
+      <w:proofErr w:type="spellEnd"/>
+      <w:proofErr w:type="gramEnd"/>
+    </w:p>
+    <w:p>
+      <w:pPr>
+        <w:rPr>
+          <w:rFonts w:ascii="Times New Roman" w:hAnsi="Times New Roman" w:cs="Times New Roman"/>
+          <w:lang w:val="en-GB"/>
+        </w:rPr>
+      </w:pPr>
+      <w:r>
+        <w:rPr>
+          <w:rFonts w:ascii="Times New Roman" w:hAnsi="Times New Roman" w:cs="Times New Roman"/>
+          <w:lang w:val="en-GB"/>
+        </w:rPr>
+        <w:t xml:space="preserve">  </w:t>
+      </w:r>
+      <w:proofErr w:type="spellStart"/>
+      <w:proofErr w:type="gramStart"/>
+      <w:r>
+        <w:rPr>
+          <w:rFonts w:ascii="Times New Roman" w:hAnsi="Times New Roman" w:cs="Times New Roman"/>
+          <w:lang w:val="en-GB"/>
+        </w:rPr>
+        <w:t>mysql</w:t>
+      </w:r>
+      <w:proofErr w:type="spellEnd"/>
+      <w:proofErr w:type="gramEnd"/>
+      <w:r>
+        <w:rPr>
+          <w:rFonts w:ascii="Times New Roman" w:hAnsi="Times New Roman" w:cs="Times New Roman"/>
+          <w:lang w:val="en-GB"/>
+        </w:rPr>
+        <w:t>:</w:t>
+      </w:r>
+    </w:p>
+    <w:p>
+      <w:pPr>
+        <w:rPr>
+          <w:rFonts w:ascii="Times New Roman" w:hAnsi="Times New Roman" w:cs="Times New Roman"/>
+          <w:lang w:val="en-GB"/>
+        </w:rPr>
+      </w:pPr>
+      <w:r>
+        <w:rPr>
+          <w:rFonts w:ascii="Times New Roman" w:hAnsi="Times New Roman" w:cs="Times New Roman"/>
+          <w:lang w:val="en-GB"/>
+        </w:rPr>
+        <w:t xml:space="preserve">    </w:t>
+      </w:r>
+      <w:proofErr w:type="gramStart"/>
+      <w:r>
+        <w:rPr>
+          <w:rFonts w:ascii="Times New Roman" w:hAnsi="Times New Roman" w:cs="Times New Roman"/>
+          <w:lang w:val="en-GB"/>
+        </w:rPr>
+        <w:t>image</w:t>
+      </w:r>
+      <w:proofErr w:type="gramEnd"/>
+      <w:r>
+        <w:rPr>
+          <w:rFonts w:ascii="Times New Roman" w:hAnsi="Times New Roman" w:cs="Times New Roman"/>
+          <w:lang w:val="en-GB"/>
+        </w:rPr>
+        <w:t>: mysql:5.7</w:t>
+      </w:r>
+    </w:p>
+    <w:p>
+      <w:pPr>
+        <w:rPr>
+          <w:rFonts w:ascii="Times New Roman" w:hAnsi="Times New Roman" w:cs="Times New Roman"/>
+          <w:lang w:val="en-GB"/>
+        </w:rPr>
+      </w:pPr>
+      <w:r>
+        <w:rPr>
+          <w:rFonts w:ascii="Times New Roman" w:hAnsi="Times New Roman" w:cs="Times New Roman"/>
+          <w:lang w:val="en-GB"/>
+        </w:rPr>
+        <w:t xml:space="preserve">    </w:t>
+      </w:r>
+      <w:proofErr w:type="gramStart"/>
+      <w:r>
+        <w:rPr>
+          <w:rFonts w:ascii="Times New Roman" w:hAnsi="Times New Roman" w:cs="Times New Roman"/>
+          <w:lang w:val="en-GB"/>
+        </w:rPr>
+        <w:t>environment</w:t>
+      </w:r>
+      <w:proofErr w:type="gramEnd"/>
+      <w:r>
+        <w:rPr>
+          <w:rFonts w:ascii="Times New Roman" w:hAnsi="Times New Roman" w:cs="Times New Roman"/>
+          <w:lang w:val="en-GB"/>
+        </w:rPr>
+        <w:t>:</w:t>
+      </w:r>
+    </w:p>
+    <w:p>
+      <w:pPr>
+        <w:rPr>
+          <w:rFonts w:ascii="Times New Roman" w:hAnsi="Times New Roman" w:cs="Times New Roman"/>
+          <w:lang w:val="en-GB"/>
+        </w:rPr>
+      </w:pPr>
+      <w:r>
+        <w:rPr>
+          <w:rFonts w:ascii="Times New Roman" w:hAnsi="Times New Roman" w:cs="Times New Roman"/>
+          <w:lang w:val="en-GB"/>
+        </w:rPr>
+        <w:t xml:space="preserve">      MYSQL_ROOT_PASSWORD: </w:t>
+      </w:r>
+      <w:proofErr w:type="spellStart"/>
+      <w:r>
+        <w:rPr>
+          <w:rFonts w:ascii="Times New Roman" w:hAnsi="Times New Roman" w:cs="Times New Roman"/>
+          <w:lang w:val="en-GB"/>
+        </w:rPr>
+        <w:t>mypassword</w:t>
+      </w:r>
+      <w:proofErr w:type="spellEnd"/>
+    </w:p>
+    <w:p>
+      <w:pPr>
+        <w:rPr>
+          <w:rFonts w:ascii="Times New Roman" w:hAnsi="Times New Roman" w:cs="Times New Roman"/>
+          <w:lang w:val="en-GB"/>
+        </w:rPr>
+      </w:pPr>
+      <w:r>
+        <w:rPr>
+          <w:rFonts w:ascii="Times New Roman" w:hAnsi="Times New Roman" w:cs="Times New Roman"/>
+          <w:lang w:val="en-GB"/>
+        </w:rPr>
+        <w:t xml:space="preserve">      MYSQL_DATABASE: </w:t>
+      </w:r>
+      <w:proofErr w:type="spellStart"/>
+      <w:r>
+        <w:rPr>
+          <w:rFonts w:ascii="Times New Roman" w:hAnsi="Times New Roman" w:cs="Times New Roman"/>
+          <w:lang w:val="en-GB"/>
+        </w:rPr>
+        <w:t>mydb</w:t>
+      </w:r>
+      <w:proofErr w:type="spellEnd"/>
+    </w:p>
+    <w:p>
+      <w:pPr>
+        <w:rPr>
+          <w:rFonts w:ascii="Times New Roman" w:hAnsi="Times New Roman" w:cs="Times New Roman"/>
+          <w:lang w:val="en-GB"/>
+        </w:rPr>
+      </w:pPr>
+      <w:r>
+        <w:rPr>
+          <w:rFonts w:ascii="Times New Roman" w:hAnsi="Times New Roman" w:cs="Times New Roman"/>
+          <w:lang w:val="en-GB"/>
+        </w:rPr>
+        <w:t xml:space="preserve">      MYSQL_USER: </w:t>
+      </w:r>
+      <w:proofErr w:type="spellStart"/>
+      <w:r>
+        <w:rPr>
+          <w:rFonts w:ascii="Times New Roman" w:hAnsi="Times New Roman" w:cs="Times New Roman"/>
+          <w:lang w:val="en-GB"/>
+        </w:rPr>
+        <w:t>myuser</w:t>
+      </w:r>
+      <w:proofErr w:type="spellEnd"/>
+    </w:p>
+    <w:p>
+      <w:pPr>
+        <w:rPr>
+          <w:rFonts w:ascii="Times New Roman" w:hAnsi="Times New Roman" w:cs="Times New Roman"/>
+          <w:lang w:val="en-GB"/>
+        </w:rPr>
+      </w:pPr>
+      <w:r>
+        <w:rPr>
+          <w:rFonts w:ascii="Times New Roman" w:hAnsi="Times New Roman" w:cs="Times New Roman"/>
+          <w:lang w:val="en-GB"/>
+        </w:rPr>
+        <w:t xml:space="preserve">      MYSQL_PASSWORD: </w:t>
+      </w:r>
+      <w:proofErr w:type="spellStart"/>
+      <w:r>
+        <w:rPr>
+          <w:rFonts w:ascii="Times New Roman" w:hAnsi="Times New Roman" w:cs="Times New Roman"/>
+          <w:lang w:val="en-GB"/>
+        </w:rPr>
+        <w:t>mypassword</w:t>
+      </w:r>
+      <w:proofErr w:type="spellEnd"/>
+    </w:p>
+    <w:p>
+      <w:pPr>
+        <w:rPr>
+          <w:rFonts w:ascii="Times New Roman" w:hAnsi="Times New Roman" w:cs="Times New Roman"/>
+          <w:lang w:val="en-GB"/>
+        </w:rPr>
+      </w:pPr>
+      <w:r>
+        <w:rPr>
+          <w:rFonts w:ascii="Times New Roman" w:hAnsi="Times New Roman" w:cs="Times New Roman"/>
+          <w:lang w:val="en-GB"/>
+        </w:rPr>
+        <w:t xml:space="preserve">    </w:t>
+      </w:r>
+      <w:proofErr w:type="gramStart"/>
+      <w:r>
+        <w:rPr>
+          <w:rFonts w:ascii="Times New Roman" w:hAnsi="Times New Roman" w:cs="Times New Roman"/>
+          <w:lang w:val="en-GB"/>
+        </w:rPr>
+        <w:t>volumes</w:t>
+      </w:r>
+      <w:proofErr w:type="gramEnd"/>
+      <w:r>
+        <w:rPr>
+          <w:rFonts w:ascii="Times New Roman" w:hAnsi="Times New Roman" w:cs="Times New Roman"/>
+          <w:lang w:val="en-GB"/>
+        </w:rPr>
+        <w:t>:</w:t>
+      </w:r>
+    </w:p>
+    <w:p>
+      <w:pPr>
+        <w:rPr>
+          <w:rFonts w:ascii="Times New Roman" w:hAnsi="Times New Roman" w:cs="Times New Roman"/>
+          <w:lang w:val="en-GB"/>
+        </w:rPr>
+      </w:pPr>
+      <w:r>
+        <w:rPr>
+          <w:rFonts w:ascii="Times New Roman" w:hAnsi="Times New Roman" w:cs="Times New Roman"/>
+          <w:lang w:val="en-GB"/>
+        </w:rPr>
+        <w:t xml:space="preserve">      - </w:t>
+      </w:r>
+      <w:proofErr w:type="spellStart"/>
+      <w:proofErr w:type="gramStart"/>
+      <w:r>
+        <w:rPr>
+          <w:rFonts w:ascii="Times New Roman" w:hAnsi="Times New Roman" w:cs="Times New Roman"/>
+          <w:lang w:val="en-GB"/>
+        </w:rPr>
+        <w:t>mysql</w:t>
+      </w:r>
+      <w:proofErr w:type="spellEnd"/>
+      <w:r>
+        <w:rPr>
+          <w:rFonts w:ascii="Times New Roman" w:hAnsi="Times New Roman" w:cs="Times New Roman"/>
+          <w:lang w:val="en-GB"/>
+        </w:rPr>
+        <w:t>-data</w:t>
+      </w:r>
+      <w:proofErr w:type="gramEnd"/>
+      <w:r>
+        <w:rPr>
+          <w:rFonts w:ascii="Times New Roman" w:hAnsi="Times New Roman" w:cs="Times New Roman"/>
+          <w:lang w:val="en-GB"/>
+        </w:rPr>
+        <w:t>:/var/lib/</w:t>
+      </w:r>
+      <w:proofErr w:type="spellStart"/>
+      <w:r>
+        <w:rPr>
+          <w:rFonts w:ascii="Times New Roman" w:hAnsi="Times New Roman" w:cs="Times New Roman"/>
+          <w:lang w:val="en-GB"/>
+        </w:rPr>
+        <w:t>mysql</w:t>
+      </w:r>
+      <w:proofErr w:type="spellEnd"/>
+    </w:p>
+    <w:p>
+      <w:pPr>
+        <w:rPr>
+          <w:rFonts w:ascii="Times New Roman" w:hAnsi="Times New Roman" w:cs="Times New Roman"/>
+          <w:lang w:val="en-GB"/>
+        </w:rPr>
+      </w:pPr>
+      <w:proofErr w:type="gramStart"/>
+      <w:r>
+        <w:rPr>
+          <w:rFonts w:ascii="Times New Roman" w:hAnsi="Times New Roman" w:cs="Times New Roman"/>
+          <w:lang w:val="en-GB"/>
+        </w:rPr>
+        <w:t>volumes</w:t>
+      </w:r>
+      <w:proofErr w:type="gramEnd"/>
+      <w:r>
+        <w:rPr>
+          <w:rFonts w:ascii="Times New Roman" w:hAnsi="Times New Roman" w:cs="Times New Roman"/>
+          <w:lang w:val="en-GB"/>
+        </w:rPr>
+        <w:t>:</w:t>
       </w:r>
     </w:p>
     <w:p>
@@ -2583,82 +4424,32 @@
           <w:lang w:val="en-GB"/>
         </w:rPr>
         <w:lastRenderedPageBreak/>
-        <w:t xml:space="preserve">      MYSQL_USER: myuser</w:t>
-      </w:r>
-    </w:p>
-    <w:p>
-      <w:pPr>
-        <w:rPr>
-          <w:rFonts w:ascii="Times New Roman" w:hAnsi="Times New Roman" w:cs="Times New Roman"/>
-          <w:lang w:val="en-GB"/>
-        </w:rPr>
-      </w:pPr>
-      <w:r>
-        <w:rPr>
-          <w:rFonts w:ascii="Times New Roman" w:hAnsi="Times New Roman" w:cs="Times New Roman"/>
-          <w:lang w:val="en-GB"/>
-        </w:rPr>
-        <w:t xml:space="preserve">      MYSQL_PASSWORD: mypassword</w:t>
-      </w:r>
-    </w:p>
-    <w:p>
-      <w:pPr>
-        <w:rPr>
-          <w:rFonts w:ascii="Times New Roman" w:hAnsi="Times New Roman" w:cs="Times New Roman"/>
-          <w:lang w:val="en-GB"/>
-        </w:rPr>
-      </w:pPr>
-      <w:r>
-        <w:rPr>
-          <w:rFonts w:ascii="Times New Roman" w:hAnsi="Times New Roman" w:cs="Times New Roman"/>
-          <w:lang w:val="en-GB"/>
-        </w:rPr>
-        <w:t xml:space="preserve">    volumes:</w:t>
-      </w:r>
-    </w:p>
-    <w:p>
-      <w:pPr>
-        <w:rPr>
-          <w:rFonts w:ascii="Times New Roman" w:hAnsi="Times New Roman" w:cs="Times New Roman"/>
-          <w:lang w:val="en-GB"/>
-        </w:rPr>
-      </w:pPr>
-      <w:r>
-        <w:rPr>
-          <w:rFonts w:ascii="Times New Roman" w:hAnsi="Times New Roman" w:cs="Times New Roman"/>
-          <w:lang w:val="en-GB"/>
-        </w:rPr>
-        <w:t xml:space="preserve">      - mysql-data:/var/lib/mysql</w:t>
-      </w:r>
-    </w:p>
-    <w:p>
-      <w:pPr>
-        <w:rPr>
-          <w:rFonts w:ascii="Times New Roman" w:hAnsi="Times New Roman" w:cs="Times New Roman"/>
-          <w:lang w:val="en-GB"/>
-        </w:rPr>
-      </w:pPr>
-      <w:r>
-        <w:rPr>
-          <w:rFonts w:ascii="Times New Roman" w:hAnsi="Times New Roman" w:cs="Times New Roman"/>
-          <w:lang w:val="en-GB"/>
-        </w:rPr>
-        <w:t>volumes:</w:t>
-      </w:r>
-    </w:p>
-    <w:p>
-      <w:pPr>
-        <w:rPr>
-          <w:rFonts w:ascii="Times New Roman" w:hAnsi="Times New Roman" w:cs="Times New Roman"/>
-          <w:lang w:val="en-GB"/>
-        </w:rPr>
-      </w:pPr>
-      <w:r>
-        <w:rPr>
-          <w:rFonts w:ascii="Times New Roman" w:hAnsi="Times New Roman" w:cs="Times New Roman"/>
-          <w:lang w:val="en-GB"/>
-        </w:rPr>
-        <w:t xml:space="preserve">  mysql-data:</w:t>
+        <w:t xml:space="preserve">  </w:t>
+      </w:r>
+      <w:proofErr w:type="spellStart"/>
+      <w:proofErr w:type="gramStart"/>
+      <w:r>
+        <w:rPr>
+          <w:rFonts w:ascii="Times New Roman" w:hAnsi="Times New Roman" w:cs="Times New Roman"/>
+          <w:lang w:val="en-GB"/>
+        </w:rPr>
+        <w:t>mysql</w:t>
+      </w:r>
+      <w:proofErr w:type="spellEnd"/>
+      <w:r>
+        <w:rPr>
+          <w:rFonts w:ascii="Times New Roman" w:hAnsi="Times New Roman" w:cs="Times New Roman"/>
+          <w:lang w:val="en-GB"/>
+        </w:rPr>
+        <w:t>-data</w:t>
+      </w:r>
+      <w:proofErr w:type="gramEnd"/>
+      <w:r>
+        <w:rPr>
+          <w:rFonts w:ascii="Times New Roman" w:hAnsi="Times New Roman" w:cs="Times New Roman"/>
+          <w:lang w:val="en-GB"/>
+        </w:rPr>
+        <w:t>:</w:t>
       </w:r>
     </w:p>
     <w:p>
@@ -2695,7 +4486,23 @@
           <w:rFonts w:ascii="Times New Roman" w:hAnsi="Times New Roman" w:cs="Times New Roman"/>
           <w:lang w:val="en-GB"/>
         </w:rPr>
-        <w:t>wo services: backend and mysql.</w:t>
+        <w:t xml:space="preserve">wo services: backend and </w:t>
+      </w:r>
+      <w:proofErr w:type="spellStart"/>
+      <w:r>
+        <w:rPr>
+          <w:rFonts w:ascii="Times New Roman" w:hAnsi="Times New Roman" w:cs="Times New Roman"/>
+          <w:lang w:val="en-GB"/>
+        </w:rPr>
+        <w:t>mysql</w:t>
+      </w:r>
+      <w:proofErr w:type="spellEnd"/>
+      <w:r>
+        <w:rPr>
+          <w:rFonts w:ascii="Times New Roman" w:hAnsi="Times New Roman" w:cs="Times New Roman"/>
+          <w:lang w:val="en-GB"/>
+        </w:rPr>
+        <w:t>.</w:t>
       </w:r>
     </w:p>
     <w:p>
@@ -2725,7 +4532,23 @@
           <w:rFonts w:ascii="Times New Roman" w:hAnsi="Times New Roman" w:cs="Times New Roman"/>
           <w:lang w:val="en-GB"/>
         </w:rPr>
-        <w:t>It builds the Docker image for the Spring Boot application using the Dockerfile from the backend directory.</w:t>
+        <w:t xml:space="preserve">It builds the Docker image for the Spring Boot application using the </w:t>
+      </w:r>
+      <w:proofErr w:type="spellStart"/>
+      <w:r>
+        <w:rPr>
+          <w:rFonts w:ascii="Times New Roman" w:hAnsi="Times New Roman" w:cs="Times New Roman"/>
+          <w:lang w:val="en-GB"/>
+        </w:rPr>
+        <w:t>Dockerfile</w:t>
+      </w:r>
+      <w:proofErr w:type="spellEnd"/>
+      <w:r>
+        <w:rPr>
+          <w:rFonts w:ascii="Times New Roman" w:hAnsi="Times New Roman" w:cs="Times New Roman"/>
+          <w:lang w:val="en-GB"/>
+        </w:rPr>
+        <w:t xml:space="preserve"> from the backend directory.</w:t>
       </w:r>
       <w:r>
         <w:rPr>
@@ -2748,6 +4571,7 @@
         </w:rPr>
         <w:t>to the Spring Boot application. ‘</w:t>
       </w:r>
+      <w:proofErr w:type="spellStart"/>
       <w:r>
         <w:rPr>
           <w:rFonts w:ascii="Times New Roman" w:hAnsi="Times New Roman" w:cs="Times New Roman"/>
@@ -2755,6 +4579,7 @@
         </w:rPr>
         <w:t>depends_on</w:t>
       </w:r>
+      <w:proofErr w:type="spellEnd"/>
       <w:r>
         <w:rPr>
           <w:rFonts w:ascii="Times New Roman" w:hAnsi="Times New Roman" w:cs="Times New Roman"/>
@@ -2767,37 +4592,85 @@
           <w:rFonts w:ascii="Times New Roman" w:hAnsi="Times New Roman" w:cs="Times New Roman"/>
           <w:lang w:val="en-GB"/>
         </w:rPr>
-        <w:t xml:space="preserve"> specifies that the backend service depends on the mysql service, ensuring that the database is running before the application starts.</w:t>
-      </w:r>
-    </w:p>
-    <w:p>
-      <w:pPr>
-        <w:rPr>
-          <w:rFonts w:ascii="Times New Roman" w:hAnsi="Times New Roman" w:cs="Times New Roman"/>
-          <w:lang w:val="en-GB"/>
-        </w:rPr>
-      </w:pPr>
-      <w:r>
-        <w:rPr>
-          <w:rFonts w:ascii="Times New Roman" w:hAnsi="Times New Roman" w:cs="Times New Roman"/>
-          <w:lang w:val="en-GB"/>
-        </w:rPr>
-        <w:t>The mysql service:</w:t>
-      </w:r>
-    </w:p>
-    <w:p>
-      <w:pPr>
-        <w:rPr>
-          <w:rFonts w:ascii="Times New Roman" w:hAnsi="Times New Roman" w:cs="Times New Roman"/>
-          <w:lang w:val="en-GB"/>
-        </w:rPr>
-      </w:pPr>
-      <w:r>
-        <w:rPr>
-          <w:rFonts w:ascii="Times New Roman" w:hAnsi="Times New Roman" w:cs="Times New Roman"/>
-          <w:lang w:val="en-GB"/>
-        </w:rPr>
-        <w:t>It uses the official MySQL 5.7 image from Docker Hub.</w:t>
+        <w:t xml:space="preserve"> specifies that the backend service depends on the </w:t>
+      </w:r>
+      <w:proofErr w:type="spellStart"/>
+      <w:r>
+        <w:rPr>
+          <w:rFonts w:ascii="Times New Roman" w:hAnsi="Times New Roman" w:cs="Times New Roman"/>
+          <w:lang w:val="en-GB"/>
+        </w:rPr>
+        <w:t>mysql</w:t>
+      </w:r>
+      <w:proofErr w:type="spellEnd"/>
+      <w:r>
+        <w:rPr>
+          <w:rFonts w:ascii="Times New Roman" w:hAnsi="Times New Roman" w:cs="Times New Roman"/>
+          <w:lang w:val="en-GB"/>
+        </w:rPr>
+        <w:t xml:space="preserve"> service, ensuring that the database is running before the application starts.</w:t>
+      </w:r>
+    </w:p>
+    <w:p>
+      <w:pPr>
+        <w:rPr>
+          <w:rFonts w:ascii="Times New Roman" w:hAnsi="Times New Roman" w:cs="Times New Roman"/>
+          <w:lang w:val="en-GB"/>
+        </w:rPr>
+      </w:pPr>
+      <w:r>
+        <w:rPr>
+          <w:rFonts w:ascii="Times New Roman" w:hAnsi="Times New Roman" w:cs="Times New Roman"/>
+          <w:lang w:val="en-GB"/>
+        </w:rPr>
+        <w:t xml:space="preserve">The </w:t>
+      </w:r>
+      <w:proofErr w:type="spellStart"/>
+      <w:r>
+        <w:rPr>
+          <w:rFonts w:ascii="Times New Roman" w:hAnsi="Times New Roman" w:cs="Times New Roman"/>
+          <w:lang w:val="en-GB"/>
+        </w:rPr>
+        <w:t>mysql</w:t>
+      </w:r>
+      <w:proofErr w:type="spellEnd"/>
+      <w:r>
+        <w:rPr>
+          <w:rFonts w:ascii="Times New Roman" w:hAnsi="Times New Roman" w:cs="Times New Roman"/>
+          <w:lang w:val="en-GB"/>
+        </w:rPr>
+        <w:t xml:space="preserve"> service:</w:t>
+      </w:r>
+    </w:p>
+    <w:p>
+      <w:pPr>
+        <w:rPr>
+          <w:rFonts w:ascii="Times New Roman" w:hAnsi="Times New Roman" w:cs="Times New Roman"/>
+          <w:lang w:val="en-GB"/>
+        </w:rPr>
+      </w:pPr>
+      <w:r>
+        <w:rPr>
+          <w:rFonts w:ascii="Times New Roman" w:hAnsi="Times New Roman" w:cs="Times New Roman"/>
+          <w:lang w:val="en-GB"/>
+        </w:rPr>
+        <w:t xml:space="preserve">It uses the official </w:t>
+      </w:r>
+      <w:proofErr w:type="spellStart"/>
+      <w:r>
+        <w:rPr>
+          <w:rFonts w:ascii="Times New Roman" w:hAnsi="Times New Roman" w:cs="Times New Roman"/>
+          <w:lang w:val="en-GB"/>
+        </w:rPr>
+        <w:t>MySQL</w:t>
+      </w:r>
+      <w:proofErr w:type="spellEnd"/>
+      <w:r>
+        <w:rPr>
+          <w:rFonts w:ascii="Times New Roman" w:hAnsi="Times New Roman" w:cs="Times New Roman"/>
+          <w:lang w:val="en-GB"/>
+        </w:rPr>
+        <w:t xml:space="preserve"> 5.7 image from Docker Hub.</w:t>
       </w:r>
       <w:r>
         <w:rPr>
@@ -2806,13 +4679,31 @@
         </w:rPr>
         <w:t xml:space="preserve"> </w:t>
       </w:r>
-      <w:r>
-        <w:rPr>
-          <w:rFonts w:ascii="Times New Roman" w:hAnsi="Times New Roman" w:cs="Times New Roman"/>
-          <w:lang w:val="en-GB"/>
-        </w:rPr>
-        <w:t>Defines environment variables for configuring the MySQL database (root password, database name, user, and password).</w:t>
-      </w:r>
+      <w:proofErr w:type="gramStart"/>
+      <w:r>
+        <w:rPr>
+          <w:rFonts w:ascii="Times New Roman" w:hAnsi="Times New Roman" w:cs="Times New Roman"/>
+          <w:lang w:val="en-GB"/>
+        </w:rPr>
+        <w:t xml:space="preserve">Defines environment variables for configuring the </w:t>
+      </w:r>
+      <w:proofErr w:type="spellStart"/>
+      <w:r>
+        <w:rPr>
+          <w:rFonts w:ascii="Times New Roman" w:hAnsi="Times New Roman" w:cs="Times New Roman"/>
+          <w:lang w:val="en-GB"/>
+        </w:rPr>
+        <w:t>MySQL</w:t>
+      </w:r>
+      <w:proofErr w:type="spellEnd"/>
+      <w:r>
+        <w:rPr>
+          <w:rFonts w:ascii="Times New Roman" w:hAnsi="Times New Roman" w:cs="Times New Roman"/>
+          <w:lang w:val="en-GB"/>
+        </w:rPr>
+        <w:t xml:space="preserve"> database (root password, database name, user, and password).</w:t>
+      </w:r>
+      <w:proofErr w:type="gramEnd"/>
       <w:r>
         <w:rPr>
           <w:rFonts w:ascii="Times New Roman" w:hAnsi="Times New Roman" w:cs="Times New Roman"/>
@@ -2820,13 +4711,47 @@
         </w:rPr>
         <w:t xml:space="preserve"> </w:t>
       </w:r>
-      <w:r>
-        <w:rPr>
-          <w:rFonts w:ascii="Times New Roman" w:hAnsi="Times New Roman" w:cs="Times New Roman"/>
-          <w:lang w:val="en-GB"/>
-        </w:rPr>
-        <w:t>Mounts a named volume mysql-data to persist the MySQL data between container restarts.</w:t>
-      </w:r>
+      <w:proofErr w:type="gramStart"/>
+      <w:r>
+        <w:rPr>
+          <w:rFonts w:ascii="Times New Roman" w:hAnsi="Times New Roman" w:cs="Times New Roman"/>
+          <w:lang w:val="en-GB"/>
+        </w:rPr>
+        <w:t xml:space="preserve">Mounts a named volume </w:t>
+      </w:r>
+      <w:proofErr w:type="spellStart"/>
+      <w:r>
+        <w:rPr>
+          <w:rFonts w:ascii="Times New Roman" w:hAnsi="Times New Roman" w:cs="Times New Roman"/>
+          <w:lang w:val="en-GB"/>
+        </w:rPr>
+        <w:t>mysql</w:t>
+      </w:r>
+      <w:proofErr w:type="spellEnd"/>
+      <w:r>
+        <w:rPr>
+          <w:rFonts w:ascii="Times New Roman" w:hAnsi="Times New Roman" w:cs="Times New Roman"/>
+          <w:lang w:val="en-GB"/>
+        </w:rPr>
+        <w:t xml:space="preserve">-data to persist the </w:t>
+      </w:r>
+      <w:proofErr w:type="spellStart"/>
+      <w:r>
+        <w:rPr>
+          <w:rFonts w:ascii="Times New Roman" w:hAnsi="Times New Roman" w:cs="Times New Roman"/>
+          <w:lang w:val="en-GB"/>
+        </w:rPr>
+        <w:t>MySQL</w:t>
+      </w:r>
+      <w:proofErr w:type="spellEnd"/>
+      <w:r>
+        <w:rPr>
+          <w:rFonts w:ascii="Times New Roman" w:hAnsi="Times New Roman" w:cs="Times New Roman"/>
+          <w:lang w:val="en-GB"/>
+        </w:rPr>
+        <w:t xml:space="preserve"> data between container restarts.</w:t>
+      </w:r>
+      <w:proofErr w:type="gramEnd"/>
     </w:p>
     <w:p>
       <w:pPr>
@@ -2850,27 +4775,52 @@
           <w:lang w:val="en-GB"/>
         </w:rPr>
       </w:pPr>
-      <w:r>
-        <w:rPr>
-          <w:rFonts w:ascii="Times New Roman" w:hAnsi="Times New Roman" w:cs="Times New Roman"/>
-          <w:lang w:val="en-GB"/>
-        </w:rPr>
-        <w:t>docker-compose up</w:t>
-      </w:r>
-    </w:p>
-    <w:p>
-      <w:pPr>
-        <w:rPr>
-          <w:rFonts w:ascii="Times New Roman" w:hAnsi="Times New Roman" w:cs="Times New Roman"/>
-          <w:lang w:val="en-GB"/>
-        </w:rPr>
-      </w:pPr>
-      <w:r>
-        <w:rPr>
-          <w:rFonts w:ascii="Times New Roman" w:hAnsi="Times New Roman" w:cs="Times New Roman"/>
-          <w:lang w:val="en-GB"/>
-        </w:rPr>
-        <w:t xml:space="preserve">Docker Compose will create two containers, one for the Spring Boot backend and one for the MySQL database. The containers will be connected in the same Docker network, allowing them to communicate. The Spring Boot application will be accessible at </w:t>
+      <w:proofErr w:type="gramStart"/>
+      <w:r>
+        <w:rPr>
+          <w:rFonts w:ascii="Times New Roman" w:hAnsi="Times New Roman" w:cs="Times New Roman"/>
+          <w:lang w:val="en-GB"/>
+        </w:rPr>
+        <w:t>docker-</w:t>
+      </w:r>
+      <w:proofErr w:type="gramEnd"/>
+      <w:r>
+        <w:rPr>
+          <w:rFonts w:ascii="Times New Roman" w:hAnsi="Times New Roman" w:cs="Times New Roman"/>
+          <w:lang w:val="en-GB"/>
+        </w:rPr>
+        <w:t>compose up</w:t>
+      </w:r>
+    </w:p>
+    <w:p>
+      <w:pPr>
+        <w:rPr>
+          <w:rFonts w:ascii="Times New Roman" w:hAnsi="Times New Roman" w:cs="Times New Roman"/>
+          <w:lang w:val="en-GB"/>
+        </w:rPr>
+      </w:pPr>
+      <w:r>
+        <w:rPr>
+          <w:rFonts w:ascii="Times New Roman" w:hAnsi="Times New Roman" w:cs="Times New Roman"/>
+          <w:lang w:val="en-GB"/>
+        </w:rPr>
+        <w:t xml:space="preserve">Docker Compose will create two containers, one for the Spring Boot backend and one for the </w:t>
+      </w:r>
+      <w:proofErr w:type="spellStart"/>
+      <w:r>
+        <w:rPr>
+          <w:rFonts w:ascii="Times New Roman" w:hAnsi="Times New Roman" w:cs="Times New Roman"/>
+          <w:lang w:val="en-GB"/>
+        </w:rPr>
+        <w:t>MySQL</w:t>
+      </w:r>
+      <w:proofErr w:type="spellEnd"/>
+      <w:r>
+        <w:rPr>
+          <w:rFonts w:ascii="Times New Roman" w:hAnsi="Times New Roman" w:cs="Times New Roman"/>
+          <w:lang w:val="en-GB"/>
+        </w:rPr>
+        <w:t xml:space="preserve"> database. The containers will be connected in the same Docker network, allowing them to communicate. The Spring Boot application will be accessible at </w:t>
       </w:r>
       <w:hyperlink r:id="rId5" w:history="1">
         <w:r>
@@ -2912,6 +4862,7 @@
           <w:lang w:val="en-GB"/>
         </w:rPr>
       </w:pPr>
+      <w:proofErr w:type="gramStart"/>
       <w:r>
         <w:rPr>
           <w:rFonts w:ascii="Times New Roman" w:hAnsi="Times New Roman" w:cs="Times New Roman"/>
@@ -2924,8 +4875,9 @@
           <w:rFonts w:ascii="Times New Roman" w:hAnsi="Times New Roman" w:cs="Times New Roman"/>
           <w:lang w:val="en-GB"/>
         </w:rPr>
-        <w:t xml:space="preserve"> Maven </w:t>
-      </w:r>
+        <w:t xml:space="preserve"> Maven</w:t>
+      </w:r>
+      <w:proofErr w:type="gramEnd"/>
       <w:r>
         <w:rPr>
           <w:rFonts w:ascii="Times New Roman" w:hAnsi="Times New Roman" w:cs="Times New Roman"/>
@@ -2938,6 +4890,13 @@
           <w:rFonts w:ascii="Times New Roman" w:hAnsi="Times New Roman" w:cs="Times New Roman"/>
           <w:lang w:val="en-GB"/>
         </w:rPr>
+        <w:t xml:space="preserve"> </w:t>
+      </w:r>
+      <w:r>
+        <w:rPr>
+          <w:rFonts w:ascii="Times New Roman" w:hAnsi="Times New Roman" w:cs="Times New Roman"/>
+          <w:lang w:val="en-GB"/>
+        </w:rPr>
         <w:t xml:space="preserve">JIB </w:t>
       </w:r>
       <w:r>
@@ -2982,92 +4941,1798 @@
           <w:rFonts w:ascii="Times New Roman" w:hAnsi="Times New Roman" w:cs="Times New Roman"/>
           <w:lang w:val="en-GB"/>
         </w:rPr>
-        <w:t>What is the role of .dockerignore file?</w:t>
-      </w:r>
-    </w:p>
-    <w:p>
-      <w:pPr>
-        <w:rPr>
-          <w:rFonts w:ascii="Times New Roman" w:hAnsi="Times New Roman" w:cs="Times New Roman"/>
-          <w:lang w:val="en-GB"/>
-        </w:rPr>
-      </w:pPr>
-      <w:r>
-        <w:rPr>
-          <w:rFonts w:ascii="Times New Roman" w:hAnsi="Times New Roman" w:cs="Times New Roman"/>
-          <w:lang w:val="en-GB"/>
-        </w:rPr>
-        <w:t>The .dockerignore file is used to specify files and directories that should be excluded when building a Docker image.</w:t>
-      </w:r>
-    </w:p>
-    <w:p>
-      <w:pPr>
-        <w:rPr>
-          <w:rFonts w:ascii="Times New Roman" w:hAnsi="Times New Roman" w:cs="Times New Roman"/>
-          <w:lang w:val="en-GB"/>
-        </w:rPr>
-      </w:pPr>
-    </w:p>
-    <w:p>
-      <w:pPr>
-        <w:rPr>
-          <w:rFonts w:ascii="Times New Roman" w:hAnsi="Times New Roman" w:cs="Times New Roman"/>
-          <w:lang w:val="en-GB"/>
-        </w:rPr>
-      </w:pPr>
-    </w:p>
-    <w:p>
-      <w:pPr>
-        <w:rPr>
-          <w:rFonts w:ascii="Times New Roman" w:hAnsi="Times New Roman" w:cs="Times New Roman"/>
-          <w:lang w:val="en-GB"/>
-        </w:rPr>
-      </w:pPr>
-      <w:r>
-        <w:rPr>
-          <w:rFonts w:ascii="Times New Roman" w:hAnsi="Times New Roman" w:cs="Times New Roman"/>
+        <w:t>What is the role of .</w:t>
+      </w:r>
+      <w:proofErr w:type="spellStart"/>
+      <w:r>
+        <w:rPr>
+          <w:rFonts w:ascii="Times New Roman" w:hAnsi="Times New Roman" w:cs="Times New Roman"/>
+          <w:lang w:val="en-GB"/>
+        </w:rPr>
+        <w:t>dockerignore</w:t>
+      </w:r>
+      <w:proofErr w:type="spellEnd"/>
+      <w:r>
+        <w:rPr>
+          <w:rFonts w:ascii="Times New Roman" w:hAnsi="Times New Roman" w:cs="Times New Roman"/>
+          <w:lang w:val="en-GB"/>
+        </w:rPr>
+        <w:t xml:space="preserve"> file?</w:t>
+      </w:r>
+    </w:p>
+    <w:p>
+      <w:pPr>
+        <w:rPr>
+          <w:rFonts w:ascii="Times New Roman" w:hAnsi="Times New Roman" w:cs="Times New Roman"/>
+          <w:lang w:val="en-GB"/>
+        </w:rPr>
+      </w:pPr>
+      <w:r>
+        <w:rPr>
+          <w:rFonts w:ascii="Times New Roman" w:hAnsi="Times New Roman" w:cs="Times New Roman"/>
+          <w:lang w:val="en-GB"/>
+        </w:rPr>
+        <w:t>The .</w:t>
+      </w:r>
+      <w:proofErr w:type="spellStart"/>
+      <w:r>
+        <w:rPr>
+          <w:rFonts w:ascii="Times New Roman" w:hAnsi="Times New Roman" w:cs="Times New Roman"/>
+          <w:lang w:val="en-GB"/>
+        </w:rPr>
+        <w:t>dockerignore</w:t>
+      </w:r>
+      <w:proofErr w:type="spellEnd"/>
+      <w:r>
+        <w:rPr>
+          <w:rFonts w:ascii="Times New Roman" w:hAnsi="Times New Roman" w:cs="Times New Roman"/>
+          <w:lang w:val="en-GB"/>
+        </w:rPr>
+        <w:t xml:space="preserve"> file is used to specify files and directories that should be excluded when building a Docker image.</w:t>
+      </w:r>
+    </w:p>
+    <w:p>
+      <w:pPr>
+        <w:rPr>
+          <w:rFonts w:ascii="Times New Roman" w:hAnsi="Times New Roman" w:cs="Times New Roman"/>
+          <w:lang w:val="en-GB"/>
+        </w:rPr>
+      </w:pPr>
+    </w:p>
+    <w:p>
+      <w:pPr>
+        <w:rPr>
+          <w:rFonts w:ascii="Times New Roman" w:hAnsi="Times New Roman" w:cs="Times New Roman"/>
+          <w:lang w:val="en-GB"/>
+        </w:rPr>
+      </w:pPr>
+    </w:p>
+    <w:p>
+      <w:pPr>
+        <w:rPr>
+          <w:rFonts w:ascii="Times New Roman" w:hAnsi="Times New Roman" w:cs="Times New Roman"/>
+          <w:lang w:val="en-GB"/>
+        </w:rPr>
+      </w:pPr>
+      <w:r>
+        <w:rPr>
+          <w:rFonts w:ascii="Times New Roman" w:hAnsi="Times New Roman" w:cs="Times New Roman"/>
+          <w:lang w:val="en-GB"/>
+        </w:rPr>
+        <w:t>What are Mounts?</w:t>
+      </w:r>
+    </w:p>
+    <w:p>
+      <w:pPr>
+        <w:rPr>
+          <w:rFonts w:ascii="Times New Roman" w:hAnsi="Times New Roman" w:cs="Times New Roman"/>
+          <w:lang w:val="en-GB"/>
+        </w:rPr>
+      </w:pPr>
+      <w:r>
+        <w:rPr>
+          <w:rFonts w:ascii="Times New Roman" w:hAnsi="Times New Roman" w:cs="Times New Roman"/>
+          <w:lang w:val="en-GB"/>
+        </w:rPr>
+        <w:t xml:space="preserve">In Docker, mounts refer to the mechanism through which you can attach a file or directory from your host machine to a specific location within a container. This allows data to be shared between the host and the container, and changes made in either the host or the </w:t>
+      </w:r>
+      <w:proofErr w:type="gramStart"/>
+      <w:r>
+        <w:rPr>
+          <w:rFonts w:ascii="Times New Roman" w:hAnsi="Times New Roman" w:cs="Times New Roman"/>
+          <w:lang w:val="en-GB"/>
+        </w:rPr>
+        <w:t>container are</w:t>
+      </w:r>
+      <w:proofErr w:type="gramEnd"/>
+      <w:r>
+        <w:rPr>
+          <w:rFonts w:ascii="Times New Roman" w:hAnsi="Times New Roman" w:cs="Times New Roman"/>
+          <w:lang w:val="en-GB"/>
+        </w:rPr>
+        <w:t xml:space="preserve"> reflected in the other.</w:t>
+      </w:r>
+    </w:p>
+    <w:p>
+      <w:pPr>
+        <w:rPr>
+          <w:rFonts w:ascii="Times New Roman" w:hAnsi="Times New Roman" w:cs="Times New Roman"/>
+          <w:lang w:val="en-GB"/>
+        </w:rPr>
+      </w:pPr>
+      <w:r>
+        <w:rPr>
+          <w:rFonts w:ascii="Times New Roman" w:hAnsi="Times New Roman" w:cs="Times New Roman"/>
+          <w:lang w:val="en-GB"/>
+        </w:rPr>
+        <w:t xml:space="preserve">There are 3 </w:t>
+      </w:r>
+      <w:proofErr w:type="gramStart"/>
+      <w:r>
+        <w:rPr>
+          <w:rFonts w:ascii="Times New Roman" w:hAnsi="Times New Roman" w:cs="Times New Roman"/>
+          <w:lang w:val="en-GB"/>
+        </w:rPr>
+        <w:t>type</w:t>
+      </w:r>
+      <w:proofErr w:type="gramEnd"/>
+      <w:r>
+        <w:rPr>
+          <w:rFonts w:ascii="Times New Roman" w:hAnsi="Times New Roman" w:cs="Times New Roman"/>
+          <w:lang w:val="en-GB"/>
+        </w:rPr>
+        <w:t xml:space="preserve"> of </w:t>
+      </w:r>
+      <w:r>
+        <w:rPr>
+          <w:rFonts w:ascii="Times New Roman" w:hAnsi="Times New Roman" w:cs="Times New Roman"/>
+          <w:lang w:val="en-GB"/>
+        </w:rPr>
+        <w:t xml:space="preserve">mounts: Bind Mounts, Volume Mount, </w:t>
+      </w:r>
+      <w:proofErr w:type="spellStart"/>
+      <w:r>
+        <w:rPr>
+          <w:rFonts w:ascii="Times New Roman" w:hAnsi="Times New Roman" w:cs="Times New Roman"/>
+          <w:lang w:val="en-GB"/>
+        </w:rPr>
+        <w:t>tmpfs</w:t>
+      </w:r>
+      <w:proofErr w:type="spellEnd"/>
+      <w:r>
+        <w:rPr>
+          <w:rFonts w:ascii="Times New Roman" w:hAnsi="Times New Roman" w:cs="Times New Roman"/>
+          <w:lang w:val="en-GB"/>
+        </w:rPr>
+        <w:t xml:space="preserve"> mount.</w:t>
+      </w:r>
+    </w:p>
+    <w:p>
+      <w:pPr>
+        <w:rPr>
+          <w:rFonts w:ascii="Times New Roman" w:hAnsi="Times New Roman" w:cs="Times New Roman"/>
+          <w:b/>
+          <w:bCs/>
+          <w:lang w:val="en-GB"/>
+        </w:rPr>
+      </w:pPr>
+      <w:r>
+        <w:rPr>
+          <w:rFonts w:ascii="Times New Roman" w:hAnsi="Times New Roman" w:cs="Times New Roman"/>
+          <w:b/>
+          <w:bCs/>
           <w:lang w:val="en-GB"/>
         </w:rPr>
         <w:lastRenderedPageBreak/>
-        <w:t>What are Mounts?</w:t>
-      </w:r>
-    </w:p>
-    <w:p>
-      <w:pPr>
-        <w:rPr>
-          <w:rFonts w:ascii="Times New Roman" w:hAnsi="Times New Roman" w:cs="Times New Roman"/>
-          <w:lang w:val="en-GB"/>
-        </w:rPr>
-      </w:pPr>
-      <w:r>
-        <w:rPr>
-          <w:rFonts w:ascii="Times New Roman" w:hAnsi="Times New Roman" w:cs="Times New Roman"/>
-          <w:lang w:val="en-GB"/>
-        </w:rPr>
-        <w:t>In Docker, mounts refer to the mechanism through which you can attach a file or directory from your host machine to a specific location within a container. This allows data to be shared between the host and the container, and changes made in either the host or the container are reflected in the other.</w:t>
-      </w:r>
-    </w:p>
-    <w:p>
-      <w:pPr>
-        <w:rPr>
-          <w:rFonts w:ascii="Times New Roman" w:hAnsi="Times New Roman" w:cs="Times New Roman"/>
-          <w:lang w:val="en-GB"/>
-        </w:rPr>
-      </w:pPr>
-      <w:r>
-        <w:rPr>
-          <w:rFonts w:ascii="Times New Roman" w:hAnsi="Times New Roman" w:cs="Times New Roman"/>
-          <w:lang w:val="en-GB"/>
-        </w:rPr>
-        <w:t xml:space="preserve">There are 3 type of </w:t>
-      </w:r>
-      <w:r>
-        <w:rPr>
-          <w:rFonts w:ascii="Times New Roman" w:hAnsi="Times New Roman" w:cs="Times New Roman"/>
-          <w:lang w:val="en-GB"/>
-        </w:rPr>
-        <w:t>mounts: Bind Mounts, Volume Mount, tmpfs mount.</w:t>
-      </w:r>
+        <w:br w:type="page"/>
+      </w:r>
+    </w:p>
+    <w:p>
+      <w:pPr>
+        <w:rPr>
+          <w:rFonts w:ascii="Times New Roman" w:hAnsi="Times New Roman" w:cs="Times New Roman"/>
+          <w:b/>
+          <w:bCs/>
+          <w:lang w:val="en-GB"/>
+        </w:rPr>
+      </w:pPr>
+      <w:r>
+        <w:rPr>
+          <w:rFonts w:ascii="Times New Roman" w:hAnsi="Times New Roman" w:cs="Times New Roman"/>
+          <w:b/>
+          <w:bCs/>
+          <w:lang w:val="en-GB"/>
+        </w:rPr>
+        <w:lastRenderedPageBreak/>
+        <w:t>Practical Docker</w:t>
+      </w:r>
+    </w:p>
+    <w:p>
+      <w:pPr>
+        <w:rPr>
+          <w:rFonts w:ascii="Times New Roman" w:hAnsi="Times New Roman" w:cs="Times New Roman"/>
+          <w:b/>
+          <w:bCs/>
+          <w:lang w:val="en-GB"/>
+        </w:rPr>
+      </w:pPr>
+      <w:r>
+        <w:rPr>
+          <w:rFonts w:ascii="Times New Roman" w:hAnsi="Times New Roman" w:cs="Times New Roman"/>
+          <w:b/>
+          <w:bCs/>
+          <w:lang w:val="en-GB"/>
+        </w:rPr>
+        <w:t xml:space="preserve">In </w:t>
+      </w:r>
+      <w:proofErr w:type="gramStart"/>
+      <w:r>
+        <w:rPr>
+          <w:rFonts w:ascii="Times New Roman" w:hAnsi="Times New Roman" w:cs="Times New Roman"/>
+          <w:b/>
+          <w:bCs/>
+          <w:lang w:val="en-GB"/>
+        </w:rPr>
+        <w:t>a</w:t>
+      </w:r>
+      <w:proofErr w:type="gramEnd"/>
+      <w:r>
+        <w:rPr>
+          <w:rFonts w:ascii="Times New Roman" w:hAnsi="Times New Roman" w:cs="Times New Roman"/>
+          <w:b/>
+          <w:bCs/>
+          <w:lang w:val="en-GB"/>
+        </w:rPr>
+        <w:t xml:space="preserve"> application I am using </w:t>
+      </w:r>
+      <w:proofErr w:type="spellStart"/>
+      <w:r>
+        <w:rPr>
+          <w:rFonts w:ascii="Times New Roman" w:hAnsi="Times New Roman" w:cs="Times New Roman"/>
+          <w:b/>
+          <w:bCs/>
+          <w:lang w:val="en-GB"/>
+        </w:rPr>
+        <w:t>mysql</w:t>
+      </w:r>
+      <w:proofErr w:type="spellEnd"/>
+      <w:r>
+        <w:rPr>
+          <w:rFonts w:ascii="Times New Roman" w:hAnsi="Times New Roman" w:cs="Times New Roman"/>
+          <w:b/>
+          <w:bCs/>
+          <w:lang w:val="en-GB"/>
+        </w:rPr>
+        <w:t xml:space="preserve"> as DB, in backend I am using spring boot with </w:t>
+      </w:r>
+      <w:proofErr w:type="spellStart"/>
+      <w:r>
+        <w:rPr>
+          <w:rFonts w:ascii="Times New Roman" w:hAnsi="Times New Roman" w:cs="Times New Roman"/>
+          <w:b/>
+          <w:bCs/>
+          <w:lang w:val="en-GB"/>
+        </w:rPr>
+        <w:t>graphql</w:t>
+      </w:r>
+      <w:proofErr w:type="spellEnd"/>
+      <w:r>
+        <w:rPr>
+          <w:rFonts w:ascii="Times New Roman" w:hAnsi="Times New Roman" w:cs="Times New Roman"/>
+          <w:b/>
+          <w:bCs/>
+          <w:lang w:val="en-GB"/>
+        </w:rPr>
+        <w:t xml:space="preserve">, spring data </w:t>
+      </w:r>
+      <w:proofErr w:type="spellStart"/>
+      <w:r>
+        <w:rPr>
+          <w:rFonts w:ascii="Times New Roman" w:hAnsi="Times New Roman" w:cs="Times New Roman"/>
+          <w:b/>
+          <w:bCs/>
+          <w:lang w:val="en-GB"/>
+        </w:rPr>
+        <w:t>jpa</w:t>
+      </w:r>
+      <w:proofErr w:type="spellEnd"/>
+      <w:r>
+        <w:rPr>
+          <w:rFonts w:ascii="Times New Roman" w:hAnsi="Times New Roman" w:cs="Times New Roman"/>
+          <w:b/>
+          <w:bCs/>
+          <w:lang w:val="en-GB"/>
+        </w:rPr>
+        <w:t>.</w:t>
+      </w:r>
+    </w:p>
+    <w:p>
+      <w:pPr>
+        <w:rPr>
+          <w:rFonts w:ascii="Times New Roman" w:hAnsi="Times New Roman" w:cs="Times New Roman"/>
+          <w:b/>
+          <w:bCs/>
+          <w:lang w:val="en-GB"/>
+        </w:rPr>
+      </w:pPr>
+      <w:r>
+        <w:rPr>
+          <w:rFonts w:ascii="Times New Roman" w:hAnsi="Times New Roman" w:cs="Times New Roman"/>
+          <w:b/>
+          <w:bCs/>
+          <w:lang w:val="en-GB"/>
+        </w:rPr>
+        <w:t xml:space="preserve">In UI, I am using React </w:t>
+      </w:r>
+      <w:proofErr w:type="spellStart"/>
+      <w:r>
+        <w:rPr>
+          <w:rFonts w:ascii="Times New Roman" w:hAnsi="Times New Roman" w:cs="Times New Roman"/>
+          <w:b/>
+          <w:bCs/>
+          <w:lang w:val="en-GB"/>
+        </w:rPr>
+        <w:t>js</w:t>
+      </w:r>
+      <w:proofErr w:type="spellEnd"/>
+      <w:r>
+        <w:rPr>
+          <w:rFonts w:ascii="Times New Roman" w:hAnsi="Times New Roman" w:cs="Times New Roman"/>
+          <w:b/>
+          <w:bCs/>
+          <w:lang w:val="en-GB"/>
+        </w:rPr>
+        <w:t xml:space="preserve"> along with graph </w:t>
+      </w:r>
+      <w:proofErr w:type="spellStart"/>
+      <w:r>
+        <w:rPr>
+          <w:rFonts w:ascii="Times New Roman" w:hAnsi="Times New Roman" w:cs="Times New Roman"/>
+          <w:b/>
+          <w:bCs/>
+          <w:lang w:val="en-GB"/>
+        </w:rPr>
+        <w:t>ql</w:t>
+      </w:r>
+      <w:proofErr w:type="spellEnd"/>
+      <w:r>
+        <w:rPr>
+          <w:rFonts w:ascii="Times New Roman" w:hAnsi="Times New Roman" w:cs="Times New Roman"/>
+          <w:b/>
+          <w:bCs/>
+          <w:lang w:val="en-GB"/>
+        </w:rPr>
+        <w:t xml:space="preserve"> and </w:t>
+      </w:r>
+      <w:proofErr w:type="spellStart"/>
+      <w:r>
+        <w:rPr>
+          <w:rFonts w:ascii="Times New Roman" w:hAnsi="Times New Roman" w:cs="Times New Roman"/>
+          <w:b/>
+          <w:bCs/>
+          <w:lang w:val="en-GB"/>
+        </w:rPr>
+        <w:t>apollo</w:t>
+      </w:r>
+      <w:proofErr w:type="spellEnd"/>
+      <w:r>
+        <w:rPr>
+          <w:rFonts w:ascii="Times New Roman" w:hAnsi="Times New Roman" w:cs="Times New Roman"/>
+          <w:b/>
+          <w:bCs/>
+          <w:lang w:val="en-GB"/>
+        </w:rPr>
+        <w:t xml:space="preserve"> client. How can we use Docker </w:t>
+      </w:r>
+      <w:proofErr w:type="gramStart"/>
+      <w:r>
+        <w:rPr>
+          <w:rFonts w:ascii="Times New Roman" w:hAnsi="Times New Roman" w:cs="Times New Roman"/>
+          <w:b/>
+          <w:bCs/>
+          <w:lang w:val="en-GB"/>
+        </w:rPr>
+        <w:t>here.</w:t>
+      </w:r>
+      <w:proofErr w:type="gramEnd"/>
+    </w:p>
+    <w:p>
+      <w:pPr>
+        <w:rPr>
+          <w:rFonts w:ascii="Times New Roman" w:hAnsi="Times New Roman" w:cs="Times New Roman"/>
+          <w:lang w:val="en-GB"/>
+        </w:rPr>
+      </w:pPr>
+      <w:r>
+        <w:rPr>
+          <w:rFonts w:ascii="Times New Roman" w:hAnsi="Times New Roman" w:cs="Times New Roman"/>
+          <w:lang w:val="en-GB"/>
+        </w:rPr>
+        <w:t>Here we will use 3 docker images</w:t>
+      </w:r>
+    </w:p>
+    <w:p>
+      <w:pPr>
+        <w:rPr>
+          <w:rFonts w:ascii="Times New Roman" w:hAnsi="Times New Roman" w:cs="Times New Roman"/>
+          <w:lang w:val="en-GB"/>
+        </w:rPr>
+      </w:pPr>
+      <w:r>
+        <w:rPr>
+          <w:rFonts w:ascii="Times New Roman" w:hAnsi="Times New Roman" w:cs="Times New Roman"/>
+          <w:lang w:val="en-GB"/>
+        </w:rPr>
+        <w:t>One image for Database(</w:t>
+      </w:r>
+      <w:proofErr w:type="spellStart"/>
+      <w:r>
+        <w:rPr>
+          <w:rFonts w:ascii="Times New Roman" w:hAnsi="Times New Roman" w:cs="Times New Roman"/>
+          <w:lang w:val="en-GB"/>
+        </w:rPr>
+        <w:t>MySql</w:t>
+      </w:r>
+      <w:proofErr w:type="spellEnd"/>
+      <w:r>
+        <w:rPr>
+          <w:rFonts w:ascii="Times New Roman" w:hAnsi="Times New Roman" w:cs="Times New Roman"/>
+          <w:lang w:val="en-GB"/>
+        </w:rPr>
+        <w:t xml:space="preserve">), One Image for backend (Spring Boot, Java, spring data </w:t>
+      </w:r>
+      <w:proofErr w:type="spellStart"/>
+      <w:r>
+        <w:rPr>
+          <w:rFonts w:ascii="Times New Roman" w:hAnsi="Times New Roman" w:cs="Times New Roman"/>
+          <w:lang w:val="en-GB"/>
+        </w:rPr>
+        <w:t>jpa</w:t>
+      </w:r>
+      <w:proofErr w:type="spellEnd"/>
+      <w:r>
+        <w:rPr>
+          <w:rFonts w:ascii="Times New Roman" w:hAnsi="Times New Roman" w:cs="Times New Roman"/>
+          <w:lang w:val="en-GB"/>
+        </w:rPr>
+        <w:t xml:space="preserve">, etc) and finally one image for UI (React </w:t>
+      </w:r>
+      <w:proofErr w:type="spellStart"/>
+      <w:r>
+        <w:rPr>
+          <w:rFonts w:ascii="Times New Roman" w:hAnsi="Times New Roman" w:cs="Times New Roman"/>
+          <w:lang w:val="en-GB"/>
+        </w:rPr>
+        <w:t>js</w:t>
+      </w:r>
+      <w:proofErr w:type="spellEnd"/>
+      <w:r>
+        <w:rPr>
+          <w:rFonts w:ascii="Times New Roman" w:hAnsi="Times New Roman" w:cs="Times New Roman"/>
+          <w:lang w:val="en-GB"/>
+        </w:rPr>
+        <w:t xml:space="preserve"> and other related libraries).</w:t>
+      </w:r>
+    </w:p>
+    <w:p>
+      <w:pPr>
+        <w:rPr>
+          <w:rFonts w:ascii="Times New Roman" w:hAnsi="Times New Roman" w:cs="Times New Roman"/>
+          <w:lang w:val="en-GB"/>
+        </w:rPr>
+      </w:pPr>
+      <w:r>
+        <w:rPr>
+          <w:rFonts w:ascii="Times New Roman" w:hAnsi="Times New Roman" w:cs="Times New Roman"/>
+          <w:lang w:val="en-GB"/>
+        </w:rPr>
+        <w:t xml:space="preserve">These 3 images will </w:t>
+      </w:r>
+      <w:r>
+        <w:rPr>
+          <w:rFonts w:ascii="Times New Roman" w:hAnsi="Times New Roman" w:cs="Times New Roman"/>
+          <w:lang w:val="en-GB"/>
+        </w:rPr>
+        <w:t>create 3 instances (one for each) and each running instance is called Container.</w:t>
+      </w:r>
+    </w:p>
+    <w:p>
+      <w:pPr>
+        <w:rPr>
+          <w:rFonts w:ascii="Times New Roman" w:hAnsi="Times New Roman" w:cs="Times New Roman"/>
+          <w:lang w:val="en-GB"/>
+        </w:rPr>
+      </w:pPr>
+      <w:r>
+        <w:rPr>
+          <w:rFonts w:ascii="Times New Roman" w:hAnsi="Times New Roman" w:cs="Times New Roman"/>
+          <w:lang w:val="en-GB"/>
+        </w:rPr>
+        <w:t xml:space="preserve">For creating an image we will create a </w:t>
+      </w:r>
+      <w:r>
+        <w:rPr>
+          <w:rFonts w:ascii="Times New Roman" w:hAnsi="Times New Roman" w:cs="Times New Roman"/>
+          <w:lang w:val="en-GB"/>
+        </w:rPr>
+        <w:t xml:space="preserve">file called </w:t>
+      </w:r>
+      <w:r>
+        <w:rPr>
+          <w:rFonts w:ascii="Times New Roman" w:hAnsi="Times New Roman" w:cs="Times New Roman"/>
+          <w:lang w:val="en-GB"/>
+        </w:rPr>
+        <w:t xml:space="preserve">Docker File, which contains instructions on how each image should be created. </w:t>
+      </w:r>
+    </w:p>
+    <w:p>
+      <w:pPr>
+        <w:rPr>
+          <w:rFonts w:ascii="Times New Roman" w:hAnsi="Times New Roman" w:cs="Times New Roman"/>
+          <w:lang w:val="en-GB"/>
+        </w:rPr>
+      </w:pPr>
+      <w:r>
+        <w:rPr>
+          <w:rFonts w:ascii="Times New Roman" w:hAnsi="Times New Roman" w:cs="Times New Roman"/>
+          <w:lang w:val="en-GB"/>
+        </w:rPr>
+        <w:t>Here is the chronological Order.</w:t>
+      </w:r>
+    </w:p>
+    <w:p>
+      <w:pPr>
+        <w:pStyle w:val="ListParagraph"/>
+        <w:numPr>
+          <w:ilvl w:val="0"/>
+          <w:numId w:val="4"/>
+        </w:numPr>
+        <w:rPr>
+          <w:rFonts w:ascii="Times New Roman" w:hAnsi="Times New Roman" w:cs="Times New Roman"/>
+          <w:lang w:val="en-GB"/>
+        </w:rPr>
+      </w:pPr>
+      <w:r>
+        <w:rPr>
+          <w:rFonts w:ascii="Times New Roman" w:hAnsi="Times New Roman" w:cs="Times New Roman"/>
+          <w:lang w:val="en-GB"/>
+        </w:rPr>
+        <w:t xml:space="preserve">Docker will firstly look at a file called </w:t>
+      </w:r>
+      <w:proofErr w:type="spellStart"/>
+      <w:r>
+        <w:rPr>
+          <w:rFonts w:ascii="Times New Roman" w:hAnsi="Times New Roman" w:cs="Times New Roman"/>
+          <w:lang w:val="en-GB"/>
+        </w:rPr>
+        <w:t>DockerFile</w:t>
+      </w:r>
+      <w:proofErr w:type="spellEnd"/>
+    </w:p>
+    <w:p>
+      <w:pPr>
+        <w:pStyle w:val="ListParagraph"/>
+        <w:numPr>
+          <w:ilvl w:val="0"/>
+          <w:numId w:val="4"/>
+        </w:numPr>
+        <w:rPr>
+          <w:rFonts w:ascii="Times New Roman" w:hAnsi="Times New Roman" w:cs="Times New Roman"/>
+          <w:lang w:val="en-GB"/>
+        </w:rPr>
+      </w:pPr>
+      <w:r>
+        <w:rPr>
+          <w:rFonts w:ascii="Times New Roman" w:hAnsi="Times New Roman" w:cs="Times New Roman"/>
+          <w:lang w:val="en-GB"/>
+        </w:rPr>
+        <w:t>We run the command “docker build -t my-</w:t>
+      </w:r>
+      <w:proofErr w:type="gramStart"/>
+      <w:r>
+        <w:rPr>
+          <w:rFonts w:ascii="Times New Roman" w:hAnsi="Times New Roman" w:cs="Times New Roman"/>
+          <w:lang w:val="en-GB"/>
+        </w:rPr>
+        <w:t>backend .</w:t>
+      </w:r>
+      <w:proofErr w:type="gramEnd"/>
+      <w:r>
+        <w:rPr>
+          <w:rFonts w:ascii="Times New Roman" w:hAnsi="Times New Roman" w:cs="Times New Roman"/>
+          <w:lang w:val="en-GB"/>
+        </w:rPr>
+        <w:t xml:space="preserve">”. This command will look for the </w:t>
+      </w:r>
+      <w:proofErr w:type="spellStart"/>
+      <w:r>
+        <w:rPr>
+          <w:rFonts w:ascii="Times New Roman" w:hAnsi="Times New Roman" w:cs="Times New Roman"/>
+          <w:lang w:val="en-GB"/>
+        </w:rPr>
+        <w:t>DockerFile</w:t>
+      </w:r>
+      <w:proofErr w:type="spellEnd"/>
+      <w:r>
+        <w:rPr>
+          <w:rFonts w:ascii="Times New Roman" w:hAnsi="Times New Roman" w:cs="Times New Roman"/>
+          <w:lang w:val="en-GB"/>
+        </w:rPr>
+        <w:t xml:space="preserve"> and based on the content of </w:t>
+      </w:r>
+      <w:proofErr w:type="spellStart"/>
+      <w:r>
+        <w:rPr>
+          <w:rFonts w:ascii="Times New Roman" w:hAnsi="Times New Roman" w:cs="Times New Roman"/>
+          <w:lang w:val="en-GB"/>
+        </w:rPr>
+        <w:t>DockerFile</w:t>
+      </w:r>
+      <w:proofErr w:type="spellEnd"/>
+      <w:r>
+        <w:rPr>
+          <w:rFonts w:ascii="Times New Roman" w:hAnsi="Times New Roman" w:cs="Times New Roman"/>
+          <w:lang w:val="en-GB"/>
+        </w:rPr>
+        <w:t xml:space="preserve"> it will build an image.</w:t>
+      </w:r>
+    </w:p>
+    <w:p>
+      <w:pPr>
+        <w:pStyle w:val="ListParagraph"/>
+        <w:numPr>
+          <w:ilvl w:val="0"/>
+          <w:numId w:val="4"/>
+        </w:numPr>
+        <w:rPr>
+          <w:rFonts w:ascii="Times New Roman" w:hAnsi="Times New Roman" w:cs="Times New Roman"/>
+          <w:lang w:val="en-GB"/>
+        </w:rPr>
+      </w:pPr>
+      <w:r>
+        <w:rPr>
+          <w:rFonts w:ascii="Times New Roman" w:hAnsi="Times New Roman" w:cs="Times New Roman"/>
+          <w:lang w:val="en-GB"/>
+        </w:rPr>
+        <w:t>Docker will create an image by the name “my-backend”.</w:t>
+      </w:r>
+    </w:p>
+    <w:p>
+      <w:pPr>
+        <w:pStyle w:val="ListParagraph"/>
+        <w:numPr>
+          <w:ilvl w:val="0"/>
+          <w:numId w:val="4"/>
+        </w:numPr>
+        <w:rPr>
+          <w:rFonts w:ascii="Times New Roman" w:hAnsi="Times New Roman" w:cs="Times New Roman"/>
+          <w:lang w:val="en-GB"/>
+        </w:rPr>
+      </w:pPr>
+      <w:r>
+        <w:rPr>
+          <w:rFonts w:ascii="Times New Roman" w:hAnsi="Times New Roman" w:cs="Times New Roman"/>
+          <w:lang w:val="en-GB"/>
+        </w:rPr>
+        <w:t>To create a container out of this image we run the command “docker run”.</w:t>
+      </w:r>
+    </w:p>
+    <w:p>
+      <w:pPr>
+        <w:pStyle w:val="ListParagraph"/>
+        <w:numPr>
+          <w:ilvl w:val="0"/>
+          <w:numId w:val="4"/>
+        </w:numPr>
+        <w:rPr>
+          <w:rFonts w:ascii="Times New Roman" w:hAnsi="Times New Roman" w:cs="Times New Roman"/>
+          <w:lang w:val="en-GB"/>
+        </w:rPr>
+      </w:pPr>
+      <w:r>
+        <w:rPr>
+          <w:rFonts w:ascii="Times New Roman" w:hAnsi="Times New Roman" w:cs="Times New Roman"/>
+          <w:lang w:val="en-GB"/>
+        </w:rPr>
+        <w:t>When we have multiple container running, Docker Compose helps us to run multiple container together and also defined</w:t>
+      </w:r>
+      <w:r>
+        <w:rPr>
+          <w:rFonts w:ascii="Times New Roman" w:hAnsi="Times New Roman" w:cs="Times New Roman"/>
+          <w:lang w:val="en-GB"/>
+        </w:rPr>
+        <w:t xml:space="preserve"> how these container should comm</w:t>
+      </w:r>
+      <w:r>
+        <w:rPr>
+          <w:rFonts w:ascii="Times New Roman" w:hAnsi="Times New Roman" w:cs="Times New Roman"/>
+          <w:lang w:val="en-GB"/>
+        </w:rPr>
+        <w:t>unicate.</w:t>
+      </w:r>
+    </w:p>
+    <w:p>
+      <w:pPr>
+        <w:rPr>
+          <w:rFonts w:ascii="Times New Roman" w:hAnsi="Times New Roman" w:cs="Times New Roman"/>
+          <w:lang w:val="en-GB"/>
+        </w:rPr>
+      </w:pPr>
+      <w:r>
+        <w:rPr>
+          <w:rFonts w:ascii="Times New Roman" w:hAnsi="Times New Roman" w:cs="Times New Roman"/>
+          <w:lang w:val="en-GB"/>
+        </w:rPr>
+        <w:t xml:space="preserve">More about </w:t>
+      </w:r>
+      <w:proofErr w:type="spellStart"/>
+      <w:r>
+        <w:rPr>
+          <w:rFonts w:ascii="Times New Roman" w:hAnsi="Times New Roman" w:cs="Times New Roman"/>
+          <w:lang w:val="en-GB"/>
+        </w:rPr>
+        <w:t>DockerFile</w:t>
+      </w:r>
+      <w:proofErr w:type="spellEnd"/>
+    </w:p>
+    <w:p>
+      <w:pPr>
+        <w:rPr>
+          <w:rFonts w:ascii="Times New Roman" w:hAnsi="Times New Roman" w:cs="Times New Roman"/>
+          <w:lang w:val="en-GB"/>
+        </w:rPr>
+      </w:pPr>
+      <w:r>
+        <w:rPr>
+          <w:rFonts w:ascii="Times New Roman" w:hAnsi="Times New Roman" w:cs="Times New Roman"/>
+          <w:lang w:val="en-GB"/>
+        </w:rPr>
+        <w:t xml:space="preserve">A </w:t>
+      </w:r>
+      <w:proofErr w:type="spellStart"/>
+      <w:r>
+        <w:rPr>
+          <w:rFonts w:ascii="Times New Roman" w:hAnsi="Times New Roman" w:cs="Times New Roman"/>
+          <w:lang w:val="en-GB"/>
+        </w:rPr>
+        <w:t>Dockerfile</w:t>
+      </w:r>
+      <w:proofErr w:type="spellEnd"/>
+      <w:r>
+        <w:rPr>
+          <w:rFonts w:ascii="Times New Roman" w:hAnsi="Times New Roman" w:cs="Times New Roman"/>
+          <w:lang w:val="en-GB"/>
+        </w:rPr>
+        <w:t xml:space="preserve"> is a list of instructions that tell Docker how to create an image step by step.</w:t>
+      </w:r>
+    </w:p>
+    <w:p>
+      <w:pPr>
+        <w:rPr>
+          <w:rFonts w:ascii="Times New Roman" w:hAnsi="Times New Roman" w:cs="Times New Roman"/>
+          <w:lang w:val="en-GB"/>
+        </w:rPr>
+      </w:pPr>
+      <w:r>
+        <w:rPr>
+          <w:rFonts w:ascii="Times New Roman" w:hAnsi="Times New Roman" w:cs="Times New Roman"/>
+          <w:lang w:val="en-GB"/>
+        </w:rPr>
+        <w:t>It does not tell about how to run the app.</w:t>
+      </w:r>
+    </w:p>
+    <w:p>
+      <w:pPr>
+        <w:rPr>
+          <w:rFonts w:ascii="Times New Roman" w:hAnsi="Times New Roman" w:cs="Times New Roman"/>
+          <w:lang w:val="en-GB"/>
+        </w:rPr>
+      </w:pPr>
+      <w:r>
+        <w:rPr>
+          <w:rFonts w:ascii="Times New Roman" w:hAnsi="Times New Roman" w:cs="Times New Roman"/>
+          <w:lang w:val="en-GB"/>
+        </w:rPr>
+        <w:t>It only tells how to prepare the environment.</w:t>
+      </w:r>
+    </w:p>
+    <w:p>
+      <w:pPr>
+        <w:rPr>
+          <w:rFonts w:ascii="Times New Roman" w:hAnsi="Times New Roman" w:cs="Times New Roman"/>
+          <w:lang w:val="en-GB"/>
+        </w:rPr>
+      </w:pPr>
+      <w:r>
+        <w:rPr>
+          <w:rFonts w:ascii="Times New Roman" w:hAnsi="Times New Roman" w:cs="Times New Roman"/>
+          <w:lang w:val="en-GB"/>
+        </w:rPr>
+        <w:t xml:space="preserve">How Docker reads a </w:t>
+      </w:r>
+      <w:proofErr w:type="spellStart"/>
+      <w:r>
+        <w:rPr>
+          <w:rFonts w:ascii="Times New Roman" w:hAnsi="Times New Roman" w:cs="Times New Roman"/>
+          <w:lang w:val="en-GB"/>
+        </w:rPr>
+        <w:t>Dockerfile</w:t>
+      </w:r>
+      <w:proofErr w:type="spellEnd"/>
+      <w:r>
+        <w:rPr>
+          <w:rFonts w:ascii="Times New Roman" w:hAnsi="Times New Roman" w:cs="Times New Roman"/>
+          <w:lang w:val="en-GB"/>
+        </w:rPr>
+        <w:t xml:space="preserve">: from top </w:t>
+      </w:r>
+      <w:r>
+        <w:rPr>
+          <w:rFonts w:ascii="MS Mincho" w:eastAsia="MS Mincho" w:hAnsi="MS Mincho" w:cs="MS Mincho" w:hint="eastAsia"/>
+          <w:lang w:val="en-GB"/>
+        </w:rPr>
+        <w:t>➜</w:t>
+      </w:r>
+      <w:r>
+        <w:rPr>
+          <w:rFonts w:ascii="Times New Roman" w:hAnsi="Times New Roman" w:cs="Times New Roman"/>
+          <w:lang w:val="en-GB"/>
+        </w:rPr>
+        <w:t xml:space="preserve"> bottom, one line at a time in order</w:t>
+      </w:r>
+    </w:p>
+    <w:p>
+      <w:pPr>
+        <w:rPr>
+          <w:rFonts w:ascii="Times New Roman" w:hAnsi="Times New Roman" w:cs="Times New Roman"/>
+          <w:lang w:val="en-GB"/>
+        </w:rPr>
+      </w:pPr>
+      <w:proofErr w:type="gramStart"/>
+      <w:r>
+        <w:rPr>
+          <w:rFonts w:ascii="Times New Roman" w:hAnsi="Times New Roman" w:cs="Times New Roman"/>
+          <w:lang w:val="en-GB"/>
+        </w:rPr>
+        <w:t xml:space="preserve">Important keywords that we find in </w:t>
+      </w:r>
+      <w:proofErr w:type="spellStart"/>
+      <w:r>
+        <w:rPr>
+          <w:rFonts w:ascii="Times New Roman" w:hAnsi="Times New Roman" w:cs="Times New Roman"/>
+          <w:lang w:val="en-GB"/>
+        </w:rPr>
+        <w:t>Dockerfile</w:t>
+      </w:r>
+      <w:proofErr w:type="spellEnd"/>
+      <w:r>
+        <w:rPr>
+          <w:rFonts w:ascii="Times New Roman" w:hAnsi="Times New Roman" w:cs="Times New Roman"/>
+          <w:lang w:val="en-GB"/>
+        </w:rPr>
+        <w:t>.</w:t>
+      </w:r>
+      <w:proofErr w:type="gramEnd"/>
+    </w:p>
+    <w:p>
+      <w:pPr>
+        <w:pStyle w:val="ListParagraph"/>
+        <w:numPr>
+          <w:ilvl w:val="0"/>
+          <w:numId w:val="5"/>
+        </w:numPr>
+        <w:rPr>
+          <w:rFonts w:ascii="Times New Roman" w:hAnsi="Times New Roman" w:cs="Times New Roman"/>
+          <w:lang w:val="en-GB"/>
+        </w:rPr>
+      </w:pPr>
+      <w:r>
+        <w:rPr>
+          <w:rFonts w:ascii="Times New Roman" w:hAnsi="Times New Roman" w:cs="Times New Roman"/>
+          <w:lang w:val="en-GB"/>
+        </w:rPr>
+        <w:t>FROM : Specifies Base image</w:t>
+      </w:r>
+    </w:p>
+    <w:p>
+      <w:pPr>
+        <w:pStyle w:val="ListParagraph"/>
+        <w:numPr>
+          <w:ilvl w:val="0"/>
+          <w:numId w:val="5"/>
+        </w:numPr>
+        <w:rPr>
+          <w:rFonts w:ascii="Times New Roman" w:hAnsi="Times New Roman" w:cs="Times New Roman"/>
+          <w:lang w:val="en-GB"/>
+        </w:rPr>
+      </w:pPr>
+      <w:r>
+        <w:rPr>
+          <w:rFonts w:ascii="Times New Roman" w:hAnsi="Times New Roman" w:cs="Times New Roman"/>
+          <w:lang w:val="en-GB"/>
+        </w:rPr>
+        <w:t>WORKDIR : Specifies Working folder</w:t>
+      </w:r>
+    </w:p>
+    <w:p>
+      <w:pPr>
+        <w:pStyle w:val="ListParagraph"/>
+        <w:numPr>
+          <w:ilvl w:val="0"/>
+          <w:numId w:val="5"/>
+        </w:numPr>
+        <w:rPr>
+          <w:rFonts w:ascii="Times New Roman" w:hAnsi="Times New Roman" w:cs="Times New Roman"/>
+          <w:lang w:val="en-GB"/>
+        </w:rPr>
+      </w:pPr>
+      <w:r>
+        <w:rPr>
+          <w:rFonts w:ascii="Times New Roman" w:hAnsi="Times New Roman" w:cs="Times New Roman"/>
+          <w:lang w:val="en-GB"/>
+        </w:rPr>
+        <w:t>COPY: Copy files</w:t>
+      </w:r>
+    </w:p>
+    <w:p>
+      <w:pPr>
+        <w:pStyle w:val="ListParagraph"/>
+        <w:numPr>
+          <w:ilvl w:val="0"/>
+          <w:numId w:val="5"/>
+        </w:numPr>
+        <w:rPr>
+          <w:rFonts w:ascii="Times New Roman" w:hAnsi="Times New Roman" w:cs="Times New Roman"/>
+          <w:lang w:val="en-GB"/>
+        </w:rPr>
+      </w:pPr>
+      <w:r>
+        <w:rPr>
+          <w:rFonts w:ascii="Times New Roman" w:hAnsi="Times New Roman" w:cs="Times New Roman"/>
+          <w:lang w:val="en-GB"/>
+        </w:rPr>
+        <w:t>RUN: Execute command while building</w:t>
+      </w:r>
+    </w:p>
+    <w:p>
+      <w:pPr>
+        <w:pStyle w:val="ListParagraph"/>
+        <w:numPr>
+          <w:ilvl w:val="0"/>
+          <w:numId w:val="5"/>
+        </w:numPr>
+        <w:rPr>
+          <w:rFonts w:ascii="Times New Roman" w:hAnsi="Times New Roman" w:cs="Times New Roman"/>
+          <w:lang w:val="en-GB"/>
+        </w:rPr>
+      </w:pPr>
+      <w:r>
+        <w:rPr>
+          <w:rFonts w:ascii="Times New Roman" w:hAnsi="Times New Roman" w:cs="Times New Roman"/>
+          <w:lang w:val="en-GB"/>
+        </w:rPr>
+        <w:t>EXPOSE: Specifies port on which our application will run</w:t>
+      </w:r>
+    </w:p>
+    <w:p>
+      <w:pPr>
+        <w:pStyle w:val="ListParagraph"/>
+        <w:numPr>
+          <w:ilvl w:val="0"/>
+          <w:numId w:val="5"/>
+        </w:numPr>
+        <w:rPr>
+          <w:rFonts w:ascii="Times New Roman" w:hAnsi="Times New Roman" w:cs="Times New Roman"/>
+          <w:lang w:val="en-GB"/>
+        </w:rPr>
+      </w:pPr>
+      <w:r>
+        <w:rPr>
+          <w:rFonts w:ascii="Times New Roman" w:hAnsi="Times New Roman" w:cs="Times New Roman"/>
+          <w:lang w:val="en-GB"/>
+        </w:rPr>
+        <w:t xml:space="preserve">CMD / ENTRYPOINT: Specifies </w:t>
+      </w:r>
+      <w:r>
+        <w:rPr>
+          <w:rFonts w:ascii="Times New Roman" w:hAnsi="Times New Roman" w:cs="Times New Roman"/>
+          <w:lang w:val="en-GB"/>
+        </w:rPr>
+        <w:t>Start command</w:t>
+      </w:r>
+    </w:p>
+    <w:p>
+      <w:pPr>
+        <w:rPr>
+          <w:rFonts w:ascii="Times New Roman" w:hAnsi="Times New Roman" w:cs="Times New Roman"/>
+          <w:lang w:val="en-GB"/>
+        </w:rPr>
+      </w:pPr>
+    </w:p>
+    <w:p>
+      <w:pPr>
+        <w:rPr>
+          <w:rFonts w:ascii="Times New Roman" w:hAnsi="Times New Roman" w:cs="Times New Roman"/>
+          <w:lang w:val="en-GB"/>
+        </w:rPr>
+      </w:pPr>
+    </w:p>
+    <w:p>
+      <w:pPr>
+        <w:rPr>
+          <w:rFonts w:ascii="Times New Roman" w:hAnsi="Times New Roman" w:cs="Times New Roman"/>
+          <w:lang w:val="en-GB"/>
+        </w:rPr>
+      </w:pPr>
+      <w:proofErr w:type="gramStart"/>
+      <w:r>
+        <w:rPr>
+          <w:rFonts w:ascii="Times New Roman" w:hAnsi="Times New Roman" w:cs="Times New Roman"/>
+          <w:lang w:val="en-GB"/>
+        </w:rPr>
+        <w:lastRenderedPageBreak/>
+        <w:t>Lets</w:t>
+      </w:r>
+      <w:proofErr w:type="gramEnd"/>
+      <w:r>
+        <w:rPr>
+          <w:rFonts w:ascii="Times New Roman" w:hAnsi="Times New Roman" w:cs="Times New Roman"/>
+          <w:lang w:val="en-GB"/>
+        </w:rPr>
+        <w:t xml:space="preserve"> Understand it with the help of example.</w:t>
+      </w:r>
+    </w:p>
+    <w:p>
+      <w:pPr>
+        <w:rPr>
+          <w:rFonts w:ascii="Times New Roman" w:hAnsi="Times New Roman" w:cs="Times New Roman"/>
+          <w:i/>
+          <w:iCs/>
+          <w:lang w:val="en-GB"/>
+        </w:rPr>
+      </w:pPr>
+      <w:r>
+        <w:rPr>
+          <w:rFonts w:ascii="Times New Roman" w:hAnsi="Times New Roman" w:cs="Times New Roman"/>
+          <w:i/>
+          <w:iCs/>
+          <w:lang w:val="en-GB"/>
+        </w:rPr>
+        <w:t>FROM openjdk</w:t>
+      </w:r>
+      <w:proofErr w:type="gramStart"/>
+      <w:r>
+        <w:rPr>
+          <w:rFonts w:ascii="Times New Roman" w:hAnsi="Times New Roman" w:cs="Times New Roman"/>
+          <w:i/>
+          <w:iCs/>
+          <w:lang w:val="en-GB"/>
+        </w:rPr>
+        <w:t>:17</w:t>
+      </w:r>
+      <w:proofErr w:type="gramEnd"/>
+      <w:r>
+        <w:rPr>
+          <w:rFonts w:ascii="Times New Roman" w:hAnsi="Times New Roman" w:cs="Times New Roman"/>
+          <w:i/>
+          <w:iCs/>
+          <w:lang w:val="en-GB"/>
+        </w:rPr>
+        <w:t>-jdk-slim</w:t>
+      </w:r>
+      <w:r>
+        <w:rPr>
+          <w:rFonts w:ascii="Times New Roman" w:hAnsi="Times New Roman" w:cs="Times New Roman"/>
+          <w:i/>
+          <w:iCs/>
+          <w:lang w:val="en-GB"/>
+        </w:rPr>
+        <w:br/>
+        <w:t>WORKDIR /app</w:t>
+      </w:r>
+      <w:r>
+        <w:rPr>
+          <w:rFonts w:ascii="Times New Roman" w:hAnsi="Times New Roman" w:cs="Times New Roman"/>
+          <w:i/>
+          <w:iCs/>
+          <w:lang w:val="en-GB"/>
+        </w:rPr>
+        <w:br/>
+        <w:t>COPY target/app.jar app.jar</w:t>
+      </w:r>
+      <w:r>
+        <w:rPr>
+          <w:rFonts w:ascii="Times New Roman" w:hAnsi="Times New Roman" w:cs="Times New Roman"/>
+          <w:i/>
+          <w:iCs/>
+          <w:lang w:val="en-GB"/>
+        </w:rPr>
+        <w:br/>
+        <w:t>EXPOSE 8080</w:t>
+      </w:r>
+      <w:r>
+        <w:rPr>
+          <w:rFonts w:ascii="Times New Roman" w:hAnsi="Times New Roman" w:cs="Times New Roman"/>
+          <w:i/>
+          <w:iCs/>
+          <w:lang w:val="en-GB"/>
+        </w:rPr>
+        <w:br/>
+        <w:t>ENTRYPOINT ["java", "-jar", "app.jar"]</w:t>
+      </w:r>
+    </w:p>
+    <w:p>
+      <w:pPr>
+        <w:rPr>
+          <w:rFonts w:ascii="Times New Roman" w:hAnsi="Times New Roman" w:cs="Times New Roman"/>
+          <w:lang w:val="en-GB"/>
+        </w:rPr>
+      </w:pPr>
+      <w:r>
+        <w:rPr>
+          <w:rFonts w:ascii="Times New Roman" w:hAnsi="Times New Roman" w:cs="Times New Roman"/>
+          <w:lang w:val="en-GB"/>
+        </w:rPr>
+        <w:t>LINE 1: FROM openjdk</w:t>
+      </w:r>
+      <w:proofErr w:type="gramStart"/>
+      <w:r>
+        <w:rPr>
+          <w:rFonts w:ascii="Times New Roman" w:hAnsi="Times New Roman" w:cs="Times New Roman"/>
+          <w:lang w:val="en-GB"/>
+        </w:rPr>
+        <w:t>:17</w:t>
+      </w:r>
+      <w:proofErr w:type="gramEnd"/>
+      <w:r>
+        <w:rPr>
+          <w:rFonts w:ascii="Times New Roman" w:hAnsi="Times New Roman" w:cs="Times New Roman"/>
+          <w:lang w:val="en-GB"/>
+        </w:rPr>
+        <w:t>-jdk-slim</w:t>
+      </w:r>
+    </w:p>
+    <w:p>
+      <w:pPr>
+        <w:rPr>
+          <w:rFonts w:ascii="Times New Roman" w:hAnsi="Times New Roman" w:cs="Times New Roman"/>
+          <w:lang w:val="en-GB"/>
+        </w:rPr>
+      </w:pPr>
+      <w:r>
+        <w:rPr>
+          <w:rFonts w:ascii="Times New Roman" w:hAnsi="Times New Roman" w:cs="Times New Roman"/>
+          <w:lang w:val="en-GB"/>
+        </w:rPr>
+        <w:t>What it means</w:t>
+      </w:r>
+      <w:proofErr w:type="gramStart"/>
+      <w:r>
+        <w:rPr>
+          <w:rFonts w:ascii="Times New Roman" w:hAnsi="Times New Roman" w:cs="Times New Roman"/>
+          <w:lang w:val="en-GB"/>
+        </w:rPr>
+        <w:t>:-</w:t>
+      </w:r>
+      <w:proofErr w:type="gramEnd"/>
+      <w:r>
+        <w:rPr>
+          <w:rFonts w:ascii="Times New Roman" w:hAnsi="Times New Roman" w:cs="Times New Roman"/>
+          <w:lang w:val="en-GB"/>
+        </w:rPr>
+        <w:t xml:space="preserve"> “Start with an image that already has Java 17 installed.”</w:t>
+      </w:r>
+    </w:p>
+    <w:p>
+      <w:pPr>
+        <w:rPr>
+          <w:rFonts w:ascii="Times New Roman" w:hAnsi="Times New Roman" w:cs="Times New Roman"/>
+          <w:lang w:val="en-GB"/>
+        </w:rPr>
+      </w:pPr>
+      <w:r>
+        <w:rPr>
+          <w:rFonts w:ascii="Times New Roman" w:hAnsi="Times New Roman" w:cs="Times New Roman"/>
+          <w:lang w:val="en-GB"/>
+        </w:rPr>
+        <w:t xml:space="preserve">95% times </w:t>
+      </w:r>
+      <w:proofErr w:type="spellStart"/>
+      <w:r>
+        <w:rPr>
+          <w:rFonts w:ascii="Times New Roman" w:hAnsi="Times New Roman" w:cs="Times New Roman"/>
+          <w:lang w:val="en-GB"/>
+        </w:rPr>
+        <w:t>Dockerfile</w:t>
+      </w:r>
+      <w:proofErr w:type="spellEnd"/>
+      <w:r>
+        <w:rPr>
+          <w:rFonts w:ascii="Times New Roman" w:hAnsi="Times New Roman" w:cs="Times New Roman"/>
+          <w:lang w:val="en-GB"/>
+        </w:rPr>
+        <w:t xml:space="preserve"> will start with "FROM"</w:t>
+      </w:r>
+    </w:p>
+    <w:p>
+      <w:pPr>
+        <w:rPr>
+          <w:rFonts w:ascii="Times New Roman" w:hAnsi="Times New Roman" w:cs="Times New Roman"/>
+          <w:lang w:val="en-GB"/>
+        </w:rPr>
+      </w:pPr>
+    </w:p>
+    <w:p>
+      <w:pPr>
+        <w:rPr>
+          <w:rFonts w:ascii="Times New Roman" w:hAnsi="Times New Roman" w:cs="Times New Roman"/>
+          <w:lang w:val="en-GB"/>
+        </w:rPr>
+      </w:pPr>
+      <w:r>
+        <w:rPr>
+          <w:rFonts w:ascii="Times New Roman" w:hAnsi="Times New Roman" w:cs="Times New Roman"/>
+          <w:lang w:val="en-GB"/>
+        </w:rPr>
+        <w:t>LINE 2: WORKDIR /app</w:t>
+      </w:r>
+    </w:p>
+    <w:p>
+      <w:pPr>
+        <w:rPr>
+          <w:rFonts w:ascii="Times New Roman" w:hAnsi="Times New Roman" w:cs="Times New Roman"/>
+          <w:lang w:val="en-GB"/>
+        </w:rPr>
+      </w:pPr>
+      <w:r>
+        <w:rPr>
+          <w:rFonts w:ascii="Times New Roman" w:hAnsi="Times New Roman" w:cs="Times New Roman"/>
+          <w:lang w:val="en-GB"/>
+        </w:rPr>
+        <w:t xml:space="preserve">What it </w:t>
+      </w:r>
+      <w:proofErr w:type="gramStart"/>
+      <w:r>
+        <w:rPr>
+          <w:rFonts w:ascii="Times New Roman" w:hAnsi="Times New Roman" w:cs="Times New Roman"/>
+          <w:lang w:val="en-GB"/>
+        </w:rPr>
+        <w:t>means :-</w:t>
+      </w:r>
+      <w:proofErr w:type="gramEnd"/>
+      <w:r>
+        <w:rPr>
+          <w:rFonts w:ascii="Times New Roman" w:hAnsi="Times New Roman" w:cs="Times New Roman"/>
+          <w:lang w:val="en-GB"/>
+        </w:rPr>
+        <w:t xml:space="preserve"> “Inside the container, create (or use) a folder called /app and treat it as the current directory.”</w:t>
+      </w:r>
+    </w:p>
+    <w:p>
+      <w:pPr>
+        <w:rPr>
+          <w:rFonts w:ascii="Times New Roman" w:hAnsi="Times New Roman" w:cs="Times New Roman"/>
+          <w:lang w:val="en-GB"/>
+        </w:rPr>
+      </w:pPr>
+      <w:r>
+        <w:rPr>
+          <w:rFonts w:ascii="Times New Roman" w:hAnsi="Times New Roman" w:cs="Times New Roman"/>
+          <w:lang w:val="en-GB"/>
+        </w:rPr>
+        <w:t>Every command after this runs inside /app.</w:t>
+      </w:r>
+    </w:p>
+    <w:p>
+      <w:pPr>
+        <w:rPr>
+          <w:rFonts w:ascii="Times New Roman" w:hAnsi="Times New Roman" w:cs="Times New Roman"/>
+          <w:lang w:val="en-GB"/>
+        </w:rPr>
+      </w:pPr>
+    </w:p>
+    <w:p>
+      <w:pPr>
+        <w:rPr>
+          <w:rFonts w:ascii="Times New Roman" w:hAnsi="Times New Roman" w:cs="Times New Roman"/>
+          <w:lang w:val="en-GB"/>
+        </w:rPr>
+      </w:pPr>
+      <w:r>
+        <w:rPr>
+          <w:rFonts w:ascii="Times New Roman" w:hAnsi="Times New Roman" w:cs="Times New Roman"/>
+          <w:lang w:val="en-GB"/>
+        </w:rPr>
+        <w:t>LINE 3: COPY target/app.jar app.jar</w:t>
+      </w:r>
+    </w:p>
+    <w:p>
+      <w:pPr>
+        <w:rPr>
+          <w:rFonts w:ascii="Times New Roman" w:hAnsi="Times New Roman" w:cs="Times New Roman"/>
+          <w:lang w:val="en-GB"/>
+        </w:rPr>
+      </w:pPr>
+      <w:r>
+        <w:rPr>
+          <w:rFonts w:ascii="Times New Roman" w:hAnsi="Times New Roman" w:cs="Times New Roman"/>
+          <w:lang w:val="en-GB"/>
+        </w:rPr>
+        <w:t>What it means</w:t>
+      </w:r>
+      <w:proofErr w:type="gramStart"/>
+      <w:r>
+        <w:rPr>
+          <w:rFonts w:ascii="Times New Roman" w:hAnsi="Times New Roman" w:cs="Times New Roman"/>
+          <w:lang w:val="en-GB"/>
+        </w:rPr>
+        <w:t>:-</w:t>
+      </w:r>
+      <w:proofErr w:type="gramEnd"/>
+      <w:r>
+        <w:rPr>
+          <w:rFonts w:ascii="Times New Roman" w:hAnsi="Times New Roman" w:cs="Times New Roman"/>
+          <w:lang w:val="en-GB"/>
+        </w:rPr>
+        <w:t xml:space="preserve"> “Copy a file from my computer into the image.”</w:t>
+      </w:r>
+    </w:p>
+    <w:p>
+      <w:pPr>
+        <w:rPr>
+          <w:rFonts w:ascii="Times New Roman" w:hAnsi="Times New Roman" w:cs="Times New Roman"/>
+          <w:lang w:val="en-GB"/>
+        </w:rPr>
+      </w:pPr>
+      <w:r>
+        <w:rPr>
+          <w:rFonts w:ascii="Times New Roman" w:hAnsi="Times New Roman" w:cs="Times New Roman"/>
+          <w:lang w:val="en-GB"/>
+        </w:rPr>
+        <w:t>Left side → your machine</w:t>
+      </w:r>
+    </w:p>
+    <w:p>
+      <w:pPr>
+        <w:rPr>
+          <w:rFonts w:ascii="Times New Roman" w:hAnsi="Times New Roman" w:cs="Times New Roman"/>
+          <w:lang w:val="en-GB"/>
+        </w:rPr>
+      </w:pPr>
+      <w:r>
+        <w:rPr>
+          <w:rFonts w:ascii="Times New Roman" w:hAnsi="Times New Roman" w:cs="Times New Roman"/>
+          <w:lang w:val="en-GB"/>
+        </w:rPr>
+        <w:t>Right side → inside container</w:t>
+      </w:r>
+    </w:p>
+    <w:p>
+      <w:pPr>
+        <w:rPr>
+          <w:rFonts w:ascii="Times New Roman" w:hAnsi="Times New Roman" w:cs="Times New Roman"/>
+          <w:lang w:val="en-GB"/>
+        </w:rPr>
+      </w:pPr>
+      <w:r>
+        <w:rPr>
+          <w:rFonts w:ascii="Times New Roman" w:hAnsi="Times New Roman" w:cs="Times New Roman"/>
+          <w:lang w:val="en-GB"/>
+        </w:rPr>
+        <w:t>target/</w:t>
+      </w:r>
+      <w:proofErr w:type="gramStart"/>
+      <w:r>
+        <w:rPr>
+          <w:rFonts w:ascii="Times New Roman" w:hAnsi="Times New Roman" w:cs="Times New Roman"/>
+          <w:lang w:val="en-GB"/>
+        </w:rPr>
+        <w:t>app.jar  →</w:t>
+      </w:r>
+      <w:proofErr w:type="gramEnd"/>
+      <w:r>
+        <w:rPr>
+          <w:rFonts w:ascii="Times New Roman" w:hAnsi="Times New Roman" w:cs="Times New Roman"/>
+          <w:lang w:val="en-GB"/>
+        </w:rPr>
+        <w:t xml:space="preserve">  /app/app.jar</w:t>
+      </w:r>
+    </w:p>
+    <w:p>
+      <w:pPr>
+        <w:rPr>
+          <w:rFonts w:ascii="Times New Roman" w:hAnsi="Times New Roman" w:cs="Times New Roman"/>
+          <w:lang w:val="en-GB"/>
+        </w:rPr>
+      </w:pPr>
+    </w:p>
+    <w:p>
+      <w:pPr>
+        <w:rPr>
+          <w:rFonts w:ascii="Times New Roman" w:hAnsi="Times New Roman" w:cs="Times New Roman"/>
+          <w:lang w:val="en-GB"/>
+        </w:rPr>
+      </w:pPr>
+      <w:r>
+        <w:rPr>
+          <w:rFonts w:ascii="Times New Roman" w:hAnsi="Times New Roman" w:cs="Times New Roman"/>
+          <w:lang w:val="en-GB"/>
+        </w:rPr>
+        <w:t>LINE 4: EXPOSE 8080</w:t>
+      </w:r>
+    </w:p>
+    <w:p>
+      <w:pPr>
+        <w:rPr>
+          <w:rFonts w:ascii="Times New Roman" w:hAnsi="Times New Roman" w:cs="Times New Roman"/>
+          <w:lang w:val="en-GB"/>
+        </w:rPr>
+      </w:pPr>
+      <w:r>
+        <w:rPr>
+          <w:rFonts w:ascii="Times New Roman" w:hAnsi="Times New Roman" w:cs="Times New Roman"/>
+          <w:lang w:val="en-GB"/>
+        </w:rPr>
+        <w:t>What it means</w:t>
+      </w:r>
+      <w:proofErr w:type="gramStart"/>
+      <w:r>
+        <w:rPr>
+          <w:rFonts w:ascii="Times New Roman" w:hAnsi="Times New Roman" w:cs="Times New Roman"/>
+          <w:lang w:val="en-GB"/>
+        </w:rPr>
+        <w:t>:-</w:t>
+      </w:r>
+      <w:proofErr w:type="gramEnd"/>
+      <w:r>
+        <w:rPr>
+          <w:rFonts w:ascii="Times New Roman" w:hAnsi="Times New Roman" w:cs="Times New Roman"/>
+          <w:lang w:val="en-GB"/>
+        </w:rPr>
+        <w:t xml:space="preserve"> “This container is expected to use port 8080.”</w:t>
+      </w:r>
+    </w:p>
+    <w:p>
+      <w:pPr>
+        <w:rPr>
+          <w:rFonts w:ascii="Times New Roman" w:hAnsi="Times New Roman" w:cs="Times New Roman"/>
+          <w:lang w:val="en-GB"/>
+        </w:rPr>
+      </w:pPr>
+      <w:r>
+        <w:rPr>
+          <w:rFonts w:ascii="Times New Roman" w:hAnsi="Times New Roman" w:cs="Times New Roman"/>
+          <w:lang w:val="en-GB"/>
+        </w:rPr>
+        <w:t>This does NOT open the port. It’s just documentation. Actual opening happens when we run "docker run" command.</w:t>
+      </w:r>
+    </w:p>
+    <w:p>
+      <w:pPr>
+        <w:rPr>
+          <w:rFonts w:ascii="Times New Roman" w:hAnsi="Times New Roman" w:cs="Times New Roman"/>
+          <w:lang w:val="en-GB"/>
+        </w:rPr>
+      </w:pPr>
+    </w:p>
+    <w:p>
+      <w:pPr>
+        <w:rPr>
+          <w:rFonts w:ascii="Times New Roman" w:hAnsi="Times New Roman" w:cs="Times New Roman"/>
+          <w:lang w:val="en-GB"/>
+        </w:rPr>
+      </w:pPr>
+      <w:r>
+        <w:rPr>
+          <w:rFonts w:ascii="Times New Roman" w:hAnsi="Times New Roman" w:cs="Times New Roman"/>
+          <w:lang w:val="en-GB"/>
+        </w:rPr>
+        <w:t>LINE 5: ENTRYPOINT ["java", "-jar", "app.jar"]</w:t>
+      </w:r>
+    </w:p>
+    <w:p>
+      <w:pPr>
+        <w:rPr>
+          <w:rFonts w:ascii="Times New Roman" w:hAnsi="Times New Roman" w:cs="Times New Roman"/>
+          <w:lang w:val="en-GB"/>
+        </w:rPr>
+      </w:pPr>
+      <w:r>
+        <w:rPr>
+          <w:rFonts w:ascii="Times New Roman" w:hAnsi="Times New Roman" w:cs="Times New Roman"/>
+          <w:lang w:val="en-GB"/>
+        </w:rPr>
+        <w:t xml:space="preserve">What it </w:t>
+      </w:r>
+      <w:proofErr w:type="gramStart"/>
+      <w:r>
+        <w:rPr>
+          <w:rFonts w:ascii="Times New Roman" w:hAnsi="Times New Roman" w:cs="Times New Roman"/>
+          <w:lang w:val="en-GB"/>
+        </w:rPr>
+        <w:t>means :-</w:t>
+      </w:r>
+      <w:proofErr w:type="gramEnd"/>
+      <w:r>
+        <w:rPr>
+          <w:rFonts w:ascii="Times New Roman" w:hAnsi="Times New Roman" w:cs="Times New Roman"/>
+          <w:lang w:val="en-GB"/>
+        </w:rPr>
+        <w:t xml:space="preserve"> “When this image becomes a container, run this command.”</w:t>
+      </w:r>
+    </w:p>
+    <w:p>
+      <w:pPr>
+        <w:rPr>
+          <w:rFonts w:ascii="Times New Roman" w:hAnsi="Times New Roman" w:cs="Times New Roman"/>
+          <w:lang w:val="en-GB"/>
+        </w:rPr>
+      </w:pPr>
+      <w:r>
+        <w:rPr>
+          <w:rFonts w:ascii="Times New Roman" w:hAnsi="Times New Roman" w:cs="Times New Roman"/>
+          <w:lang w:val="en-GB"/>
+        </w:rPr>
+        <w:t>Equivalent to: java -jar app.jar</w:t>
+      </w:r>
+    </w:p>
+    <w:p>
+      <w:pPr>
+        <w:rPr>
+          <w:rFonts w:ascii="Times New Roman" w:hAnsi="Times New Roman" w:cs="Times New Roman"/>
+          <w:lang w:val="en-GB"/>
+        </w:rPr>
+      </w:pPr>
+      <w:r>
+        <w:rPr>
+          <w:rFonts w:ascii="Times New Roman" w:hAnsi="Times New Roman" w:cs="Times New Roman"/>
+          <w:lang w:val="en-GB"/>
+        </w:rPr>
+        <w:lastRenderedPageBreak/>
+        <w:t xml:space="preserve">This is: The start button/ </w:t>
+      </w:r>
+      <w:proofErr w:type="gramStart"/>
+      <w:r>
+        <w:rPr>
+          <w:rFonts w:ascii="Times New Roman" w:hAnsi="Times New Roman" w:cs="Times New Roman"/>
+          <w:lang w:val="en-GB"/>
+        </w:rPr>
+        <w:t>The</w:t>
+      </w:r>
+      <w:proofErr w:type="gramEnd"/>
+      <w:r>
+        <w:rPr>
+          <w:rFonts w:ascii="Times New Roman" w:hAnsi="Times New Roman" w:cs="Times New Roman"/>
+          <w:lang w:val="en-GB"/>
+        </w:rPr>
+        <w:t xml:space="preserve"> main process/ The thing that keeps the container alive</w:t>
+      </w:r>
+    </w:p>
+    <w:p>
+      <w:pPr>
+        <w:rPr>
+          <w:rFonts w:ascii="Times New Roman" w:hAnsi="Times New Roman" w:cs="Times New Roman"/>
+          <w:lang w:val="en-GB"/>
+        </w:rPr>
+      </w:pPr>
+      <w:r>
+        <w:rPr>
+          <w:rFonts w:ascii="Times New Roman" w:hAnsi="Times New Roman" w:cs="Times New Roman"/>
+          <w:lang w:val="en-GB"/>
+        </w:rPr>
+        <w:t>If this process stops → container stops.</w:t>
+      </w:r>
+    </w:p>
+    <w:p>
+      <w:pPr>
+        <w:rPr>
+          <w:rFonts w:ascii="Times New Roman" w:hAnsi="Times New Roman" w:cs="Times New Roman"/>
+          <w:lang w:val="en-GB"/>
+        </w:rPr>
+      </w:pPr>
+      <w:r>
+        <w:rPr>
+          <w:rFonts w:ascii="Times New Roman" w:hAnsi="Times New Roman" w:cs="Times New Roman"/>
+          <w:lang w:val="en-GB"/>
+        </w:rPr>
+        <w:t xml:space="preserve">Docker Build </w:t>
+      </w:r>
+      <w:proofErr w:type="spellStart"/>
+      <w:r>
+        <w:rPr>
+          <w:rFonts w:ascii="Times New Roman" w:hAnsi="Times New Roman" w:cs="Times New Roman"/>
+          <w:lang w:val="en-GB"/>
+        </w:rPr>
+        <w:t>vs</w:t>
+      </w:r>
+      <w:proofErr w:type="spellEnd"/>
+      <w:r>
+        <w:rPr>
+          <w:rFonts w:ascii="Times New Roman" w:hAnsi="Times New Roman" w:cs="Times New Roman"/>
+          <w:lang w:val="en-GB"/>
+        </w:rPr>
+        <w:t xml:space="preserve"> Docker Run </w:t>
+      </w:r>
+    </w:p>
+    <w:p>
+      <w:pPr>
+        <w:rPr>
+          <w:rFonts w:ascii="Times New Roman" w:hAnsi="Times New Roman" w:cs="Times New Roman"/>
+          <w:lang w:val="en-GB"/>
+        </w:rPr>
+      </w:pPr>
+      <w:r>
+        <w:rPr>
+          <w:rFonts w:ascii="Times New Roman" w:hAnsi="Times New Roman" w:cs="Times New Roman"/>
+          <w:lang w:val="en-GB"/>
+        </w:rPr>
+        <w:t>During docker build, Docker executes the line starting with:</w:t>
+      </w:r>
+    </w:p>
+    <w:p>
+      <w:pPr>
+        <w:rPr>
+          <w:rFonts w:ascii="Times New Roman" w:hAnsi="Times New Roman" w:cs="Times New Roman"/>
+          <w:lang w:val="en-GB"/>
+        </w:rPr>
+      </w:pPr>
+      <w:r>
+        <w:rPr>
+          <w:rFonts w:ascii="Times New Roman" w:hAnsi="Times New Roman" w:cs="Times New Roman"/>
+          <w:lang w:val="en-GB"/>
+        </w:rPr>
+        <w:t>FROM</w:t>
+      </w:r>
+      <w:r>
+        <w:rPr>
+          <w:rFonts w:ascii="Times New Roman" w:hAnsi="Times New Roman" w:cs="Times New Roman"/>
+          <w:lang w:val="en-GB"/>
+        </w:rPr>
+        <w:br/>
+      </w:r>
+      <w:r>
+        <w:rPr>
+          <w:rFonts w:ascii="Times New Roman" w:hAnsi="Times New Roman" w:cs="Times New Roman"/>
+          <w:lang w:val="en-GB"/>
+        </w:rPr>
+        <w:t>WORKDIR</w:t>
+      </w:r>
+      <w:r>
+        <w:rPr>
+          <w:rFonts w:ascii="Times New Roman" w:hAnsi="Times New Roman" w:cs="Times New Roman"/>
+          <w:lang w:val="en-GB"/>
+        </w:rPr>
+        <w:br/>
+      </w:r>
+      <w:r>
+        <w:rPr>
+          <w:rFonts w:ascii="Times New Roman" w:hAnsi="Times New Roman" w:cs="Times New Roman"/>
+          <w:lang w:val="en-GB"/>
+        </w:rPr>
+        <w:t>COPY</w:t>
+      </w:r>
+      <w:r>
+        <w:rPr>
+          <w:rFonts w:ascii="Times New Roman" w:hAnsi="Times New Roman" w:cs="Times New Roman"/>
+          <w:lang w:val="en-GB"/>
+        </w:rPr>
+        <w:br/>
+      </w:r>
+      <w:r>
+        <w:rPr>
+          <w:rFonts w:ascii="Times New Roman" w:hAnsi="Times New Roman" w:cs="Times New Roman"/>
+          <w:lang w:val="en-GB"/>
+        </w:rPr>
+        <w:t>RUN (if any)</w:t>
+      </w:r>
+    </w:p>
+    <w:p>
+      <w:pPr>
+        <w:rPr>
+          <w:rFonts w:ascii="Times New Roman" w:hAnsi="Times New Roman" w:cs="Times New Roman"/>
+          <w:lang w:val="en-GB"/>
+        </w:rPr>
+      </w:pPr>
+      <w:r>
+        <w:rPr>
+          <w:rFonts w:ascii="Times New Roman" w:hAnsi="Times New Roman" w:cs="Times New Roman"/>
+          <w:lang w:val="en-GB"/>
+        </w:rPr>
+        <w:t>During docker run</w:t>
+      </w:r>
+    </w:p>
+    <w:p>
+      <w:pPr>
+        <w:rPr>
+          <w:rFonts w:ascii="Times New Roman" w:hAnsi="Times New Roman" w:cs="Times New Roman"/>
+          <w:lang w:val="en-GB"/>
+        </w:rPr>
+      </w:pPr>
+      <w:r>
+        <w:rPr>
+          <w:rFonts w:ascii="Times New Roman" w:hAnsi="Times New Roman" w:cs="Times New Roman"/>
+          <w:lang w:val="en-GB"/>
+        </w:rPr>
+        <w:t>Docker executes</w:t>
+      </w:r>
+      <w:proofErr w:type="gramStart"/>
+      <w:r>
+        <w:rPr>
+          <w:rFonts w:ascii="Times New Roman" w:hAnsi="Times New Roman" w:cs="Times New Roman"/>
+          <w:lang w:val="en-GB"/>
+        </w:rPr>
+        <w:t>:</w:t>
+      </w:r>
+      <w:proofErr w:type="gramEnd"/>
+      <w:r>
+        <w:rPr>
+          <w:rFonts w:ascii="Times New Roman" w:hAnsi="Times New Roman" w:cs="Times New Roman"/>
+          <w:lang w:val="en-GB"/>
+        </w:rPr>
+        <w:br/>
+      </w:r>
+      <w:r>
+        <w:rPr>
+          <w:rFonts w:ascii="Times New Roman" w:hAnsi="Times New Roman" w:cs="Times New Roman"/>
+          <w:lang w:val="en-GB"/>
+        </w:rPr>
+        <w:t>CMD or ENTRYPOINT</w:t>
+      </w:r>
+    </w:p>
+    <w:p>
+      <w:pPr>
+        <w:rPr>
+          <w:rFonts w:ascii="Times New Roman" w:hAnsi="Times New Roman" w:cs="Times New Roman"/>
+          <w:lang w:val="en-GB"/>
+        </w:rPr>
+      </w:pPr>
+      <w:r>
+        <w:rPr>
+          <w:rFonts w:ascii="Times New Roman" w:hAnsi="Times New Roman" w:cs="Times New Roman"/>
+          <w:lang w:val="en-GB"/>
+        </w:rPr>
+        <w:t xml:space="preserve">How </w:t>
+      </w:r>
+      <w:proofErr w:type="spellStart"/>
+      <w:r>
+        <w:rPr>
+          <w:rFonts w:ascii="Times New Roman" w:hAnsi="Times New Roman" w:cs="Times New Roman"/>
+          <w:lang w:val="en-GB"/>
+        </w:rPr>
+        <w:t>DockerFile</w:t>
+      </w:r>
+      <w:proofErr w:type="spellEnd"/>
+      <w:r>
+        <w:rPr>
+          <w:rFonts w:ascii="Times New Roman" w:hAnsi="Times New Roman" w:cs="Times New Roman"/>
+          <w:lang w:val="en-GB"/>
+        </w:rPr>
+        <w:t xml:space="preserve"> and DockerCompose.yml looks like?</w:t>
+      </w:r>
+    </w:p>
+    <w:p>
+      <w:pPr>
+        <w:rPr>
+          <w:rFonts w:ascii="Times New Roman" w:hAnsi="Times New Roman" w:cs="Times New Roman"/>
+          <w:lang w:val="en-GB"/>
+        </w:rPr>
+      </w:pPr>
+    </w:p>
+    <w:p>
+      <w:pPr>
+        <w:rPr>
+          <w:rFonts w:ascii="Times New Roman" w:hAnsi="Times New Roman" w:cs="Times New Roman"/>
+          <w:lang w:val="en-GB"/>
+        </w:rPr>
+      </w:pPr>
+    </w:p>
+    <w:p>
+      <w:pPr>
+        <w:rPr>
+          <w:rFonts w:ascii="Times New Roman" w:hAnsi="Times New Roman" w:cs="Times New Roman"/>
+          <w:lang w:val="en-GB"/>
+        </w:rPr>
+      </w:pPr>
     </w:p>
     <w:sectPr>
       <w:pgSz w:w="12240" w:h="15840"/>
@@ -3082,6 +6747,345 @@
 <file path=word/numbering.xml><?xml version="1.0" encoding="utf-8"?>
 <w:numbering xmlns:ve="http://schemas.openxmlformats.org/markup-compatibility/2006" xmlns:o="urn:schemas-microsoft-com:office:office" xmlns:r="http://schemas.openxmlformats.org/officeDocument/2006/relationships" xmlns:m="http://schemas.openxmlformats.org/officeDocument/2006/math" xmlns:v="urn:schemas-microsoft-com:vml" xmlns:wp="http://schemas.openxmlformats.org/drawingml/2006/wordprocessingDrawing" xmlns:w10="urn:schemas-microsoft-com:office:word" xmlns:w="http://schemas.openxmlformats.org/wordprocessingml/2006/main" xmlns:wne="http://schemas.microsoft.com/office/word/2006/wordml">
   <w:abstractNum w:abstractNumId="0">
+    <w:nsid w:val="1433105B"/>
+    <w:multiLevelType w:val="hybridMultilevel"/>
+    <w:tmpl w:val="3B126FA8"/>
+    <w:lvl w:ilvl="0" w:tplc="04090001">
+      <w:start w:val="1"/>
+      <w:numFmt w:val="bullet"/>
+      <w:lvlText w:val=""/>
+      <w:lvlJc w:val="left"/>
+      <w:pPr>
+        <w:ind w:left="720" w:hanging="360"/>
+      </w:pPr>
+      <w:rPr>
+        <w:rFonts w:ascii="Symbol" w:hAnsi="Symbol" w:hint="default"/>
+      </w:rPr>
+    </w:lvl>
+    <w:lvl w:ilvl="1" w:tplc="04090003" w:tentative="1">
+      <w:start w:val="1"/>
+      <w:numFmt w:val="bullet"/>
+      <w:lvlText w:val="o"/>
+      <w:lvlJc w:val="left"/>
+      <w:pPr>
+        <w:ind w:left="1440" w:hanging="360"/>
+      </w:pPr>
+      <w:rPr>
+        <w:rFonts w:ascii="Courier New" w:hAnsi="Courier New" w:cs="Courier New" w:hint="default"/>
+      </w:rPr>
+    </w:lvl>
+    <w:lvl w:ilvl="2" w:tplc="04090005" w:tentative="1">
+      <w:start w:val="1"/>
+      <w:numFmt w:val="bullet"/>
+      <w:lvlText w:val=""/>
+      <w:lvlJc w:val="left"/>
+      <w:pPr>
+        <w:ind w:left="2160" w:hanging="360"/>
+      </w:pPr>
+      <w:rPr>
+        <w:rFonts w:ascii="Wingdings" w:hAnsi="Wingdings" w:hint="default"/>
+      </w:rPr>
+    </w:lvl>
+    <w:lvl w:ilvl="3" w:tplc="04090001" w:tentative="1">
+      <w:start w:val="1"/>
+      <w:numFmt w:val="bullet"/>
+      <w:lvlText w:val=""/>
+      <w:lvlJc w:val="left"/>
+      <w:pPr>
+        <w:ind w:left="2880" w:hanging="360"/>
+      </w:pPr>
+      <w:rPr>
+        <w:rFonts w:ascii="Symbol" w:hAnsi="Symbol" w:hint="default"/>
+      </w:rPr>
+    </w:lvl>
+    <w:lvl w:ilvl="4" w:tplc="04090003" w:tentative="1">
+      <w:start w:val="1"/>
+      <w:numFmt w:val="bullet"/>
+      <w:lvlText w:val="o"/>
+      <w:lvlJc w:val="left"/>
+      <w:pPr>
+        <w:ind w:left="3600" w:hanging="360"/>
+      </w:pPr>
+      <w:rPr>
+        <w:rFonts w:ascii="Courier New" w:hAnsi="Courier New" w:cs="Courier New" w:hint="default"/>
+      </w:rPr>
+    </w:lvl>
+    <w:lvl w:ilvl="5" w:tplc="04090005" w:tentative="1">
+      <w:start w:val="1"/>
+      <w:numFmt w:val="bullet"/>
+      <w:lvlText w:val=""/>
+      <w:lvlJc w:val="left"/>
+      <w:pPr>
+        <w:ind w:left="4320" w:hanging="360"/>
+      </w:pPr>
+      <w:rPr>
+        <w:rFonts w:ascii="Wingdings" w:hAnsi="Wingdings" w:hint="default"/>
+      </w:rPr>
+    </w:lvl>
+    <w:lvl w:ilvl="6" w:tplc="04090001" w:tentative="1">
+      <w:start w:val="1"/>
+      <w:numFmt w:val="bullet"/>
+      <w:lvlText w:val=""/>
+      <w:lvlJc w:val="left"/>
+      <w:pPr>
+        <w:ind w:left="5040" w:hanging="360"/>
+      </w:pPr>
+      <w:rPr>
+        <w:rFonts w:ascii="Symbol" w:hAnsi="Symbol" w:hint="default"/>
+      </w:rPr>
+    </w:lvl>
+    <w:lvl w:ilvl="7" w:tplc="04090003" w:tentative="1">
+      <w:start w:val="1"/>
+      <w:numFmt w:val="bullet"/>
+      <w:lvlText w:val="o"/>
+      <w:lvlJc w:val="left"/>
+      <w:pPr>
+        <w:ind w:left="5760" w:hanging="360"/>
+      </w:pPr>
+      <w:rPr>
+        <w:rFonts w:ascii="Courier New" w:hAnsi="Courier New" w:cs="Courier New" w:hint="default"/>
+      </w:rPr>
+    </w:lvl>
+    <w:lvl w:ilvl="8" w:tplc="04090005" w:tentative="1">
+      <w:start w:val="1"/>
+      <w:numFmt w:val="bullet"/>
+      <w:lvlText w:val=""/>
+      <w:lvlJc w:val="left"/>
+      <w:pPr>
+        <w:ind w:left="6480" w:hanging="360"/>
+      </w:pPr>
+      <w:rPr>
+        <w:rFonts w:ascii="Wingdings" w:hAnsi="Wingdings" w:hint="default"/>
+      </w:rPr>
+    </w:lvl>
+  </w:abstractNum>
+  <w:abstractNum w:abstractNumId="1">
+    <w:nsid w:val="1F6816B8"/>
+    <w:multiLevelType w:val="hybridMultilevel"/>
+    <w:tmpl w:val="A3B00028"/>
+    <w:lvl w:ilvl="0" w:tplc="04090001">
+      <w:start w:val="1"/>
+      <w:numFmt w:val="bullet"/>
+      <w:lvlText w:val=""/>
+      <w:lvlJc w:val="left"/>
+      <w:pPr>
+        <w:ind w:left="720" w:hanging="360"/>
+      </w:pPr>
+      <w:rPr>
+        <w:rFonts w:ascii="Symbol" w:hAnsi="Symbol" w:hint="default"/>
+      </w:rPr>
+    </w:lvl>
+    <w:lvl w:ilvl="1" w:tplc="04090003" w:tentative="1">
+      <w:start w:val="1"/>
+      <w:numFmt w:val="bullet"/>
+      <w:lvlText w:val="o"/>
+      <w:lvlJc w:val="left"/>
+      <w:pPr>
+        <w:ind w:left="1440" w:hanging="360"/>
+      </w:pPr>
+      <w:rPr>
+        <w:rFonts w:ascii="Courier New" w:hAnsi="Courier New" w:cs="Courier New" w:hint="default"/>
+      </w:rPr>
+    </w:lvl>
+    <w:lvl w:ilvl="2" w:tplc="04090005" w:tentative="1">
+      <w:start w:val="1"/>
+      <w:numFmt w:val="bullet"/>
+      <w:lvlText w:val=""/>
+      <w:lvlJc w:val="left"/>
+      <w:pPr>
+        <w:ind w:left="2160" w:hanging="360"/>
+      </w:pPr>
+      <w:rPr>
+        <w:rFonts w:ascii="Wingdings" w:hAnsi="Wingdings" w:hint="default"/>
+      </w:rPr>
+    </w:lvl>
+    <w:lvl w:ilvl="3" w:tplc="04090001" w:tentative="1">
+      <w:start w:val="1"/>
+      <w:numFmt w:val="bullet"/>
+      <w:lvlText w:val=""/>
+      <w:lvlJc w:val="left"/>
+      <w:pPr>
+        <w:ind w:left="2880" w:hanging="360"/>
+      </w:pPr>
+      <w:rPr>
+        <w:rFonts w:ascii="Symbol" w:hAnsi="Symbol" w:hint="default"/>
+      </w:rPr>
+    </w:lvl>
+    <w:lvl w:ilvl="4" w:tplc="04090003" w:tentative="1">
+      <w:start w:val="1"/>
+      <w:numFmt w:val="bullet"/>
+      <w:lvlText w:val="o"/>
+      <w:lvlJc w:val="left"/>
+      <w:pPr>
+        <w:ind w:left="3600" w:hanging="360"/>
+      </w:pPr>
+      <w:rPr>
+        <w:rFonts w:ascii="Courier New" w:hAnsi="Courier New" w:cs="Courier New" w:hint="default"/>
+      </w:rPr>
+    </w:lvl>
+    <w:lvl w:ilvl="5" w:tplc="04090005" w:tentative="1">
+      <w:start w:val="1"/>
+      <w:numFmt w:val="bullet"/>
+      <w:lvlText w:val=""/>
+      <w:lvlJc w:val="left"/>
+      <w:pPr>
+        <w:ind w:left="4320" w:hanging="360"/>
+      </w:pPr>
+      <w:rPr>
+        <w:rFonts w:ascii="Wingdings" w:hAnsi="Wingdings" w:hint="default"/>
+      </w:rPr>
+    </w:lvl>
+    <w:lvl w:ilvl="6" w:tplc="04090001" w:tentative="1">
+      <w:start w:val="1"/>
+      <w:numFmt w:val="bullet"/>
+      <w:lvlText w:val=""/>
+      <w:lvlJc w:val="left"/>
+      <w:pPr>
+        <w:ind w:left="5040" w:hanging="360"/>
+      </w:pPr>
+      <w:rPr>
+        <w:rFonts w:ascii="Symbol" w:hAnsi="Symbol" w:hint="default"/>
+      </w:rPr>
+    </w:lvl>
+    <w:lvl w:ilvl="7" w:tplc="04090003" w:tentative="1">
+      <w:start w:val="1"/>
+      <w:numFmt w:val="bullet"/>
+      <w:lvlText w:val="o"/>
+      <w:lvlJc w:val="left"/>
+      <w:pPr>
+        <w:ind w:left="5760" w:hanging="360"/>
+      </w:pPr>
+      <w:rPr>
+        <w:rFonts w:ascii="Courier New" w:hAnsi="Courier New" w:cs="Courier New" w:hint="default"/>
+      </w:rPr>
+    </w:lvl>
+    <w:lvl w:ilvl="8" w:tplc="04090005" w:tentative="1">
+      <w:start w:val="1"/>
+      <w:numFmt w:val="bullet"/>
+      <w:lvlText w:val=""/>
+      <w:lvlJc w:val="left"/>
+      <w:pPr>
+        <w:ind w:left="6480" w:hanging="360"/>
+      </w:pPr>
+      <w:rPr>
+        <w:rFonts w:ascii="Wingdings" w:hAnsi="Wingdings" w:hint="default"/>
+      </w:rPr>
+    </w:lvl>
+  </w:abstractNum>
+  <w:abstractNum w:abstractNumId="2">
+    <w:nsid w:val="3E377A3A"/>
+    <w:multiLevelType w:val="hybridMultilevel"/>
+    <w:tmpl w:val="C9CE60D0"/>
+    <w:lvl w:ilvl="0" w:tplc="04090001">
+      <w:start w:val="1"/>
+      <w:numFmt w:val="bullet"/>
+      <w:lvlText w:val=""/>
+      <w:lvlJc w:val="left"/>
+      <w:pPr>
+        <w:ind w:left="720" w:hanging="360"/>
+      </w:pPr>
+      <w:rPr>
+        <w:rFonts w:ascii="Symbol" w:hAnsi="Symbol" w:hint="default"/>
+      </w:rPr>
+    </w:lvl>
+    <w:lvl w:ilvl="1" w:tplc="04090003" w:tentative="1">
+      <w:start w:val="1"/>
+      <w:numFmt w:val="bullet"/>
+      <w:lvlText w:val="o"/>
+      <w:lvlJc w:val="left"/>
+      <w:pPr>
+        <w:ind w:left="1440" w:hanging="360"/>
+      </w:pPr>
+      <w:rPr>
+        <w:rFonts w:ascii="Courier New" w:hAnsi="Courier New" w:cs="Courier New" w:hint="default"/>
+      </w:rPr>
+    </w:lvl>
+    <w:lvl w:ilvl="2" w:tplc="04090005" w:tentative="1">
+      <w:start w:val="1"/>
+      <w:numFmt w:val="bullet"/>
+      <w:lvlText w:val=""/>
+      <w:lvlJc w:val="left"/>
+      <w:pPr>
+        <w:ind w:left="2160" w:hanging="360"/>
+      </w:pPr>
+      <w:rPr>
+        <w:rFonts w:ascii="Wingdings" w:hAnsi="Wingdings" w:hint="default"/>
+      </w:rPr>
+    </w:lvl>
+    <w:lvl w:ilvl="3" w:tplc="04090001" w:tentative="1">
+      <w:start w:val="1"/>
+      <w:numFmt w:val="bullet"/>
+      <w:lvlText w:val=""/>
+      <w:lvlJc w:val="left"/>
+      <w:pPr>
+        <w:ind w:left="2880" w:hanging="360"/>
+      </w:pPr>
+      <w:rPr>
+        <w:rFonts w:ascii="Symbol" w:hAnsi="Symbol" w:hint="default"/>
+      </w:rPr>
+    </w:lvl>
+    <w:lvl w:ilvl="4" w:tplc="04090003" w:tentative="1">
+      <w:start w:val="1"/>
+      <w:numFmt w:val="bullet"/>
+      <w:lvlText w:val="o"/>
+      <w:lvlJc w:val="left"/>
+      <w:pPr>
+        <w:ind w:left="3600" w:hanging="360"/>
+      </w:pPr>
+      <w:rPr>
+        <w:rFonts w:ascii="Courier New" w:hAnsi="Courier New" w:cs="Courier New" w:hint="default"/>
+      </w:rPr>
+    </w:lvl>
+    <w:lvl w:ilvl="5" w:tplc="04090005" w:tentative="1">
+      <w:start w:val="1"/>
+      <w:numFmt w:val="bullet"/>
+      <w:lvlText w:val=""/>
+      <w:lvlJc w:val="left"/>
+      <w:pPr>
+        <w:ind w:left="4320" w:hanging="360"/>
+      </w:pPr>
+      <w:rPr>
+        <w:rFonts w:ascii="Wingdings" w:hAnsi="Wingdings" w:hint="default"/>
+      </w:rPr>
+    </w:lvl>
+    <w:lvl w:ilvl="6" w:tplc="04090001" w:tentative="1">
+      <w:start w:val="1"/>
+      <w:numFmt w:val="bullet"/>
+      <w:lvlText w:val=""/>
+      <w:lvlJc w:val="left"/>
+      <w:pPr>
+        <w:ind w:left="5040" w:hanging="360"/>
+      </w:pPr>
+      <w:rPr>
+        <w:rFonts w:ascii="Symbol" w:hAnsi="Symbol" w:hint="default"/>
+      </w:rPr>
+    </w:lvl>
+    <w:lvl w:ilvl="7" w:tplc="04090003" w:tentative="1">
+      <w:start w:val="1"/>
+      <w:numFmt w:val="bullet"/>
+      <w:lvlText w:val="o"/>
+      <w:lvlJc w:val="left"/>
+      <w:pPr>
+        <w:ind w:left="5760" w:hanging="360"/>
+      </w:pPr>
+      <w:rPr>
+        <w:rFonts w:ascii="Courier New" w:hAnsi="Courier New" w:cs="Courier New" w:hint="default"/>
+      </w:rPr>
+    </w:lvl>
+    <w:lvl w:ilvl="8" w:tplc="04090005" w:tentative="1">
+      <w:start w:val="1"/>
+      <w:numFmt w:val="bullet"/>
+      <w:lvlText w:val=""/>
+      <w:lvlJc w:val="left"/>
+      <w:pPr>
+        <w:ind w:left="6480" w:hanging="360"/>
+      </w:pPr>
+      <w:rPr>
+        <w:rFonts w:ascii="Wingdings" w:hAnsi="Wingdings" w:hint="default"/>
+      </w:rPr>
+    </w:lvl>
+  </w:abstractNum>
+  <w:abstractNum w:abstractNumId="3">
     <w:nsid w:val="41324B88"/>
     <w:multiLevelType w:val="hybridMultilevel"/>
     <w:tmpl w:val="6D0A979C"/>
@@ -3167,7 +7171,120 @@
       </w:pPr>
     </w:lvl>
   </w:abstractNum>
-  <w:abstractNum w:abstractNumId="1">
+  <w:abstractNum w:abstractNumId="4">
+    <w:nsid w:val="482E4A58"/>
+    <w:multiLevelType w:val="hybridMultilevel"/>
+    <w:tmpl w:val="D178A9E6"/>
+    <w:lvl w:ilvl="0" w:tplc="04090001">
+      <w:start w:val="1"/>
+      <w:numFmt w:val="bullet"/>
+      <w:lvlText w:val=""/>
+      <w:lvlJc w:val="left"/>
+      <w:pPr>
+        <w:ind w:left="720" w:hanging="360"/>
+      </w:pPr>
+      <w:rPr>
+        <w:rFonts w:ascii="Symbol" w:hAnsi="Symbol" w:hint="default"/>
+      </w:rPr>
+    </w:lvl>
+    <w:lvl w:ilvl="1" w:tplc="04090003" w:tentative="1">
+      <w:start w:val="1"/>
+      <w:numFmt w:val="bullet"/>
+      <w:lvlText w:val="o"/>
+      <w:lvlJc w:val="left"/>
+      <w:pPr>
+        <w:ind w:left="1440" w:hanging="360"/>
+      </w:pPr>
+      <w:rPr>
+        <w:rFonts w:ascii="Courier New" w:hAnsi="Courier New" w:cs="Courier New" w:hint="default"/>
+      </w:rPr>
+    </w:lvl>
+    <w:lvl w:ilvl="2" w:tplc="04090005" w:tentative="1">
+      <w:start w:val="1"/>
+      <w:numFmt w:val="bullet"/>
+      <w:lvlText w:val=""/>
+      <w:lvlJc w:val="left"/>
+      <w:pPr>
+        <w:ind w:left="2160" w:hanging="360"/>
+      </w:pPr>
+      <w:rPr>
+        <w:rFonts w:ascii="Wingdings" w:hAnsi="Wingdings" w:hint="default"/>
+      </w:rPr>
+    </w:lvl>
+    <w:lvl w:ilvl="3" w:tplc="04090001" w:tentative="1">
+      <w:start w:val="1"/>
+      <w:numFmt w:val="bullet"/>
+      <w:lvlText w:val=""/>
+      <w:lvlJc w:val="left"/>
+      <w:pPr>
+        <w:ind w:left="2880" w:hanging="360"/>
+      </w:pPr>
+      <w:rPr>
+        <w:rFonts w:ascii="Symbol" w:hAnsi="Symbol" w:hint="default"/>
+      </w:rPr>
+    </w:lvl>
+    <w:lvl w:ilvl="4" w:tplc="04090003" w:tentative="1">
+      <w:start w:val="1"/>
+      <w:numFmt w:val="bullet"/>
+      <w:lvlText w:val="o"/>
+      <w:lvlJc w:val="left"/>
+      <w:pPr>
+        <w:ind w:left="3600" w:hanging="360"/>
+      </w:pPr>
+      <w:rPr>
+        <w:rFonts w:ascii="Courier New" w:hAnsi="Courier New" w:cs="Courier New" w:hint="default"/>
+      </w:rPr>
+    </w:lvl>
+    <w:lvl w:ilvl="5" w:tplc="04090005" w:tentative="1">
+      <w:start w:val="1"/>
+      <w:numFmt w:val="bullet"/>
+      <w:lvlText w:val=""/>
+      <w:lvlJc w:val="left"/>
+      <w:pPr>
+        <w:ind w:left="4320" w:hanging="360"/>
+      </w:pPr>
+      <w:rPr>
+        <w:rFonts w:ascii="Wingdings" w:hAnsi="Wingdings" w:hint="default"/>
+      </w:rPr>
+    </w:lvl>
+    <w:lvl w:ilvl="6" w:tplc="04090001" w:tentative="1">
+      <w:start w:val="1"/>
+      <w:numFmt w:val="bullet"/>
+      <w:lvlText w:val=""/>
+      <w:lvlJc w:val="left"/>
+      <w:pPr>
+        <w:ind w:left="5040" w:hanging="360"/>
+      </w:pPr>
+      <w:rPr>
+        <w:rFonts w:ascii="Symbol" w:hAnsi="Symbol" w:hint="default"/>
+      </w:rPr>
+    </w:lvl>
+    <w:lvl w:ilvl="7" w:tplc="04090003" w:tentative="1">
+      <w:start w:val="1"/>
+      <w:numFmt w:val="bullet"/>
+      <w:lvlText w:val="o"/>
+      <w:lvlJc w:val="left"/>
+      <w:pPr>
+        <w:ind w:left="5760" w:hanging="360"/>
+      </w:pPr>
+      <w:rPr>
+        <w:rFonts w:ascii="Courier New" w:hAnsi="Courier New" w:cs="Courier New" w:hint="default"/>
+      </w:rPr>
+    </w:lvl>
+    <w:lvl w:ilvl="8" w:tplc="04090005" w:tentative="1">
+      <w:start w:val="1"/>
+      <w:numFmt w:val="bullet"/>
+      <w:lvlText w:val=""/>
+      <w:lvlJc w:val="left"/>
+      <w:pPr>
+        <w:ind w:left="6480" w:hanging="360"/>
+      </w:pPr>
+      <w:rPr>
+        <w:rFonts w:ascii="Wingdings" w:hAnsi="Wingdings" w:hint="default"/>
+      </w:rPr>
+    </w:lvl>
+  </w:abstractNum>
+  <w:abstractNum w:abstractNumId="5">
     <w:nsid w:val="56C16538"/>
     <w:multiLevelType w:val="hybridMultilevel"/>
     <w:tmpl w:val="546C1806"/>
@@ -3253,7 +7370,7 @@
       </w:pPr>
     </w:lvl>
   </w:abstractNum>
-  <w:abstractNum w:abstractNumId="2">
+  <w:abstractNum w:abstractNumId="6">
     <w:nsid w:val="57301C88"/>
     <w:multiLevelType w:val="hybridMultilevel"/>
     <w:tmpl w:val="BB38E526"/>
@@ -3342,14 +7459,142 @@
       </w:pPr>
     </w:lvl>
   </w:abstractNum>
+  <w:abstractNum w:abstractNumId="7">
+    <w:nsid w:val="65790D32"/>
+    <w:multiLevelType w:val="hybridMultilevel"/>
+    <w:tmpl w:val="FF54DA68"/>
+    <w:lvl w:ilvl="0" w:tplc="04090001">
+      <w:start w:val="1"/>
+      <w:numFmt w:val="bullet"/>
+      <w:lvlText w:val=""/>
+      <w:lvlJc w:val="left"/>
+      <w:pPr>
+        <w:ind w:left="720" w:hanging="360"/>
+      </w:pPr>
+      <w:rPr>
+        <w:rFonts w:ascii="Symbol" w:hAnsi="Symbol" w:hint="default"/>
+      </w:rPr>
+    </w:lvl>
+    <w:lvl w:ilvl="1" w:tplc="04090003" w:tentative="1">
+      <w:start w:val="1"/>
+      <w:numFmt w:val="bullet"/>
+      <w:lvlText w:val="o"/>
+      <w:lvlJc w:val="left"/>
+      <w:pPr>
+        <w:ind w:left="1440" w:hanging="360"/>
+      </w:pPr>
+      <w:rPr>
+        <w:rFonts w:ascii="Courier New" w:hAnsi="Courier New" w:cs="Courier New" w:hint="default"/>
+      </w:rPr>
+    </w:lvl>
+    <w:lvl w:ilvl="2" w:tplc="04090005" w:tentative="1">
+      <w:start w:val="1"/>
+      <w:numFmt w:val="bullet"/>
+      <w:lvlText w:val=""/>
+      <w:lvlJc w:val="left"/>
+      <w:pPr>
+        <w:ind w:left="2160" w:hanging="360"/>
+      </w:pPr>
+      <w:rPr>
+        <w:rFonts w:ascii="Wingdings" w:hAnsi="Wingdings" w:hint="default"/>
+      </w:rPr>
+    </w:lvl>
+    <w:lvl w:ilvl="3" w:tplc="04090001" w:tentative="1">
+      <w:start w:val="1"/>
+      <w:numFmt w:val="bullet"/>
+      <w:lvlText w:val=""/>
+      <w:lvlJc w:val="left"/>
+      <w:pPr>
+        <w:ind w:left="2880" w:hanging="360"/>
+      </w:pPr>
+      <w:rPr>
+        <w:rFonts w:ascii="Symbol" w:hAnsi="Symbol" w:hint="default"/>
+      </w:rPr>
+    </w:lvl>
+    <w:lvl w:ilvl="4" w:tplc="04090003" w:tentative="1">
+      <w:start w:val="1"/>
+      <w:numFmt w:val="bullet"/>
+      <w:lvlText w:val="o"/>
+      <w:lvlJc w:val="left"/>
+      <w:pPr>
+        <w:ind w:left="3600" w:hanging="360"/>
+      </w:pPr>
+      <w:rPr>
+        <w:rFonts w:ascii="Courier New" w:hAnsi="Courier New" w:cs="Courier New" w:hint="default"/>
+      </w:rPr>
+    </w:lvl>
+    <w:lvl w:ilvl="5" w:tplc="04090005" w:tentative="1">
+      <w:start w:val="1"/>
+      <w:numFmt w:val="bullet"/>
+      <w:lvlText w:val=""/>
+      <w:lvlJc w:val="left"/>
+      <w:pPr>
+        <w:ind w:left="4320" w:hanging="360"/>
+      </w:pPr>
+      <w:rPr>
+        <w:rFonts w:ascii="Wingdings" w:hAnsi="Wingdings" w:hint="default"/>
+      </w:rPr>
+    </w:lvl>
+    <w:lvl w:ilvl="6" w:tplc="04090001" w:tentative="1">
+      <w:start w:val="1"/>
+      <w:numFmt w:val="bullet"/>
+      <w:lvlText w:val=""/>
+      <w:lvlJc w:val="left"/>
+      <w:pPr>
+        <w:ind w:left="5040" w:hanging="360"/>
+      </w:pPr>
+      <w:rPr>
+        <w:rFonts w:ascii="Symbol" w:hAnsi="Symbol" w:hint="default"/>
+      </w:rPr>
+    </w:lvl>
+    <w:lvl w:ilvl="7" w:tplc="04090003" w:tentative="1">
+      <w:start w:val="1"/>
+      <w:numFmt w:val="bullet"/>
+      <w:lvlText w:val="o"/>
+      <w:lvlJc w:val="left"/>
+      <w:pPr>
+        <w:ind w:left="5760" w:hanging="360"/>
+      </w:pPr>
+      <w:rPr>
+        <w:rFonts w:ascii="Courier New" w:hAnsi="Courier New" w:cs="Courier New" w:hint="default"/>
+      </w:rPr>
+    </w:lvl>
+    <w:lvl w:ilvl="8" w:tplc="04090005" w:tentative="1">
+      <w:start w:val="1"/>
+      <w:numFmt w:val="bullet"/>
+      <w:lvlText w:val=""/>
+      <w:lvlJc w:val="left"/>
+      <w:pPr>
+        <w:ind w:left="6480" w:hanging="360"/>
+      </w:pPr>
+      <w:rPr>
+        <w:rFonts w:ascii="Wingdings" w:hAnsi="Wingdings" w:hint="default"/>
+      </w:rPr>
+    </w:lvl>
+  </w:abstractNum>
   <w:num w:numId="1">
+    <w:abstractNumId w:val="5"/>
+  </w:num>
+  <w:num w:numId="2">
+    <w:abstractNumId w:val="6"/>
+  </w:num>
+  <w:num w:numId="3">
+    <w:abstractNumId w:val="3"/>
+  </w:num>
+  <w:num w:numId="4">
+    <w:abstractNumId w:val="0"/>
+  </w:num>
+  <w:num w:numId="5">
+    <w:abstractNumId w:val="7"/>
+  </w:num>
+  <w:num w:numId="6">
     <w:abstractNumId w:val="1"/>
   </w:num>
-  <w:num w:numId="2">
+  <w:num w:numId="7">
+    <w:abstractNumId w:val="4"/>
+  </w:num>
+  <w:num w:numId="8">
     <w:abstractNumId w:val="2"/>
-  </w:num>
-  <w:num w:numId="3">
-    <w:abstractNumId w:val="0"/>
   </w:num>
 </w:numbering>
 </file>
